--- a/docs/print/operating-principles.docx
+++ b/docs/print/operating-principles.docx
@@ -2,7 +2,7 @@
 <file path=word/document.xml><?xml version="1.0" encoding="utf-8"?>
 <w:document xmlns:w="http://schemas.openxmlformats.org/wordprocessingml/2006/main" xmlns:m="http://schemas.openxmlformats.org/officeDocument/2006/math" xmlns:r="http://schemas.openxmlformats.org/officeDocument/2006/relationships" xmlns:o="urn:schemas-microsoft-com:office:office" xmlns:v="urn:schemas-microsoft-com:vml" xmlns:w10="urn:schemas-microsoft-com:office:word" xmlns:a="http://schemas.openxmlformats.org/drawingml/2006/main" xmlns:pic="http://schemas.openxmlformats.org/drawingml/2006/picture" xmlns:wp="http://schemas.openxmlformats.org/drawingml/2006/wordprocessingDrawing">
   <w:body>
-    <w:bookmarkStart w:id="48" w:name="X62640b4f8ce4f9ca7151157c4fb7bab4ea32221"/>
+    <w:bookmarkStart w:id="35" w:name="X62640b4f8ce4f9ca7151157c4fb7bab4ea32221"/>
     <w:p>
       <w:pPr>
         <w:pStyle w:val="Heading1"/>
@@ -753,7 +753,7 @@
               <a:graphicData uri="http://schemas.openxmlformats.org/drawingml/2006/picture">
                 <pic:pic>
                   <pic:nvPicPr>
-                    <pic:cNvPr descr="/var/folders/vx/j6t_57qj4k127v7g03d510gm0000gn/T/tmp37390ow3/diagram-1.png" id="11" name="Picture"/>
+                    <pic:cNvPr descr="diagram-1.png" id="11" name="Picture"/>
                     <pic:cNvPicPr>
                       <a:picLocks noChangeArrowheads="1" noChangeAspect="1"/>
                     </pic:cNvPicPr>
@@ -794,7 +794,7 @@
       </w:r>
     </w:p>
     <w:bookmarkEnd w:id="12"/>
-    <w:bookmarkStart w:id="21" w:name="a-capacity--what-we-can-promise"/>
+    <w:bookmarkStart w:id="16" w:name="a-capacity--what-we-can-promise"/>
     <w:p>
       <w:pPr>
         <w:pStyle w:val="Heading2"/>
@@ -815,7 +815,7 @@
         <w:t xml:space="preserve">Platform team owns. The guarantee in every other category depends on this one being right.</w:t>
       </w:r>
     </w:p>
-    <w:bookmarkStart w:id="17" w:name="a1-n1-node-failure-tolerance"/>
+    <w:bookmarkStart w:id="13" w:name="a1-n1-node-failure-tolerance"/>
     <w:p>
       <w:pPr>
         <w:pStyle w:val="Heading3"/>
@@ -883,32 +883,7 @@
         <w:t xml:space="preserve"> </w:t>
       </w:r>
       <w:r>
-        <w:t xml:space="preserve">(</w:t>
-      </w:r>
-      <w:hyperlink r:id="rId13">
-        <w:r>
-          <w:rPr>
-            <w:rStyle w:val="Hyperlink"/>
-          </w:rPr>
-          <w:t xml:space="preserve">allocation model</w:t>
-        </w:r>
-      </w:hyperlink>
-      <w:r>
-        <w:t xml:space="preserve">,</w:t>
-      </w:r>
-      <w:r>
-        <w:t xml:space="preserve"> </w:t>
-      </w:r>
-      <w:hyperlink r:id="rId14">
-        <w:r>
-          <w:rPr>
-            <w:rStyle w:val="Hyperlink"/>
-          </w:rPr>
-          <w:t xml:space="preserve">planner guide</w:t>
-        </w:r>
-      </w:hyperlink>
-      <w:r>
-        <w:t xml:space="preserve">).</w:t>
+        <w:t xml:space="preserve">(allocation model, planner guide).</w:t>
       </w:r>
     </w:p>
     <w:p>
@@ -1084,32 +1059,7 @@
         <w:t xml:space="preserve"> </w:t>
       </w:r>
       <w:r>
-        <w:t xml:space="preserve">(</w:t>
-      </w:r>
-      <w:hyperlink r:id="rId15">
-        <w:r>
-          <w:rPr>
-            <w:rStyle w:val="Hyperlink"/>
-          </w:rPr>
-          <w:t xml:space="preserve">process</w:t>
-        </w:r>
-      </w:hyperlink>
-      <w:r>
-        <w:t xml:space="preserve">, action D5 in</w:t>
-      </w:r>
-      <w:r>
-        <w:t xml:space="preserve"> </w:t>
-      </w:r>
-      <w:hyperlink r:id="rId16">
-        <w:r>
-          <w:rPr>
-            <w:rStyle w:val="Hyperlink"/>
-          </w:rPr>
-          <w:t xml:space="preserve">07</w:t>
-        </w:r>
-      </w:hyperlink>
-      <w:r>
-        <w:t xml:space="preserve">).</w:t>
+        <w:t xml:space="preserve">(process, action D5 in 07).</w:t>
       </w:r>
     </w:p>
     <w:p>
@@ -1148,8 +1098,8 @@
         <w:t xml:space="preserve">).</w:t>
       </w:r>
     </w:p>
-    <w:bookmarkEnd w:id="17"/>
-    <w:bookmarkStart w:id="19" w:name="a2-conservative-allocation"/>
+    <w:bookmarkEnd w:id="13"/>
+    <w:bookmarkStart w:id="14" w:name="a2-conservative-allocation"/>
     <w:p>
       <w:pPr>
         <w:pStyle w:val="Heading3"/>
@@ -1335,18 +1285,7 @@
         <w:t xml:space="preserve"> </w:t>
       </w:r>
       <w:r>
-        <w:t xml:space="preserve">for new hardware (</w:t>
-      </w:r>
-      <w:hyperlink r:id="rId18">
-        <w:r>
-          <w:rPr>
-            <w:rStyle w:val="Hyperlink"/>
-          </w:rPr>
-          <w:t xml:space="preserve">emergency increase</w:t>
-        </w:r>
-      </w:hyperlink>
-      <w:r>
-        <w:t xml:space="preserve">).</w:t>
+        <w:t xml:space="preserve">for new hardware (emergency increase).</w:t>
       </w:r>
     </w:p>
     <w:p>
@@ -1415,8 +1354,8 @@
         <w:t xml:space="preserve">skipped HA). Say no to capacity we don't have, not to capacity that is justified.</w:t>
       </w:r>
     </w:p>
-    <w:bookmarkEnd w:id="19"/>
-    <w:bookmarkStart w:id="20" w:name="a3-autoscaling-and-bursts"/>
+    <w:bookmarkEnd w:id="14"/>
+    <w:bookmarkStart w:id="15" w:name="a3-autoscaling-and-bursts"/>
     <w:p>
       <w:pPr>
         <w:pStyle w:val="Heading3"/>
@@ -1573,9 +1512,9 @@
         </w:pict>
       </w:r>
     </w:p>
-    <w:bookmarkEnd w:id="20"/>
-    <w:bookmarkEnd w:id="21"/>
-    <w:bookmarkStart w:id="29" w:name="b-tenancy--how-we-share-it"/>
+    <w:bookmarkEnd w:id="15"/>
+    <w:bookmarkEnd w:id="16"/>
+    <w:bookmarkStart w:id="20" w:name="b-tenancy--how-we-share-it"/>
     <w:p>
       <w:pPr>
         <w:pStyle w:val="Heading2"/>
@@ -1596,7 +1535,7 @@
         <w:t xml:space="preserve">Platform team sets the rules and enforces them; tenants can't opt out.</w:t>
       </w:r>
     </w:p>
-    <w:bookmarkStart w:id="25" w:name="b1-fairness-between-tenants"/>
+    <w:bookmarkStart w:id="17" w:name="b1-fairness-between-tenants"/>
     <w:p>
       <w:pPr>
         <w:pStyle w:val="Heading3"/>
@@ -1636,18 +1575,7 @@
         <w:t xml:space="preserve"> </w:t>
       </w:r>
       <w:r>
-        <w:t xml:space="preserve">the project splits it over its namespaces itself (</w:t>
-      </w:r>
-      <w:hyperlink r:id="rId22">
-        <w:r>
-          <w:rPr>
-            <w:rStyle w:val="Hyperlink"/>
-          </w:rPr>
-          <w:t xml:space="preserve">allocation model</w:t>
-        </w:r>
-      </w:hyperlink>
-      <w:r>
-        <w:t xml:space="preserve">).</w:t>
+        <w:t xml:space="preserve">the project splits it over its namespaces itself (allocation model).</w:t>
       </w:r>
     </w:p>
     <w:p>
@@ -1765,21 +1693,7 @@
         <w:t xml:space="preserve"> </w:t>
       </w:r>
       <w:r>
-        <w:t xml:space="preserve">time. Using idle CPU above requests is allowed (no CPU limits,</w:t>
-      </w:r>
-      <w:r>
-        <w:t xml:space="preserve"> </w:t>
-      </w:r>
-      <w:hyperlink r:id="rId23">
-        <w:r>
-          <w:rPr>
-            <w:rStyle w:val="Hyperlink"/>
-          </w:rPr>
-          <w:t xml:space="preserve">ADR-0003</w:t>
-        </w:r>
-      </w:hyperlink>
-      <w:r>
-        <w:t xml:space="preserve">) and never takes</w:t>
+        <w:t xml:space="preserve">time. Using idle CPU above requests is allowed (no CPU limits, ADR-0003) and never takes</w:t>
       </w:r>
       <w:r>
         <w:t xml:space="preserve"> </w:t>
@@ -1933,22 +1847,11 @@
         <w:t xml:space="preserve"> </w:t>
       </w:r>
       <w:r>
-        <w:t xml:space="preserve">showback compares projects on the same basis (</w:t>
-      </w:r>
-      <w:hyperlink r:id="rId24">
-        <w:r>
-          <w:rPr>
-            <w:rStyle w:val="Hyperlink"/>
-          </w:rPr>
-          <w:t xml:space="preserve">ADR-0002</w:t>
-        </w:r>
-      </w:hyperlink>
-      <w:r>
-        <w:t xml:space="preserve">).</w:t>
-      </w:r>
-    </w:p>
-    <w:bookmarkEnd w:id="25"/>
-    <w:bookmarkStart w:id="26" w:name="b2-priority-and-preemption"/>
+        <w:t xml:space="preserve">showback compares projects on the same basis (ADR-0002).</w:t>
+      </w:r>
+    </w:p>
+    <w:bookmarkEnd w:id="17"/>
+    <w:bookmarkStart w:id="18" w:name="b2-priority-and-preemption"/>
     <w:p>
       <w:pPr>
         <w:pStyle w:val="Heading3"/>
@@ -2136,8 +2039,8 @@
         <w:t xml:space="preserve">In mixed clusters (prod + non-prod on the same nodes, Q2), non-prod runs at lower priority.</w:t>
       </w:r>
     </w:p>
-    <w:bookmarkEnd w:id="26"/>
-    <w:bookmarkStart w:id="28" w:name="b3-isolation-beyond-cpu-and-memory"/>
+    <w:bookmarkEnd w:id="18"/>
+    <w:bookmarkStart w:id="19" w:name="b3-isolation-beyond-cpu-and-memory"/>
     <w:p>
       <w:pPr>
         <w:pStyle w:val="Heading3"/>
@@ -2281,18 +2184,7 @@
         <w:t xml:space="preserve"> </w:t>
       </w:r>
       <w:r>
-        <w:t xml:space="preserve">(</w:t>
-      </w:r>
-      <w:hyperlink r:id="rId27">
-        <w:r>
-          <w:rPr>
-            <w:rStyle w:val="Hyperlink"/>
-          </w:rPr>
-          <w:t xml:space="preserve">allocation model</w:t>
-        </w:r>
-      </w:hyperlink>
-      <w:r>
-        <w:t xml:space="preserve">).</w:t>
+        <w:t xml:space="preserve">(allocation model).</w:t>
       </w:r>
     </w:p>
     <w:p>
@@ -2404,9 +2296,9 @@
         </w:pict>
       </w:r>
     </w:p>
-    <w:bookmarkEnd w:id="28"/>
-    <w:bookmarkEnd w:id="29"/>
-    <w:bookmarkStart w:id="34" w:name="X608d1944dc049a4d6f9890dbeafb69d83703bbc"/>
+    <w:bookmarkEnd w:id="19"/>
+    <w:bookmarkEnd w:id="20"/>
+    <w:bookmarkStart w:id="24" w:name="X608d1944dc049a4d6f9890dbeafb69d83703bbc"/>
     <w:p>
       <w:pPr>
         <w:pStyle w:val="Heading2"/>
@@ -2441,7 +2333,7 @@
         <w:t xml:space="preserve">doesn't follow them doesn't get the guarantees of A and B.</w:t>
       </w:r>
     </w:p>
-    <w:bookmarkStart w:id="31" w:name="c1-requests-vs-limits-req--lmt"/>
+    <w:bookmarkStart w:id="21" w:name="c1-requests-vs-limits-req--lmt"/>
     <w:p>
       <w:pPr>
         <w:pStyle w:val="Heading3"/>
@@ -2478,21 +2370,7 @@
         </w:numPr>
       </w:pPr>
       <w:r>
-        <w:t xml:space="preserve">Requests must be set on every container, including sidecars and init containers (</w:t>
-      </w:r>
-      <w:hyperlink r:id="rId30">
-        <w:r>
-          <w:rPr>
-            <w:rStyle w:val="Hyperlink"/>
-          </w:rPr>
-          <w:t xml:space="preserve">standards</w:t>
-        </w:r>
-      </w:hyperlink>
-      <w:r>
-        <w:t xml:space="preserve"> </w:t>
-      </w:r>
-      <w:r>
-        <w:t xml:space="preserve">S1, S8).</w:t>
+        <w:t xml:space="preserve">Requests must be set on every container, including sidecars and init containers (standards S1, S8).</w:t>
       </w:r>
     </w:p>
     <w:p>
@@ -2592,18 +2470,7 @@
         <w:t xml:space="preserve">CPU: limits optional</w:t>
       </w:r>
       <w:r>
-        <w:t xml:space="preserve">, ≥ 2× request if set (</w:t>
-      </w:r>
-      <w:hyperlink r:id="rId23">
-        <w:r>
-          <w:rPr>
-            <w:rStyle w:val="Hyperlink"/>
-          </w:rPr>
-          <w:t xml:space="preserve">ADR-0003</w:t>
-        </w:r>
-      </w:hyperlink>
-      <w:r>
-        <w:t xml:space="preserve">). req &lt; lmt on CPU is safe: CPU is</w:t>
+        <w:t xml:space="preserve">, ≥ 2× request if set (ADR-0003). req &lt; lmt on CPU is safe: CPU is</w:t>
       </w:r>
       <w:r>
         <w:t xml:space="preserve"> </w:t>
@@ -2776,8 +2643,8 @@
         <w:t xml:space="preserve">can enforce the memory ratio per environment.</w:t>
       </w:r>
     </w:p>
-    <w:bookmarkEnd w:id="31"/>
-    <w:bookmarkStart w:id="32" w:name="c2-replicas"/>
+    <w:bookmarkEnd w:id="21"/>
+    <w:bookmarkStart w:id="22" w:name="c2-replicas"/>
     <w:p>
       <w:pPr>
         <w:pStyle w:val="Heading3"/>
@@ -2953,18 +2820,7 @@
         <w:t xml:space="preserve"> </w:t>
       </w:r>
       <w:r>
-        <w:t xml:space="preserve">for large pods (</w:t>
-      </w:r>
-      <w:hyperlink r:id="rId13">
-        <w:r>
-          <w:rPr>
-            <w:rStyle w:val="Hyperlink"/>
-          </w:rPr>
-          <w:t xml:space="preserve">allocation model</w:t>
-        </w:r>
-      </w:hyperlink>
-      <w:r>
-        <w:t xml:space="preserve">).</w:t>
+        <w:t xml:space="preserve">for large pods (allocation model).</w:t>
       </w:r>
     </w:p>
     <w:p>
@@ -3023,8 +2879,8 @@
         <w:t xml:space="preserve">Non-prod: 1 replica is fine unless the environment is used to test HA behaviour (acc).</w:t>
       </w:r>
     </w:p>
-    <w:bookmarkEnd w:id="32"/>
-    <w:bookmarkStart w:id="33" w:name="c3-workload-ha"/>
+    <w:bookmarkEnd w:id="22"/>
+    <w:bookmarkStart w:id="23" w:name="c3-workload-ha"/>
     <w:p>
       <w:pPr>
         <w:pStyle w:val="Heading3"/>
@@ -3374,9 +3230,9 @@
         </w:pict>
       </w:r>
     </w:p>
-    <w:bookmarkEnd w:id="33"/>
-    <w:bookmarkEnd w:id="34"/>
-    <w:bookmarkStart w:id="36" w:name="d-platform-reliability--what-we-run"/>
+    <w:bookmarkEnd w:id="23"/>
+    <w:bookmarkEnd w:id="24"/>
+    <w:bookmarkStart w:id="26" w:name="d-platform-reliability--what-we-run"/>
     <w:p>
       <w:pPr>
         <w:pStyle w:val="Heading2"/>
@@ -3397,7 +3253,7 @@
         <w:t xml:space="preserve">Platform team owns end to end. Tenants' HA is only as good as the platform underneath.</w:t>
       </w:r>
     </w:p>
-    <w:bookmarkStart w:id="35" w:name="d1-platform-ha"/>
+    <w:bookmarkStart w:id="25" w:name="d1-platform-ha"/>
     <w:p>
       <w:pPr>
         <w:pStyle w:val="Heading3"/>
@@ -3630,9 +3486,9 @@
         </w:pict>
       </w:r>
     </w:p>
-    <w:bookmarkEnd w:id="35"/>
-    <w:bookmarkEnd w:id="36"/>
-    <w:bookmarkStart w:id="42" w:name="Xfdbe14c2c1e1aff58901759e9b961ae8db6bb6b"/>
+    <w:bookmarkEnd w:id="25"/>
+    <w:bookmarkEnd w:id="26"/>
+    <w:bookmarkStart w:id="30" w:name="Xfdbe14c2c1e1aff58901759e9b961ae8db6bb6b"/>
     <w:p>
       <w:pPr>
         <w:pStyle w:val="Heading2"/>
@@ -3653,7 +3509,7 @@
         <w:t xml:space="preserve">Platform team runs it; teams take part in reviews and fix what's theirs.</w:t>
       </w:r>
     </w:p>
-    <w:bookmarkStart w:id="37" w:name="e1-maintenance"/>
+    <w:bookmarkStart w:id="27" w:name="e1-maintenance"/>
     <w:p>
       <w:pPr>
         <w:pStyle w:val="Heading3"/>
@@ -3812,8 +3668,8 @@
         <w:t xml:space="preserve">and offboarding.</w:t>
       </w:r>
     </w:p>
-    <w:bookmarkEnd w:id="37"/>
-    <w:bookmarkStart w:id="38" w:name="e2-monitoring-and-alerts"/>
+    <w:bookmarkEnd w:id="27"/>
+    <w:bookmarkStart w:id="28" w:name="e2-monitoring-and-alerts"/>
     <w:p>
       <w:pPr>
         <w:pStyle w:val="Heading3"/>
@@ -3839,21 +3695,7 @@
         </w:numPr>
       </w:pPr>
       <w:r>
-        <w:t xml:space="preserve">N+1 breached on a cluster (D5 in</w:t>
-      </w:r>
-      <w:r>
-        <w:t xml:space="preserve"> </w:t>
-      </w:r>
-      <w:hyperlink r:id="rId16">
-        <w:r>
-          <w:rPr>
-            <w:rStyle w:val="Hyperlink"/>
-          </w:rPr>
-          <w:t xml:space="preserve">07</w:t>
-        </w:r>
-      </w:hyperlink>
-      <w:r>
-        <w:t xml:space="preserve">).</w:t>
+        <w:t xml:space="preserve">N+1 breached on a cluster (D5 in 07).</w:t>
       </w:r>
     </w:p>
     <w:p>
@@ -3931,8 +3773,8 @@
         <w:t xml:space="preserve">or under memory/disk pressure.</w:t>
       </w:r>
     </w:p>
-    <w:bookmarkEnd w:id="38"/>
-    <w:bookmarkStart w:id="41" w:name="e3-reviews-and-changes"/>
+    <w:bookmarkEnd w:id="28"/>
+    <w:bookmarkStart w:id="29" w:name="e3-reviews-and-changes"/>
     <w:p>
       <w:pPr>
         <w:pStyle w:val="Heading3"/>
@@ -3963,18 +3805,7 @@
         <w:t xml:space="preserve"> </w:t>
       </w:r>
       <w:r>
-        <w:t xml:space="preserve">(quota vs. requests vs. usage), reclaim or right-size (</w:t>
-      </w:r>
-      <w:hyperlink r:id="rId39">
-        <w:r>
-          <w:rPr>
-            <w:rStyle w:val="Hyperlink"/>
-          </w:rPr>
-          <w:t xml:space="preserve">process</w:t>
-        </w:r>
-      </w:hyperlink>
-      <w:r>
-        <w:t xml:space="preserve">).</w:t>
+        <w:t xml:space="preserve">(quota vs. requests vs. usage), reclaim or right-size (process).</w:t>
       </w:r>
     </w:p>
     <w:p>
@@ -3996,18 +3827,7 @@
         <w:t xml:space="preserve"> </w:t>
       </w:r>
       <w:r>
-        <w:t xml:space="preserve">go through Git and review, like any other change (</w:t>
-      </w:r>
-      <w:hyperlink r:id="rId40">
-        <w:r>
-          <w:rPr>
-            <w:rStyle w:val="Hyperlink"/>
-          </w:rPr>
-          <w:t xml:space="preserve">ADR-0001</w:t>
-        </w:r>
-      </w:hyperlink>
-      <w:r>
-        <w:t xml:space="preserve">);</w:t>
+        <w:t xml:space="preserve">go through Git and review, like any other change (ADR-0001);</w:t>
       </w:r>
       <w:r>
         <w:t xml:space="preserve"> </w:t>
@@ -4067,9 +3887,9 @@
         </w:pict>
       </w:r>
     </w:p>
-    <w:bookmarkEnd w:id="41"/>
-    <w:bookmarkEnd w:id="42"/>
-    <w:bookmarkStart w:id="47" w:name="f-finance--what-it-costs"/>
+    <w:bookmarkEnd w:id="29"/>
+    <w:bookmarkEnd w:id="30"/>
+    <w:bookmarkStart w:id="34" w:name="f-finance--what-it-costs"/>
     <w:p>
       <w:pPr>
         <w:pStyle w:val="Heading2"/>
@@ -4090,7 +3910,7 @@
         <w:t xml:space="preserve">Platform team owns the cost model and publishes the rates; finance approves them; projects pay from their budget.</w:t>
       </w:r>
     </w:p>
-    <w:bookmarkStart w:id="44" w:name="f1-cost-model-and-unit-rates"/>
+    <w:bookmarkStart w:id="31" w:name="f1-cost-model-and-unit-rates"/>
     <w:p>
       <w:pPr>
         <w:pStyle w:val="Heading3"/>
@@ -4274,18 +4094,7 @@
         <w:t xml:space="preserve">Projects pay for allocated quota</w:t>
       </w:r>
       <w:r>
-        <w:t xml:space="preserve">, not for usage (</w:t>
-      </w:r>
-      <w:hyperlink r:id="rId24">
-        <w:r>
-          <w:rPr>
-            <w:rStyle w:val="Hyperlink"/>
-          </w:rPr>
-          <w:t xml:space="preserve">ADR-0002</w:t>
-        </w:r>
-      </w:hyperlink>
-      <w:r>
-        <w:t xml:space="preserve">): budgets stay predictable, and giving back unused</w:t>
+        <w:t xml:space="preserve">, not for usage (ADR-0002): budgets stay predictable, and giving back unused</w:t>
       </w:r>
       <w:r>
         <w:t xml:space="preserve"> </w:t>
@@ -4341,18 +4150,7 @@
         </w:numPr>
       </w:pPr>
       <w:r>
-        <w:t xml:space="preserve">Shared and platform services are part of the rate unless finance decides to fund them separately (</w:t>
-      </w:r>
-      <w:hyperlink r:id="rId43">
-        <w:r>
-          <w:rPr>
-            <w:rStyle w:val="Hyperlink"/>
-          </w:rPr>
-          <w:t xml:space="preserve">Q12</w:t>
-        </w:r>
-      </w:hyperlink>
-      <w:r>
-        <w:t xml:space="preserve">).</w:t>
+        <w:t xml:space="preserve">Shared and platform services are part of the rate unless finance decides to fund them separately (Q12).</w:t>
       </w:r>
     </w:p>
     <w:p>
@@ -4367,8 +4165,8 @@
         <w:t xml:space="preserve">Unspent budget is fine; unused quota is not: it blocks capacity that others pay for.</w:t>
       </w:r>
     </w:p>
-    <w:bookmarkEnd w:id="44"/>
-    <w:bookmarkStart w:id="45" w:name="f2-rancher-licence-cpu-cores"/>
+    <w:bookmarkEnd w:id="31"/>
+    <w:bookmarkStart w:id="32" w:name="f2-rancher-licence-cpu-cores"/>
     <w:p>
       <w:pPr>
         <w:pStyle w:val="Heading3"/>
@@ -4515,22 +4313,11 @@
         </w:numPr>
       </w:pPr>
       <w:r>
-        <w:t xml:space="preserve">To confirm in the contract: physical cores or threads, and whether control plane / etcd nodes count (</w:t>
-      </w:r>
-      <w:hyperlink r:id="rId43">
-        <w:r>
-          <w:rPr>
-            <w:rStyle w:val="Hyperlink"/>
-          </w:rPr>
-          <w:t xml:space="preserve">Q16</w:t>
-        </w:r>
-      </w:hyperlink>
-      <w:r>
-        <w:t xml:space="preserve">).</w:t>
-      </w:r>
-    </w:p>
-    <w:bookmarkEnd w:id="45"/>
-    <w:bookmarkStart w:id="46" w:name="X91ca963c339be69ea88cdf46d5570d58a21aba0"/>
+        <w:t xml:space="preserve">To confirm in the contract: physical cores or threads, and whether control plane / etcd nodes count (Q16).</w:t>
+      </w:r>
+    </w:p>
+    <w:bookmarkEnd w:id="32"/>
+    <w:bookmarkStart w:id="33" w:name="X91ca963c339be69ea88cdf46d5570d58a21aba0"/>
     <w:p>
       <w:pPr>
         <w:pStyle w:val="Heading3"/>
@@ -4805,9 +4592,9 @@
         <w:t xml:space="preserve">when the next approved quota would take the cluster above 80 % or turn N+1 red.</w:t>
       </w:r>
     </w:p>
-    <w:bookmarkEnd w:id="46"/>
-    <w:bookmarkEnd w:id="47"/>
-    <w:bookmarkEnd w:id="48"/>
+    <w:bookmarkEnd w:id="33"/>
+    <w:bookmarkEnd w:id="34"/>
+    <w:bookmarkEnd w:id="35"/>
     <w:sectPr>
       <w:footnotePr>
         <w:numRestart w:val="eachSect"/>

--- a/docs/print/operating-principles.docx
+++ b/docs/print/operating-principles.docx
@@ -2,13 +2,13 @@
 <file path=word/document.xml><?xml version="1.0" encoding="utf-8"?>
 <w:document xmlns:w="http://schemas.openxmlformats.org/wordprocessingml/2006/main" xmlns:m="http://schemas.openxmlformats.org/officeDocument/2006/math" xmlns:r="http://schemas.openxmlformats.org/officeDocument/2006/relationships" xmlns:o="urn:schemas-microsoft-com:office:office" xmlns:v="urn:schemas-microsoft-com:vml" xmlns:w10="urn:schemas-microsoft-com:office:word" xmlns:a="http://schemas.openxmlformats.org/drawingml/2006/main" xmlns:pic="http://schemas.openxmlformats.org/drawingml/2006/picture" xmlns:wp="http://schemas.openxmlformats.org/drawingml/2006/wordprocessingDrawing">
   <w:body>
-    <w:bookmarkStart w:id="35" w:name="X62640b4f8ce4f9ca7151157c4fb7bab4ea32221"/>
+    <w:bookmarkStart w:id="107" w:name="operating-principles"/>
     <w:p>
       <w:pPr>
         <w:pStyle w:val="Heading1"/>
       </w:pPr>
       <w:r>
-        <w:t xml:space="preserve">9. Operating Principles</w:t>
+        <w:t xml:space="preserve">Operating Principles</w:t>
       </w:r>
     </w:p>
     <w:p>
@@ -16,729 +16,9 @@
         <w:pStyle w:val="FirstParagraph"/>
       </w:pPr>
       <w:r>
-        <w:t xml:space="preserve">The rules behind the allocation model, as short bullets: what we do, and why. Grouped from the</w:t>
-      </w:r>
-      <w:r>
-        <w:t xml:space="preserve"> </w:t>
-      </w:r>
-      <w:r>
-        <w:rPr>
-          <w:b/>
-          <w:bCs/>
-        </w:rPr>
-        <w:t xml:space="preserve">platform team's</w:t>
-      </w:r>
-      <w:r>
-        <w:t xml:space="preserve"> </w:t>
-      </w:r>
-      <w:r>
-        <w:t xml:space="preserve">perspective: what we own, what we enforce, what we require from teams, what keeps it working over time, and what</w:t>
-      </w:r>
-      <w:r>
-        <w:t xml:space="preserve"> </w:t>
-      </w:r>
-      <w:r>
-        <w:t xml:space="preserve">it costs. The scope is the on-prem Rancher clusters.</w:t>
-      </w:r>
-      <w:r>
-        <w:t xml:space="preserve"> </w:t>
-      </w:r>
-      <w:r>
-        <w:t xml:space="preserve">Details and numbers live in the linked docs; this page is the checklist to agree on and to point people to.</w:t>
-      </w:r>
-    </w:p>
-    <w:bookmarkStart w:id="12" w:name="categories"/>
-    <w:p>
-      <w:pPr>
-        <w:pStyle w:val="Heading2"/>
-      </w:pPr>
-      <w:r>
-        <w:t xml:space="preserve">Categories</w:t>
-      </w:r>
-    </w:p>
-    <w:tbl>
-      <w:tblPr>
-        <w:tblStyle w:val="Table"/>
-        <w:tblW w:type="auto" w:w="0"/>
-        <w:tblLook w:firstRow="1" w:lastRow="0" w:firstColumn="0" w:lastColumn="0" w:noHBand="0" w:noVBand="0" w:val="0020"/>
-      </w:tblPr>
-      <w:tblGrid>
-        <w:gridCol w:w="1584"/>
-        <w:gridCol w:w="1584"/>
-        <w:gridCol w:w="1584"/>
-        <w:gridCol w:w="1584"/>
-        <w:gridCol w:w="1584"/>
-      </w:tblGrid>
-      <w:tr>
-        <w:trPr>
-          <w:tblHeader w:val="on"/>
-        </w:trPr>
-        <w:tc>
-          <w:tcPr/>
-          <w:p>
-            <w:pPr>
-              <w:pStyle w:val="Compact"/>
-            </w:pPr>
-            <w:r>
-              <w:t xml:space="preserve">Category</w:t>
-            </w:r>
-          </w:p>
-        </w:tc>
-        <w:tc>
-          <w:tcPr/>
-          <w:p>
-            <w:pPr>
-              <w:pStyle w:val="Compact"/>
-            </w:pPr>
-            <w:r>
-              <w:t xml:space="preserve">Question for the platform team</w:t>
-            </w:r>
-          </w:p>
-        </w:tc>
-        <w:tc>
-          <w:tcPr/>
-          <w:p>
-            <w:pPr>
-              <w:pStyle w:val="Compact"/>
-            </w:pPr>
-            <w:r>
-              <w:t xml:space="preserve">Platform team role</w:t>
-            </w:r>
-          </w:p>
-        </w:tc>
-        <w:tc>
-          <w:tcPr/>
-          <w:p>
-            <w:pPr>
-              <w:pStyle w:val="Compact"/>
-            </w:pPr>
-            <w:r>
-              <w:t xml:space="preserve">Teams' role</w:t>
-            </w:r>
-          </w:p>
-        </w:tc>
-        <w:tc>
-          <w:tcPr/>
-          <w:p>
-            <w:pPr>
-              <w:pStyle w:val="Compact"/>
-            </w:pPr>
-            <w:r>
-              <w:t xml:space="preserve">Topics</w:t>
-            </w:r>
-          </w:p>
-        </w:tc>
-      </w:tr>
-      <w:tr>
-        <w:tc>
-          <w:tcPr/>
-          <w:p>
-            <w:pPr>
-              <w:pStyle w:val="Compact"/>
-            </w:pPr>
-            <w:hyperlink w:anchor="a-capacity--what-we-can-promise">
-              <w:r>
-                <w:rPr>
-                  <w:rStyle w:val="Hyperlink"/>
-                </w:rPr>
-                <w:t xml:space="preserve">A. Capacity</w:t>
-              </w:r>
-            </w:hyperlink>
-          </w:p>
-        </w:tc>
-        <w:tc>
-          <w:tcPr/>
-          <w:p>
-            <w:pPr>
-              <w:pStyle w:val="Compact"/>
-            </w:pPr>
-            <w:r>
-              <w:t xml:space="preserve">How much can we sell, and still keep the promise?</w:t>
-            </w:r>
-          </w:p>
-        </w:tc>
-        <w:tc>
-          <w:tcPr/>
-          <w:p>
-            <w:pPr>
-              <w:pStyle w:val="Compact"/>
-            </w:pPr>
-            <w:r>
-              <w:rPr>
-                <w:b/>
-                <w:bCs/>
-              </w:rPr>
-              <w:t xml:space="preserve">Owns</w:t>
-            </w:r>
-            <w:r>
-              <w:t xml:space="preserve">: sizes clusters, approves quota</w:t>
-            </w:r>
-          </w:p>
-        </w:tc>
-        <w:tc>
-          <w:tcPr/>
-          <w:p>
-            <w:pPr>
-              <w:pStyle w:val="Compact"/>
-            </w:pPr>
-            <w:r>
-              <w:t xml:space="preserve">Request quota with evidence</w:t>
-            </w:r>
-          </w:p>
-        </w:tc>
-        <w:tc>
-          <w:tcPr/>
-          <w:p>
-            <w:pPr>
-              <w:pStyle w:val="Compact"/>
-            </w:pPr>
-            <w:hyperlink w:anchor="a1-n1-node-failure-tolerance">
-              <w:r>
-                <w:rPr>
-                  <w:rStyle w:val="Hyperlink"/>
-                </w:rPr>
-                <w:t xml:space="preserve">A1 N+1</w:t>
-              </w:r>
-            </w:hyperlink>
-            <w:r>
-              <w:t xml:space="preserve">,</w:t>
-            </w:r>
-            <w:r>
-              <w:t xml:space="preserve"> </w:t>
-            </w:r>
-            <w:hyperlink w:anchor="a2-conservative-allocation">
-              <w:r>
-                <w:rPr>
-                  <w:rStyle w:val="Hyperlink"/>
-                </w:rPr>
-                <w:t xml:space="preserve">A2 Conservative allocation</w:t>
-              </w:r>
-            </w:hyperlink>
-            <w:r>
-              <w:t xml:space="preserve">,</w:t>
-            </w:r>
-            <w:r>
-              <w:t xml:space="preserve"> </w:t>
-            </w:r>
-            <w:hyperlink w:anchor="a3-autoscaling-and-bursts">
-              <w:r>
-                <w:rPr>
-                  <w:rStyle w:val="Hyperlink"/>
-                </w:rPr>
-                <w:t xml:space="preserve">A3 Autoscaling and bursts</w:t>
-              </w:r>
-            </w:hyperlink>
-          </w:p>
-        </w:tc>
-      </w:tr>
-      <w:tr>
-        <w:tc>
-          <w:tcPr/>
-          <w:p>
-            <w:pPr>
-              <w:pStyle w:val="Compact"/>
-            </w:pPr>
-            <w:hyperlink w:anchor="b-tenancy--how-we-share-it">
-              <w:r>
-                <w:rPr>
-                  <w:rStyle w:val="Hyperlink"/>
-                </w:rPr>
-                <w:t xml:space="preserve">B. Tenancy</w:t>
-              </w:r>
-            </w:hyperlink>
-          </w:p>
-        </w:tc>
-        <w:tc>
-          <w:tcPr/>
-          <w:p>
-            <w:pPr>
-              <w:pStyle w:val="Compact"/>
-            </w:pPr>
-            <w:r>
-              <w:t xml:space="preserve">How do tenants share a cluster without hurting each other?</w:t>
-            </w:r>
-          </w:p>
-        </w:tc>
-        <w:tc>
-          <w:tcPr/>
-          <w:p>
-            <w:pPr>
-              <w:pStyle w:val="Compact"/>
-            </w:pPr>
-            <w:r>
-              <w:rPr>
-                <w:b/>
-                <w:bCs/>
-              </w:rPr>
-              <w:t xml:space="preserve">Sets the rules and enforces</w:t>
-            </w:r>
-            <w:r>
-              <w:t xml:space="preserve"> </w:t>
-            </w:r>
-            <w:r>
-              <w:t xml:space="preserve">them (quota, policies, node pools)</w:t>
-            </w:r>
-          </w:p>
-        </w:tc>
-        <w:tc>
-          <w:tcPr/>
-          <w:p>
-            <w:pPr>
-              <w:pStyle w:val="Compact"/>
-            </w:pPr>
-            <w:r>
-              <w:t xml:space="preserve">Stay within their Project</w:t>
-            </w:r>
-          </w:p>
-        </w:tc>
-        <w:tc>
-          <w:tcPr/>
-          <w:p>
-            <w:pPr>
-              <w:pStyle w:val="Compact"/>
-            </w:pPr>
-            <w:hyperlink w:anchor="b1-fairness-between-tenants">
-              <w:r>
-                <w:rPr>
-                  <w:rStyle w:val="Hyperlink"/>
-                </w:rPr>
-                <w:t xml:space="preserve">B1 Fairness</w:t>
-              </w:r>
-            </w:hyperlink>
-            <w:r>
-              <w:t xml:space="preserve">,</w:t>
-            </w:r>
-            <w:r>
-              <w:t xml:space="preserve"> </w:t>
-            </w:r>
-            <w:hyperlink w:anchor="b2-priority-and-preemption">
-              <w:r>
-                <w:rPr>
-                  <w:rStyle w:val="Hyperlink"/>
-                </w:rPr>
-                <w:t xml:space="preserve">B2 Priority and preemption</w:t>
-              </w:r>
-            </w:hyperlink>
-            <w:r>
-              <w:t xml:space="preserve">,</w:t>
-            </w:r>
-            <w:r>
-              <w:t xml:space="preserve"> </w:t>
-            </w:r>
-            <w:hyperlink w:anchor="b3-isolation-beyond-cpu-and-memory">
-              <w:r>
-                <w:rPr>
-                  <w:rStyle w:val="Hyperlink"/>
-                </w:rPr>
-                <w:t xml:space="preserve">B3 Isolation</w:t>
-              </w:r>
-            </w:hyperlink>
-          </w:p>
-        </w:tc>
-      </w:tr>
-      <w:tr>
-        <w:tc>
-          <w:tcPr/>
-          <w:p>
-            <w:pPr>
-              <w:pStyle w:val="Compact"/>
-            </w:pPr>
-            <w:hyperlink w:anchor="X608d1944dc049a4d6f9890dbeafb69d83703bbc">
-              <w:r>
-                <w:rPr>
-                  <w:rStyle w:val="Hyperlink"/>
-                </w:rPr>
-                <w:t xml:space="preserve">C. Workload standards</w:t>
-              </w:r>
-            </w:hyperlink>
-          </w:p>
-        </w:tc>
-        <w:tc>
-          <w:tcPr/>
-          <w:p>
-            <w:pPr>
-              <w:pStyle w:val="Compact"/>
-            </w:pPr>
-            <w:r>
-              <w:t xml:space="preserve">What must a workload look like to get the guarantees?</w:t>
-            </w:r>
-          </w:p>
-        </w:tc>
-        <w:tc>
-          <w:tcPr/>
-          <w:p>
-            <w:pPr>
-              <w:pStyle w:val="Compact"/>
-            </w:pPr>
-            <w:r>
-              <w:rPr>
-                <w:b/>
-                <w:bCs/>
-              </w:rPr>
-              <w:t xml:space="preserve">Defines and checks</w:t>
-            </w:r>
-            <w:r>
-              <w:t xml:space="preserve"> </w:t>
-            </w:r>
-            <w:r>
-              <w:t xml:space="preserve">standards, provides defaults</w:t>
-            </w:r>
-          </w:p>
-        </w:tc>
-        <w:tc>
-          <w:tcPr/>
-          <w:p>
-            <w:pPr>
-              <w:pStyle w:val="Compact"/>
-            </w:pPr>
-            <w:r>
-              <w:rPr>
-                <w:b/>
-                <w:bCs/>
-              </w:rPr>
-              <w:t xml:space="preserve">Implement</w:t>
-            </w:r>
-            <w:r>
-              <w:t xml:space="preserve"> </w:t>
-            </w:r>
-            <w:r>
-              <w:t xml:space="preserve">in manifests / Helm values</w:t>
-            </w:r>
-          </w:p>
-        </w:tc>
-        <w:tc>
-          <w:tcPr/>
-          <w:p>
-            <w:pPr>
-              <w:pStyle w:val="Compact"/>
-            </w:pPr>
-            <w:hyperlink w:anchor="c1-requests-vs-limits-req--lmt">
-              <w:r>
-                <w:rPr>
-                  <w:rStyle w:val="Hyperlink"/>
-                </w:rPr>
-                <w:t xml:space="preserve">C1 Requests vs. limits</w:t>
-              </w:r>
-            </w:hyperlink>
-            <w:r>
-              <w:t xml:space="preserve">,</w:t>
-            </w:r>
-            <w:r>
-              <w:t xml:space="preserve"> </w:t>
-            </w:r>
-            <w:hyperlink w:anchor="c2-replicas">
-              <w:r>
-                <w:rPr>
-                  <w:rStyle w:val="Hyperlink"/>
-                </w:rPr>
-                <w:t xml:space="preserve">C2 Replicas</w:t>
-              </w:r>
-            </w:hyperlink>
-            <w:r>
-              <w:t xml:space="preserve">,</w:t>
-            </w:r>
-            <w:r>
-              <w:t xml:space="preserve"> </w:t>
-            </w:r>
-            <w:hyperlink w:anchor="c3-workload-ha">
-              <w:r>
-                <w:rPr>
-                  <w:rStyle w:val="Hyperlink"/>
-                </w:rPr>
-                <w:t xml:space="preserve">C3 Workload HA</w:t>
-              </w:r>
-            </w:hyperlink>
-          </w:p>
-        </w:tc>
-      </w:tr>
-      <w:tr>
-        <w:tc>
-          <w:tcPr/>
-          <w:p>
-            <w:pPr>
-              <w:pStyle w:val="Compact"/>
-            </w:pPr>
-            <w:hyperlink w:anchor="d-platform-reliability--what-we-run">
-              <w:r>
-                <w:rPr>
-                  <w:rStyle w:val="Hyperlink"/>
-                </w:rPr>
-                <w:t xml:space="preserve">D. Platform reliability</w:t>
-              </w:r>
-            </w:hyperlink>
-          </w:p>
-        </w:tc>
-        <w:tc>
-          <w:tcPr/>
-          <w:p>
-            <w:pPr>
-              <w:pStyle w:val="Compact"/>
-            </w:pPr>
-            <w:r>
-              <w:t xml:space="preserve">Is the platform itself as available as what we promise?</w:t>
-            </w:r>
-          </w:p>
-        </w:tc>
-        <w:tc>
-          <w:tcPr/>
-          <w:p>
-            <w:pPr>
-              <w:pStyle w:val="Compact"/>
-            </w:pPr>
-            <w:r>
-              <w:rPr>
-                <w:b/>
-                <w:bCs/>
-              </w:rPr>
-              <w:t xml:space="preserve">Owns</w:t>
-            </w:r>
-            <w:r>
-              <w:t xml:space="preserve"> </w:t>
-            </w:r>
-            <w:r>
-              <w:t xml:space="preserve">end to end</w:t>
-            </w:r>
-          </w:p>
-        </w:tc>
-        <w:tc>
-          <w:tcPr/>
-          <w:p>
-            <w:pPr>
-              <w:pStyle w:val="Compact"/>
-            </w:pPr>
-            <w:r>
-              <w:t xml:space="preserve">–</w:t>
-            </w:r>
-          </w:p>
-        </w:tc>
-        <w:tc>
-          <w:tcPr/>
-          <w:p>
-            <w:pPr>
-              <w:pStyle w:val="Compact"/>
-            </w:pPr>
-            <w:hyperlink w:anchor="d1-platform-ha">
-              <w:r>
-                <w:rPr>
-                  <w:rStyle w:val="Hyperlink"/>
-                </w:rPr>
-                <w:t xml:space="preserve">D1 Platform HA</w:t>
-              </w:r>
-            </w:hyperlink>
-          </w:p>
-        </w:tc>
-      </w:tr>
-      <w:tr>
-        <w:tc>
-          <w:tcPr/>
-          <w:p>
-            <w:pPr>
-              <w:pStyle w:val="Compact"/>
-            </w:pPr>
-            <w:hyperlink w:anchor="Xfdbe14c2c1e1aff58901759e9b961ae8db6bb6b">
-              <w:r>
-                <w:rPr>
-                  <w:rStyle w:val="Hyperlink"/>
-                </w:rPr>
-                <w:t xml:space="preserve">E. Day 2 operations</w:t>
-              </w:r>
-            </w:hyperlink>
-          </w:p>
-        </w:tc>
-        <w:tc>
-          <w:tcPr/>
-          <w:p>
-            <w:pPr>
-              <w:pStyle w:val="Compact"/>
-            </w:pPr>
-            <w:r>
-              <w:t xml:space="preserve">Do the guarantees stay true after go-live?</w:t>
-            </w:r>
-          </w:p>
-        </w:tc>
-        <w:tc>
-          <w:tcPr/>
-          <w:p>
-            <w:pPr>
-              <w:pStyle w:val="Compact"/>
-            </w:pPr>
-            <w:r>
-              <w:rPr>
-                <w:b/>
-                <w:bCs/>
-              </w:rPr>
-              <w:t xml:space="preserve">Runs</w:t>
-            </w:r>
-            <w:r>
-              <w:t xml:space="preserve"> </w:t>
-            </w:r>
-            <w:r>
-              <w:t xml:space="preserve">maintenance, monitoring, reviews</w:t>
-            </w:r>
-          </w:p>
-        </w:tc>
-        <w:tc>
-          <w:tcPr/>
-          <w:p>
-            <w:pPr>
-              <w:pStyle w:val="Compact"/>
-            </w:pPr>
-            <w:r>
-              <w:t xml:space="preserve">Right-size, fix drift, take part in reviews</w:t>
-            </w:r>
-          </w:p>
-        </w:tc>
-        <w:tc>
-          <w:tcPr/>
-          <w:p>
-            <w:pPr>
-              <w:pStyle w:val="Compact"/>
-            </w:pPr>
-            <w:hyperlink w:anchor="e1-maintenance">
-              <w:r>
-                <w:rPr>
-                  <w:rStyle w:val="Hyperlink"/>
-                </w:rPr>
-                <w:t xml:space="preserve">E1 Maintenance</w:t>
-              </w:r>
-            </w:hyperlink>
-            <w:r>
-              <w:t xml:space="preserve">,</w:t>
-            </w:r>
-            <w:r>
-              <w:t xml:space="preserve"> </w:t>
-            </w:r>
-            <w:hyperlink w:anchor="e2-monitoring-and-alerts">
-              <w:r>
-                <w:rPr>
-                  <w:rStyle w:val="Hyperlink"/>
-                </w:rPr>
-                <w:t xml:space="preserve">E2 Monitoring and alerts</w:t>
-              </w:r>
-            </w:hyperlink>
-            <w:r>
-              <w:t xml:space="preserve">,</w:t>
-            </w:r>
-            <w:r>
-              <w:t xml:space="preserve"> </w:t>
-            </w:r>
-            <w:hyperlink w:anchor="e3-reviews-and-changes">
-              <w:r>
-                <w:rPr>
-                  <w:rStyle w:val="Hyperlink"/>
-                </w:rPr>
-                <w:t xml:space="preserve">E3 Reviews and changes</w:t>
-              </w:r>
-            </w:hyperlink>
-          </w:p>
-        </w:tc>
-      </w:tr>
-      <w:tr>
-        <w:tc>
-          <w:tcPr/>
-          <w:p>
-            <w:pPr>
-              <w:pStyle w:val="Compact"/>
-            </w:pPr>
-            <w:hyperlink w:anchor="f-finance--what-it-costs">
-              <w:r>
-                <w:rPr>
-                  <w:rStyle w:val="Hyperlink"/>
-                </w:rPr>
-                <w:t xml:space="preserve">F. Finance</w:t>
-              </w:r>
-            </w:hyperlink>
-          </w:p>
-        </w:tc>
-        <w:tc>
-          <w:tcPr/>
-          <w:p>
-            <w:pPr>
-              <w:pStyle w:val="Compact"/>
-            </w:pPr>
-            <w:r>
-              <w:t xml:space="preserve">What does capacity cost, and who pays for what?</w:t>
-            </w:r>
-          </w:p>
-        </w:tc>
-        <w:tc>
-          <w:tcPr/>
-          <w:p>
-            <w:pPr>
-              <w:pStyle w:val="Compact"/>
-            </w:pPr>
-            <w:r>
-              <w:rPr>
-                <w:b/>
-                <w:bCs/>
-              </w:rPr>
-              <w:t xml:space="preserve">Owns</w:t>
-            </w:r>
-            <w:r>
-              <w:t xml:space="preserve"> </w:t>
-            </w:r>
-            <w:r>
-              <w:t xml:space="preserve">the cost model, publishes unit rates</w:t>
-            </w:r>
-          </w:p>
-        </w:tc>
-        <w:tc>
-          <w:tcPr/>
-          <w:p>
-            <w:pPr>
-              <w:pStyle w:val="Compact"/>
-            </w:pPr>
-            <w:r>
-              <w:t xml:space="preserve">Pay for allocated quota from budget</w:t>
-            </w:r>
-          </w:p>
-        </w:tc>
-        <w:tc>
-          <w:tcPr/>
-          <w:p>
-            <w:pPr>
-              <w:pStyle w:val="Compact"/>
-            </w:pPr>
-            <w:hyperlink w:anchor="f1-cost-model-and-unit-rates">
-              <w:r>
-                <w:rPr>
-                  <w:rStyle w:val="Hyperlink"/>
-                </w:rPr>
-                <w:t xml:space="preserve">F1 Cost model</w:t>
-              </w:r>
-            </w:hyperlink>
-            <w:r>
-              <w:t xml:space="preserve">,</w:t>
-            </w:r>
-            <w:r>
-              <w:t xml:space="preserve"> </w:t>
-            </w:r>
-            <w:hyperlink w:anchor="f2-rancher-licence-cpu-cores">
-              <w:r>
-                <w:rPr>
-                  <w:rStyle w:val="Hyperlink"/>
-                </w:rPr>
-                <w:t xml:space="preserve">F2 Rancher licence</w:t>
-              </w:r>
-            </w:hyperlink>
-            <w:r>
-              <w:t xml:space="preserve">,</w:t>
-            </w:r>
-            <w:r>
-              <w:t xml:space="preserve"> </w:t>
-            </w:r>
-            <w:hyperlink w:anchor="X91ca963c339be69ea88cdf46d5570d58a21aba0">
-              <w:r>
-                <w:rPr>
-                  <w:rStyle w:val="Hyperlink"/>
-                </w:rPr>
-                <w:t xml:space="preserve">F3 Cluster size</w:t>
-              </w:r>
-            </w:hyperlink>
-          </w:p>
-        </w:tc>
-      </w:tr>
-    </w:tbl>
+        <w:t xml:space="preserve">The rules behind the allocation model — N+1, fairness between tenants, conservative allocation, requests and limits, replicas, HA, day 2 operations and what it all costs — grouped by what the platform team owns, enforces, requires, runs and charges. On-prem clusters.</w:t>
+      </w:r>
+    </w:p>
     <w:p>
       <w:pPr>
         <w:pStyle w:val="BodyText"/>
@@ -746,14 +26,14 @@
       <w:r>
         <w:drawing>
           <wp:inline>
-            <wp:extent cx="5334000" cy="1401535"/>
+            <wp:extent cx="5280660" cy="5414248"/>
             <wp:effectExtent b="0" l="0" r="0" t="0"/>
-            <wp:docPr descr="" title="" id="10" name="Picture"/>
+            <wp:docPr descr="Categories: A. Capacity; B. Tenancy; C. Workload standards; D. Platform reliability; E. Day 2 operations; F. Finance" title="" id="10" name="Picture"/>
             <a:graphic>
               <a:graphicData uri="http://schemas.openxmlformats.org/drawingml/2006/picture">
                 <pic:pic>
                   <pic:nvPicPr>
-                    <pic:cNvPr descr="diagram-1.png" id="11" name="Picture"/>
+                    <pic:cNvPr descr="cover.png" id="11" name="Picture"/>
                     <pic:cNvPicPr>
                       <a:picLocks noChangeArrowheads="1" noChangeAspect="1"/>
                     </pic:cNvPicPr>
@@ -767,7 +47,7 @@
                   <pic:spPr bwMode="auto">
                     <a:xfrm>
                       <a:off x="0" y="0"/>
-                      <a:ext cx="5334000" cy="1401535"/>
+                      <a:ext cx="5280660" cy="5414248"/>
                     </a:xfrm>
                     <a:prstGeom prst="rect">
                       <a:avLst/>
@@ -786,20 +66,77 @@
         </w:drawing>
       </w:r>
     </w:p>
-    <w:p>
-      <w:r>
-        <w:pict>
-          <v:rect style="width:0;height:1.5pt" o:hralign="center" o:hrstd="t" o:hr="t"/>
-        </w:pict>
-      </w:r>
-    </w:p>
-    <w:bookmarkEnd w:id="12"/>
-    <w:bookmarkStart w:id="16" w:name="a-capacity--what-we-can-promise"/>
+    <w:bookmarkStart w:id="15" w:name="at-a-glance"/>
     <w:p>
       <w:pPr>
         <w:pStyle w:val="Heading2"/>
       </w:pPr>
       <w:r>
+        <w:t xml:space="preserve">At a glance</w:t>
+      </w:r>
+    </w:p>
+    <w:p>
+      <w:pPr>
+        <w:pStyle w:val="FirstParagraph"/>
+      </w:pPr>
+      <w:r>
+        <w:t xml:space="preserve">One rule per topic. The box is for reviews: tick what a cluster or project meets today.</w:t>
+      </w:r>
+    </w:p>
+    <w:p>
+      <w:pPr>
+        <w:pStyle w:val="BodyText"/>
+      </w:pPr>
+      <w:r>
+        <w:drawing>
+          <wp:inline>
+            <wp:extent cx="5280660" cy="7009447"/>
+            <wp:effectExtent b="0" l="0" r="0" t="0"/>
+            <wp:docPr descr="At a glance: A1 Σ project quota still fits after the largest node — or failure domain — is gone.; A2 Sell at most 80 % in prod. The rest is reserve, not stock.; A3 Quota covers the maximum (maxReplicas × requests), not the average.; B1 Every project gets what it pays for — quota is the only fairness Kubernetes has.; B2 Platform first, then prod. Priority never bypasses quota.; B3 Quota covers CPU and memory only; guard the rest with limits, policies and node pools.; C1 Requests are the contract. Prod memory limit = request. CPU limits optional.; C2 At least 2 replicas in prod, each able to carry the load alone.; C3 Spread over nodes, a PDB that allows one disruption, real probes.; D1 3 control plane nodes, 3-node Rancher, 2+ ingress, node VMs on separate hosts.; E1 Drains succeed unattended; upgrades go one node at a time.; E2 Alert before tenants notice: N+1, quota at 90 %, Pending pods, OOMKills.; E3 Monthly capacity check, quarterly project review, every quota change via Git.; F1 Projects pay for allocated quota at published rates; the reserve is priced in, not billed.; F2 Rancher is licensed per CPU core: every core counts, sold or not; memory is licence-free.; F3 Prod: at least 3 worker nodes; from 5 equal nodes on, N+1 fits inside the 20 % reserve." title="" id="13" name="Picture"/>
+            <a:graphic>
+              <a:graphicData uri="http://schemas.openxmlformats.org/drawingml/2006/picture">
+                <pic:pic>
+                  <pic:nvPicPr>
+                    <pic:cNvPr descr="glance.png" id="14" name="Picture"/>
+                    <pic:cNvPicPr>
+                      <a:picLocks noChangeArrowheads="1" noChangeAspect="1"/>
+                    </pic:cNvPicPr>
+                  </pic:nvPicPr>
+                  <pic:blipFill>
+                    <a:blip r:embed="rId12"/>
+                    <a:stretch>
+                      <a:fillRect/>
+                    </a:stretch>
+                  </pic:blipFill>
+                  <pic:spPr bwMode="auto">
+                    <a:xfrm>
+                      <a:off x="0" y="0"/>
+                      <a:ext cx="5280660" cy="7009447"/>
+                    </a:xfrm>
+                    <a:prstGeom prst="rect">
+                      <a:avLst/>
+                    </a:prstGeom>
+                    <a:noFill/>
+                    <a:ln w="9525">
+                      <a:noFill/>
+                      <a:headEnd/>
+                      <a:tailEnd/>
+                    </a:ln>
+                  </pic:spPr>
+                </pic:pic>
+              </a:graphicData>
+            </a:graphic>
+          </wp:inline>
+        </w:drawing>
+      </w:r>
+    </w:p>
+    <w:bookmarkEnd w:id="15"/>
+    <w:bookmarkStart w:id="31" w:name="a-capacity--what-we-can-promise"/>
+    <w:p>
+      <w:pPr>
+        <w:pStyle w:val="Heading2"/>
+      </w:pPr>
+      <w:r>
         <w:t xml:space="preserve">A. Capacity — what we can promise</w:t>
       </w:r>
     </w:p>
@@ -808,14 +145,49 @@
         <w:pStyle w:val="FirstParagraph"/>
       </w:pPr>
       <w:r>
-        <w:rPr>
-          <w:i/>
-          <w:iCs/>
-        </w:rPr>
-        <w:t xml:space="preserve">Platform team owns. The guarantee in every other category depends on this one being right.</w:t>
-      </w:r>
-    </w:p>
-    <w:bookmarkStart w:id="13" w:name="a1-n1-node-failure-tolerance"/>
+        <w:drawing>
+          <wp:inline>
+            <wp:extent cx="5280660" cy="1202293"/>
+            <wp:effectExtent b="0" l="0" r="0" t="0"/>
+            <wp:docPr descr="A. Capacity — what we can promise. Platform team: Owns: sizes clusters, approves quota. Teams: Request quota with evidence." title="" id="17" name="Picture"/>
+            <a:graphic>
+              <a:graphicData uri="http://schemas.openxmlformats.org/drawingml/2006/picture">
+                <pic:pic>
+                  <pic:nvPicPr>
+                    <pic:cNvPr descr="A.png" id="18" name="Picture"/>
+                    <pic:cNvPicPr>
+                      <a:picLocks noChangeArrowheads="1" noChangeAspect="1"/>
+                    </pic:cNvPicPr>
+                  </pic:nvPicPr>
+                  <pic:blipFill>
+                    <a:blip r:embed="rId16"/>
+                    <a:stretch>
+                      <a:fillRect/>
+                    </a:stretch>
+                  </pic:blipFill>
+                  <pic:spPr bwMode="auto">
+                    <a:xfrm>
+                      <a:off x="0" y="0"/>
+                      <a:ext cx="5280660" cy="1202293"/>
+                    </a:xfrm>
+                    <a:prstGeom prst="rect">
+                      <a:avLst/>
+                    </a:prstGeom>
+                    <a:noFill/>
+                    <a:ln w="9525">
+                      <a:noFill/>
+                      <a:headEnd/>
+                      <a:tailEnd/>
+                    </a:ln>
+                  </pic:spPr>
+                </pic:pic>
+              </a:graphicData>
+            </a:graphic>
+          </wp:inline>
+        </w:drawing>
+      </w:r>
+    </w:p>
+    <w:bookmarkStart w:id="22" w:name="a1-n1-node-failure-tolerance"/>
     <w:p>
       <w:pPr>
         <w:pStyle w:val="Heading3"/>
@@ -826,6 +198,53 @@
     </w:p>
     <w:p>
       <w:pPr>
+        <w:pStyle w:val="FirstParagraph"/>
+      </w:pPr>
+      <w:r>
+        <w:drawing>
+          <wp:inline>
+            <wp:extent cx="5280660" cy="1634490"/>
+            <wp:effectExtent b="0" l="0" r="0" t="0"/>
+            <wp:docPr descr="Σ project quota still fits after the largest node — or failure domain — is gone." title="" id="20" name="Picture"/>
+            <a:graphic>
+              <a:graphicData uri="http://schemas.openxmlformats.org/drawingml/2006/picture">
+                <pic:pic>
+                  <pic:nvPicPr>
+                    <pic:cNvPr descr="A1.png" id="21" name="Picture"/>
+                    <pic:cNvPicPr>
+                      <a:picLocks noChangeArrowheads="1" noChangeAspect="1"/>
+                    </pic:cNvPicPr>
+                  </pic:nvPicPr>
+                  <pic:blipFill>
+                    <a:blip r:embed="rId19"/>
+                    <a:stretch>
+                      <a:fillRect/>
+                    </a:stretch>
+                  </pic:blipFill>
+                  <pic:spPr bwMode="auto">
+                    <a:xfrm>
+                      <a:off x="0" y="0"/>
+                      <a:ext cx="5280660" cy="1634490"/>
+                    </a:xfrm>
+                    <a:prstGeom prst="rect">
+                      <a:avLst/>
+                    </a:prstGeom>
+                    <a:noFill/>
+                    <a:ln w="9525">
+                      <a:noFill/>
+                      <a:headEnd/>
+                      <a:tailEnd/>
+                    </a:ln>
+                  </pic:spPr>
+                </pic:pic>
+              </a:graphicData>
+            </a:graphic>
+          </wp:inline>
+        </w:drawing>
+      </w:r>
+    </w:p>
+    <w:p>
+      <w:pPr>
         <w:pStyle w:val="Compact"/>
         <w:numPr>
           <w:ilvl w:val="0"/>
@@ -861,13 +280,7 @@
         </w:numPr>
       </w:pPr>
       <w:r>
-        <w:t xml:space="preserve">Check: Σ project quota ≤ allocatable − largest node(s) − platform requests.</w:t>
-      </w:r>
-      <w:r>
-        <w:t xml:space="preserve"> </w:t>
-      </w:r>
-      <w:r>
-        <w:t xml:space="preserve">The planner and each cluster's dashboard show this as</w:t>
+        <w:t xml:space="preserve">Check: Σ project quota ≤ allocatable − largest node(s) − platform requests. The planner and each cluster's dashboard show this as</w:t>
       </w:r>
       <w:r>
         <w:t xml:space="preserve"> </w:t>
@@ -920,13 +333,7 @@
         </w:numPr>
       </w:pPr>
       <w:r>
-        <w:t xml:space="preserve">Uneven node sizes: the largest node sets the reserve, so one oversized node makes the whole cluster expensive.</w:t>
-      </w:r>
-      <w:r>
-        <w:t xml:space="preserve"> </w:t>
-      </w:r>
-      <w:r>
-        <w:t xml:space="preserve">Prefer nodes of equal size within a cluster.</w:t>
+        <w:t xml:space="preserve">Uneven node sizes: the largest node sets the reserve, so one oversized node makes the whole cluster expensive. Prefer nodes of equal size within a cluster.</w:t>
       </w:r>
     </w:p>
     <w:p>
@@ -950,13 +357,7 @@
         </w:numPr>
       </w:pPr>
       <w:r>
-        <w:t xml:space="preserve">N+2 only for clusters where two nodes can go down together (e.g. maintenance on one node plus a failure on another,</w:t>
-      </w:r>
-      <w:r>
-        <w:t xml:space="preserve"> </w:t>
-      </w:r>
-      <w:r>
-        <w:t xml:space="preserve">or two VMs on one hypervisor host).</w:t>
+        <w:t xml:space="preserve">N+2 only for clusters where two nodes can go down together (e.g. maintenance on one node plus a failure on another, or two VMs on one hypervisor host).</w:t>
       </w:r>
     </w:p>
     <w:p>
@@ -975,13 +376,7 @@
         <w:t xml:space="preserve">A failure domain is whatever goes down together</w:t>
       </w:r>
       <w:r>
-        <w:t xml:space="preserve">: a bare-metal server, a hypervisor host running several node VMs,</w:t>
-      </w:r>
-      <w:r>
-        <w:t xml:space="preserve"> </w:t>
-      </w:r>
-      <w:r>
-        <w:t xml:space="preserve">a rack, a power feed. N+1 counts failure domains, not Kubernetes nodes (open question Q17,</w:t>
+        <w:t xml:space="preserve">: a bare-metal server, a hypervisor host running several node VMs, a rack, a power feed. N+1 counts failure domains, not Kubernetes nodes (open question Q17,</w:t>
       </w:r>
       <w:r>
         <w:t xml:space="preserve"> </w:t>
@@ -1023,13 +418,7 @@
         <w:t xml:space="preserve"> </w:t>
       </w:r>
       <w:r>
-        <w:t xml:space="preserve">outages: a node drained for patching is a failed node for capacity purposes.</w:t>
-      </w:r>
-      <w:r>
-        <w:t xml:space="preserve"> </w:t>
-      </w:r>
-      <w:r>
-        <w:t xml:space="preserve">Without N+1, every upgrade is a capacity incident.</w:t>
+        <w:t xml:space="preserve">outages: a node drained for patching is a failed node for capacity purposes. Without N+1, every upgrade is a capacity incident.</w:t>
       </w:r>
     </w:p>
     <w:p>
@@ -1053,13 +442,7 @@
         </w:numPr>
       </w:pPr>
       <w:r>
-        <w:t xml:space="preserve">When a cluster breaks N+1 (red tile), it's a capacity trigger: add a node or stop approving quota</w:t>
-      </w:r>
-      <w:r>
-        <w:t xml:space="preserve"> </w:t>
-      </w:r>
-      <w:r>
-        <w:t xml:space="preserve">(process, action D5 in 07).</w:t>
+        <w:t xml:space="preserve">When a cluster breaks N+1 (red tile), it's a capacity trigger: add a node or stop approving quota (process, action D5 in 07).</w:t>
       </w:r>
     </w:p>
     <w:p>
@@ -1078,13 +461,7 @@
         <w:t xml:space="preserve">Minimum size</w:t>
       </w:r>
       <w:r>
-        <w:t xml:space="preserve">: 3 worker nodes in prod, better 5+ of equal size, so the N+1 reserve stays within the 20 % we keep</w:t>
-      </w:r>
-      <w:r>
-        <w:t xml:space="preserve"> </w:t>
-      </w:r>
-      <w:r>
-        <w:t xml:space="preserve">anyway (</w:t>
+        <w:t xml:space="preserve">: 3 worker nodes in prod, better 5+ of equal size, so the N+1 reserve stays within the 20 % we keep anyway (</w:t>
       </w:r>
       <w:hyperlink w:anchor="X91ca963c339be69ea88cdf46d5570d58a21aba0">
         <w:r>
@@ -1098,8 +475,8 @@
         <w:t xml:space="preserve">).</w:t>
       </w:r>
     </w:p>
-    <w:bookmarkEnd w:id="13"/>
-    <w:bookmarkStart w:id="14" w:name="a2-conservative-allocation"/>
+    <w:bookmarkEnd w:id="22"/>
+    <w:bookmarkStart w:id="26" w:name="a2-conservative-allocation"/>
     <w:p>
       <w:pPr>
         <w:pStyle w:val="Heading3"/>
@@ -1110,6 +487,53 @@
     </w:p>
     <w:p>
       <w:pPr>
+        <w:pStyle w:val="FirstParagraph"/>
+      </w:pPr>
+      <w:r>
+        <w:drawing>
+          <wp:inline>
+            <wp:extent cx="5280660" cy="1555908"/>
+            <wp:effectExtent b="0" l="0" r="0" t="0"/>
+            <wp:docPr descr="Sell at most 80 % in prod. The rest is reserve, not stock." title="" id="24" name="Picture"/>
+            <a:graphic>
+              <a:graphicData uri="http://schemas.openxmlformats.org/drawingml/2006/picture">
+                <pic:pic>
+                  <pic:nvPicPr>
+                    <pic:cNvPr descr="A2.png" id="25" name="Picture"/>
+                    <pic:cNvPicPr>
+                      <a:picLocks noChangeArrowheads="1" noChangeAspect="1"/>
+                    </pic:cNvPicPr>
+                  </pic:nvPicPr>
+                  <pic:blipFill>
+                    <a:blip r:embed="rId23"/>
+                    <a:stretch>
+                      <a:fillRect/>
+                    </a:stretch>
+                  </pic:blipFill>
+                  <pic:spPr bwMode="auto">
+                    <a:xfrm>
+                      <a:off x="0" y="0"/>
+                      <a:ext cx="5280660" cy="1555908"/>
+                    </a:xfrm>
+                    <a:prstGeom prst="rect">
+                      <a:avLst/>
+                    </a:prstGeom>
+                    <a:noFill/>
+                    <a:ln w="9525">
+                      <a:noFill/>
+                      <a:headEnd/>
+                      <a:tailEnd/>
+                    </a:ln>
+                  </pic:spPr>
+                </pic:pic>
+              </a:graphicData>
+            </a:graphic>
+          </wp:inline>
+        </w:drawing>
+      </w:r>
+    </w:p>
+    <w:p>
+      <w:pPr>
         <w:pStyle w:val="Compact"/>
         <w:numPr>
           <w:ilvl w:val="0"/>
@@ -1152,13 +576,7 @@
         <w:t xml:space="preserve">not spare capacity to sell</w:t>
       </w:r>
       <w:r>
-        <w:t xml:space="preserve">: it absorbs rolling-update surge, rescheduling after a</w:t>
-      </w:r>
-      <w:r>
-        <w:t xml:space="preserve"> </w:t>
-      </w:r>
-      <w:r>
-        <w:t xml:space="preserve">failure, platform growth and emergencies.</w:t>
+        <w:t xml:space="preserve">: it absorbs rolling-update surge, rescheduling after a failure, platform growth and emergencies.</w:t>
       </w:r>
     </w:p>
     <w:p>
@@ -1202,13 +620,7 @@
         <w:t xml:space="preserve">Memory is allocated more carefully than CPU</w:t>
       </w:r>
       <w:r>
-        <w:t xml:space="preserve">: CPU shortage slows pods down (throttling), memory shortage kills them</w:t>
-      </w:r>
-      <w:r>
-        <w:t xml:space="preserve"> </w:t>
-      </w:r>
-      <w:r>
-        <w:t xml:space="preserve">(OOMKill, eviction).</w:t>
+        <w:t xml:space="preserve">: CPU shortage slows pods down (throttling), memory shortage kills them (OOMKill, eviction).</w:t>
       </w:r>
     </w:p>
     <w:p>
@@ -1233,13 +645,7 @@
         <w:t xml:space="preserve">measured or estimated need</w:t>
       </w:r>
       <w:r>
-        <w:t xml:space="preserve">, not their budget ceiling. Unspent budget is fine;</w:t>
-      </w:r>
-      <w:r>
-        <w:t xml:space="preserve"> </w:t>
-      </w:r>
-      <w:r>
-        <w:t xml:space="preserve">unused quota blocks others.</w:t>
+        <w:t xml:space="preserve">, not their budget ceiling. Unspent budget is fine; unused quota blocks others.</w:t>
       </w:r>
     </w:p>
     <w:p>
@@ -1279,13 +685,7 @@
         <w:t xml:space="preserve"> </w:t>
       </w:r>
       <w:r>
-        <w:t xml:space="preserve">per cluster for emergency increases, so an incident doesn't have to wait</w:t>
-      </w:r>
-      <w:r>
-        <w:t xml:space="preserve"> </w:t>
-      </w:r>
-      <w:r>
-        <w:t xml:space="preserve">for new hardware (emergency increase).</w:t>
+        <w:t xml:space="preserve">per cluster for emergency increases, so an incident doesn't have to wait for new hardware (emergency increase).</w:t>
       </w:r>
     </w:p>
     <w:p>
@@ -1345,23 +745,64 @@
         </w:numPr>
       </w:pPr>
       <w:r>
-        <w:t xml:space="preserve">Conservative ≠ stingy: a project that is short of quota will work around it (bigger pods elsewhere, fewer replicas,</w:t>
-      </w:r>
-      <w:r>
-        <w:t xml:space="preserve"> </w:t>
-      </w:r>
-      <w:r>
-        <w:t xml:space="preserve">skipped HA). Say no to capacity we don't have, not to capacity that is justified.</w:t>
-      </w:r>
-    </w:p>
-    <w:bookmarkEnd w:id="14"/>
-    <w:bookmarkStart w:id="15" w:name="a3-autoscaling-and-bursts"/>
+        <w:t xml:space="preserve">Conservative ≠ stingy: a project that is short of quota will work around it (bigger pods elsewhere, fewer replicas, skipped HA). Say no to capacity we don't have, not to capacity that is justified.</w:t>
+      </w:r>
+    </w:p>
+    <w:bookmarkEnd w:id="26"/>
+    <w:bookmarkStart w:id="30" w:name="a3-autoscaling-and-bursts"/>
     <w:p>
       <w:pPr>
         <w:pStyle w:val="Heading3"/>
       </w:pPr>
       <w:r>
         <w:t xml:space="preserve">A3. Autoscaling and bursts</w:t>
+      </w:r>
+    </w:p>
+    <w:p>
+      <w:pPr>
+        <w:pStyle w:val="FirstParagraph"/>
+      </w:pPr>
+      <w:r>
+        <w:drawing>
+          <wp:inline>
+            <wp:extent cx="5280660" cy="1461611"/>
+            <wp:effectExtent b="0" l="0" r="0" t="0"/>
+            <wp:docPr descr="Quota covers the maximum (maxReplicas × requests), not the average." title="" id="28" name="Picture"/>
+            <a:graphic>
+              <a:graphicData uri="http://schemas.openxmlformats.org/drawingml/2006/picture">
+                <pic:pic>
+                  <pic:nvPicPr>
+                    <pic:cNvPr descr="A3.png" id="29" name="Picture"/>
+                    <pic:cNvPicPr>
+                      <a:picLocks noChangeArrowheads="1" noChangeAspect="1"/>
+                    </pic:cNvPicPr>
+                  </pic:nvPicPr>
+                  <pic:blipFill>
+                    <a:blip r:embed="rId27"/>
+                    <a:stretch>
+                      <a:fillRect/>
+                    </a:stretch>
+                  </pic:blipFill>
+                  <pic:spPr bwMode="auto">
+                    <a:xfrm>
+                      <a:off x="0" y="0"/>
+                      <a:ext cx="5280660" cy="1461611"/>
+                    </a:xfrm>
+                    <a:prstGeom prst="rect">
+                      <a:avLst/>
+                    </a:prstGeom>
+                    <a:noFill/>
+                    <a:ln w="9525">
+                      <a:noFill/>
+                      <a:headEnd/>
+                      <a:tailEnd/>
+                    </a:ln>
+                  </pic:spPr>
+                </pic:pic>
+              </a:graphicData>
+            </a:graphic>
+          </wp:inline>
+        </w:drawing>
       </w:r>
     </w:p>
     <w:p>
@@ -1452,13 +893,7 @@
         <w:t xml:space="preserve"> </w:t>
       </w:r>
       <w:r>
-        <w:t xml:space="preserve">in recommendation mode only, as input for right-sizing; auto mode changes requests and therefore quota</w:t>
-      </w:r>
-      <w:r>
-        <w:t xml:space="preserve"> </w:t>
-      </w:r>
-      <w:r>
-        <w:t xml:space="preserve">consumption without review.</w:t>
+        <w:t xml:space="preserve">in recommendation mode only, as input for right-sizing; auto mode changes requests and therefore quota consumption without review.</w:t>
       </w:r>
     </w:p>
     <w:p>
@@ -1496,25 +931,12 @@
         <w:t xml:space="preserve">CronJobs and batch</w:t>
       </w:r>
       <w:r>
-        <w:t xml:space="preserve">: their requests count against quota while they run; schedule large jobs outside peak hours or</w:t>
-      </w:r>
-      <w:r>
-        <w:t xml:space="preserve"> </w:t>
-      </w:r>
-      <w:r>
-        <w:t xml:space="preserve">give them their own quota.</w:t>
-      </w:r>
-    </w:p>
-    <w:p>
-      <w:r>
-        <w:pict>
-          <v:rect style="width:0;height:1.5pt" o:hralign="center" o:hrstd="t" o:hr="t"/>
-        </w:pict>
-      </w:r>
-    </w:p>
-    <w:bookmarkEnd w:id="15"/>
-    <w:bookmarkEnd w:id="16"/>
-    <w:bookmarkStart w:id="20" w:name="b-tenancy--how-we-share-it"/>
+        <w:t xml:space="preserve">: their requests count against quota while they run; schedule large jobs outside peak hours or give them their own quota.</w:t>
+      </w:r>
+    </w:p>
+    <w:bookmarkEnd w:id="30"/>
+    <w:bookmarkEnd w:id="31"/>
+    <w:bookmarkStart w:id="47" w:name="b-tenancy--how-we-share-it"/>
     <w:p>
       <w:pPr>
         <w:pStyle w:val="Heading2"/>
@@ -1528,14 +950,49 @@
         <w:pStyle w:val="FirstParagraph"/>
       </w:pPr>
       <w:r>
-        <w:rPr>
-          <w:i/>
-          <w:iCs/>
-        </w:rPr>
-        <w:t xml:space="preserve">Platform team sets the rules and enforces them; tenants can't opt out.</w:t>
-      </w:r>
-    </w:p>
-    <w:bookmarkStart w:id="17" w:name="b1-fairness-between-tenants"/>
+        <w:drawing>
+          <wp:inline>
+            <wp:extent cx="5280660" cy="1076563"/>
+            <wp:effectExtent b="0" l="0" r="0" t="0"/>
+            <wp:docPr descr="B. Tenancy — how we share it. Platform team: Sets the rules and enforces them. Teams: Stay within their Project." title="" id="33" name="Picture"/>
+            <a:graphic>
+              <a:graphicData uri="http://schemas.openxmlformats.org/drawingml/2006/picture">
+                <pic:pic>
+                  <pic:nvPicPr>
+                    <pic:cNvPr descr="B.png" id="34" name="Picture"/>
+                    <pic:cNvPicPr>
+                      <a:picLocks noChangeArrowheads="1" noChangeAspect="1"/>
+                    </pic:cNvPicPr>
+                  </pic:nvPicPr>
+                  <pic:blipFill>
+                    <a:blip r:embed="rId32"/>
+                    <a:stretch>
+                      <a:fillRect/>
+                    </a:stretch>
+                  </pic:blipFill>
+                  <pic:spPr bwMode="auto">
+                    <a:xfrm>
+                      <a:off x="0" y="0"/>
+                      <a:ext cx="5280660" cy="1076563"/>
+                    </a:xfrm>
+                    <a:prstGeom prst="rect">
+                      <a:avLst/>
+                    </a:prstGeom>
+                    <a:noFill/>
+                    <a:ln w="9525">
+                      <a:noFill/>
+                      <a:headEnd/>
+                      <a:tailEnd/>
+                    </a:ln>
+                  </pic:spPr>
+                </pic:pic>
+              </a:graphicData>
+            </a:graphic>
+          </wp:inline>
+        </w:drawing>
+      </w:r>
+    </w:p>
+    <w:bookmarkStart w:id="38" w:name="b1-fairness-between-tenants"/>
     <w:p>
       <w:pPr>
         <w:pStyle w:val="Heading3"/>
@@ -1546,6 +1003,53 @@
     </w:p>
     <w:p>
       <w:pPr>
+        <w:pStyle w:val="FirstParagraph"/>
+      </w:pPr>
+      <w:r>
+        <w:drawing>
+          <wp:inline>
+            <wp:extent cx="5280660" cy="1681638"/>
+            <wp:effectExtent b="0" l="0" r="0" t="0"/>
+            <wp:docPr descr="Every project gets what it pays for — quota is the only fairness Kubernetes has." title="" id="36" name="Picture"/>
+            <a:graphic>
+              <a:graphicData uri="http://schemas.openxmlformats.org/drawingml/2006/picture">
+                <pic:pic>
+                  <pic:nvPicPr>
+                    <pic:cNvPr descr="B1.png" id="37" name="Picture"/>
+                    <pic:cNvPicPr>
+                      <a:picLocks noChangeArrowheads="1" noChangeAspect="1"/>
+                    </pic:cNvPicPr>
+                  </pic:nvPicPr>
+                  <pic:blipFill>
+                    <a:blip r:embed="rId35"/>
+                    <a:stretch>
+                      <a:fillRect/>
+                    </a:stretch>
+                  </pic:blipFill>
+                  <pic:spPr bwMode="auto">
+                    <a:xfrm>
+                      <a:off x="0" y="0"/>
+                      <a:ext cx="5280660" cy="1681638"/>
+                    </a:xfrm>
+                    <a:prstGeom prst="rect">
+                      <a:avLst/>
+                    </a:prstGeom>
+                    <a:noFill/>
+                    <a:ln w="9525">
+                      <a:noFill/>
+                      <a:headEnd/>
+                      <a:tailEnd/>
+                    </a:ln>
+                  </pic:spPr>
+                </pic:pic>
+              </a:graphicData>
+            </a:graphic>
+          </wp:inline>
+        </w:drawing>
+      </w:r>
+    </w:p>
+    <w:p>
+      <w:pPr>
         <w:pStyle w:val="Compact"/>
         <w:numPr>
           <w:ilvl w:val="0"/>
@@ -1569,13 +1073,7 @@
         <w:t xml:space="preserve"> </w:t>
       </w:r>
       <w:r>
-        <w:t xml:space="preserve">(one per stream), not the namespace. Quota is set per Project per cluster;</w:t>
-      </w:r>
-      <w:r>
-        <w:t xml:space="preserve"> </w:t>
-      </w:r>
-      <w:r>
-        <w:t xml:space="preserve">the project splits it over its namespaces itself (allocation model).</w:t>
+        <w:t xml:space="preserve">(one per stream), not the namespace. Quota is set per Project per cluster; the project splits it over its namespaces itself (allocation model).</w:t>
       </w:r>
     </w:p>
     <w:p>
@@ -1594,13 +1092,7 @@
         <w:t xml:space="preserve">Fairness = you get what you pay for</w:t>
       </w:r>
       <w:r>
-        <w:t xml:space="preserve">: a project's quota is guaranteed only because Σ quota fits the cluster</w:t>
-      </w:r>
-      <w:r>
-        <w:t xml:space="preserve"> </w:t>
-      </w:r>
-      <w:r>
-        <w:t xml:space="preserve">(</w:t>
+        <w:t xml:space="preserve">: a project's quota is guaranteed only because Σ quota fits the cluster (</w:t>
       </w:r>
       <w:hyperlink w:anchor="a1-n1-node-failure-tolerance">
         <w:r>
@@ -1625,13 +1117,7 @@
         </w:r>
       </w:hyperlink>
       <w:r>
-        <w:t xml:space="preserve">). Without that, the scheduler is first come,</w:t>
-      </w:r>
-      <w:r>
-        <w:t xml:space="preserve"> </w:t>
-      </w:r>
-      <w:r>
-        <w:t xml:space="preserve">first served.</w:t>
+        <w:t xml:space="preserve">). Without that, the scheduler is first come, first served.</w:t>
       </w:r>
     </w:p>
     <w:p>
@@ -1659,13 +1145,7 @@
         <w:t xml:space="preserve"> </w:t>
       </w:r>
       <w:r>
-        <w:t xml:space="preserve">between tenants. Quota is the only mechanism that stops one tenant</w:t>
-      </w:r>
-      <w:r>
-        <w:t xml:space="preserve"> </w:t>
-      </w:r>
-      <w:r>
-        <w:t xml:space="preserve">from taking all the capacity; that's why every project namespace gets a quota.</w:t>
+        <w:t xml:space="preserve">between tenants. Quota is the only mechanism that stops one tenant from taking all the capacity; that's why every project namespace gets a quota.</w:t>
       </w:r>
     </w:p>
     <w:p>
@@ -1687,19 +1167,7 @@
         <w:t xml:space="preserve"> </w:t>
       </w:r>
       <w:r>
-        <w:t xml:space="preserve">is shared in proportion to requests: a project with twice the requests gets twice the CPU</w:t>
-      </w:r>
-      <w:r>
-        <w:t xml:space="preserve"> </w:t>
-      </w:r>
-      <w:r>
-        <w:t xml:space="preserve">time. Using idle CPU above requests is allowed (no CPU limits, ADR-0003) and never takes</w:t>
-      </w:r>
-      <w:r>
-        <w:t xml:space="preserve"> </w:t>
-      </w:r>
-      <w:r>
-        <w:t xml:space="preserve">away another pod's requested CPU.</w:t>
+        <w:t xml:space="preserve">is shared in proportion to requests: a project with twice the requests gets twice the CPU time. Using idle CPU above requests is allowed (no CPU limits, ADR-0003) and never takes away another pod's requested CPU.</w:t>
       </w:r>
     </w:p>
     <w:p>
@@ -1718,13 +1186,7 @@
         <w:t xml:space="preserve">Memory is not shared fairly</w:t>
       </w:r>
       <w:r>
-        <w:t xml:space="preserve">: a pod using more than its request is the first to be evicted under node pressure.</w:t>
-      </w:r>
-      <w:r>
-        <w:t xml:space="preserve"> </w:t>
-      </w:r>
-      <w:r>
-        <w:t xml:space="preserve">Hence memory limit = request in prod (</w:t>
+        <w:t xml:space="preserve">: a pod using more than its request is the first to be evicted under node pressure. Hence memory limit = request in prod (</w:t>
       </w:r>
       <w:hyperlink w:anchor="c1-requests-vs-limits-req--lmt">
         <w:r>
@@ -1747,13 +1209,7 @@
         </w:numPr>
       </w:pPr>
       <w:r>
-        <w:t xml:space="preserve">Same rules, same price for every project: one set of standards, published unit rates, same review cadence.</w:t>
-      </w:r>
-      <w:r>
-        <w:t xml:space="preserve"> </w:t>
-      </w:r>
-      <w:r>
-        <w:t xml:space="preserve">Exceptions are written down with a reason and an end date.</w:t>
+        <w:t xml:space="preserve">Same rules, same price for every project: one set of standards, published unit rates, same review cadence. Exceptions are written down with a reason and an end date.</w:t>
       </w:r>
     </w:p>
     <w:p>
@@ -1781,13 +1237,7 @@
         <w:t xml:space="preserve"> </w:t>
       </w:r>
       <w:r>
-        <w:t xml:space="preserve">with taints, allocated and priced</w:t>
-      </w:r>
-      <w:r>
-        <w:t xml:space="preserve"> </w:t>
-      </w:r>
-      <w:r>
-        <w:t xml:space="preserve">separately, so general workloads can't occupy it.</w:t>
+        <w:t xml:space="preserve">with taints, allocated and priced separately, so general workloads can't occupy it.</w:t>
       </w:r>
     </w:p>
     <w:p>
@@ -1823,13 +1273,7 @@
         <w:t xml:space="preserve">kube-system</w:t>
       </w:r>
       <w:r>
-        <w:t xml:space="preserve">) are outside project quota and deducted</w:t>
-      </w:r>
-      <w:r>
-        <w:t xml:space="preserve"> </w:t>
-      </w:r>
-      <w:r>
-        <w:t xml:space="preserve">from capacity before anything is sold — tenants don't pay for them via quota, and don't compete with them.</w:t>
+        <w:t xml:space="preserve">) are outside project quota and deducted from capacity before anything is sold — tenants don't pay for them via quota, and don't compete with them.</w:t>
       </w:r>
     </w:p>
     <w:p>
@@ -1841,17 +1285,11 @@
         </w:numPr>
       </w:pPr>
       <w:r>
-        <w:t xml:space="preserve">Visibility is part of fairness: every project sees its own quota, requests and usage (dashboard, Kibana), and the</w:t>
-      </w:r>
-      <w:r>
-        <w:t xml:space="preserve"> </w:t>
-      </w:r>
-      <w:r>
-        <w:t xml:space="preserve">showback compares projects on the same basis (ADR-0002).</w:t>
-      </w:r>
-    </w:p>
-    <w:bookmarkEnd w:id="17"/>
-    <w:bookmarkStart w:id="18" w:name="b2-priority-and-preemption"/>
+        <w:t xml:space="preserve">Visibility is part of fairness: every project sees its own quota, requests and usage (dashboard, Kibana), and the showback compares projects on the same basis (ADR-0002).</w:t>
+      </w:r>
+    </w:p>
+    <w:bookmarkEnd w:id="38"/>
+    <w:bookmarkStart w:id="42" w:name="b2-priority-and-preemption"/>
     <w:p>
       <w:pPr>
         <w:pStyle w:val="Heading3"/>
@@ -1862,6 +1300,53 @@
     </w:p>
     <w:p>
       <w:pPr>
+        <w:pStyle w:val="FirstParagraph"/>
+      </w:pPr>
+      <w:r>
+        <w:drawing>
+          <wp:inline>
+            <wp:extent cx="5280660" cy="306466"/>
+            <wp:effectExtent b="0" l="0" r="0" t="0"/>
+            <wp:docPr descr="Platform first, then prod. Priority never bypasses quota." title="" id="40" name="Picture"/>
+            <a:graphic>
+              <a:graphicData uri="http://schemas.openxmlformats.org/drawingml/2006/picture">
+                <pic:pic>
+                  <pic:nvPicPr>
+                    <pic:cNvPr descr="B2.png" id="41" name="Picture"/>
+                    <pic:cNvPicPr>
+                      <a:picLocks noChangeArrowheads="1" noChangeAspect="1"/>
+                    </pic:cNvPicPr>
+                  </pic:nvPicPr>
+                  <pic:blipFill>
+                    <a:blip r:embed="rId39"/>
+                    <a:stretch>
+                      <a:fillRect/>
+                    </a:stretch>
+                  </pic:blipFill>
+                  <pic:spPr bwMode="auto">
+                    <a:xfrm>
+                      <a:off x="0" y="0"/>
+                      <a:ext cx="5280660" cy="306466"/>
+                    </a:xfrm>
+                    <a:prstGeom prst="rect">
+                      <a:avLst/>
+                    </a:prstGeom>
+                    <a:noFill/>
+                    <a:ln w="9525">
+                      <a:noFill/>
+                      <a:headEnd/>
+                      <a:tailEnd/>
+                    </a:ln>
+                  </pic:spPr>
+                </pic:pic>
+              </a:graphicData>
+            </a:graphic>
+          </wp:inline>
+        </w:drawing>
+      </w:r>
+    </w:p>
+    <w:p>
+      <w:pPr>
         <w:pStyle w:val="Compact"/>
         <w:numPr>
           <w:ilvl w:val="0"/>
@@ -2039,8 +1524,8 @@
         <w:t xml:space="preserve">In mixed clusters (prod + non-prod on the same nodes, Q2), non-prod runs at lower priority.</w:t>
       </w:r>
     </w:p>
-    <w:bookmarkEnd w:id="18"/>
-    <w:bookmarkStart w:id="19" w:name="b3-isolation-beyond-cpu-and-memory"/>
+    <w:bookmarkEnd w:id="42"/>
+    <w:bookmarkStart w:id="46" w:name="b3-isolation-beyond-cpu-and-memory"/>
     <w:p>
       <w:pPr>
         <w:pStyle w:val="Heading3"/>
@@ -2051,6 +1536,53 @@
     </w:p>
     <w:p>
       <w:pPr>
+        <w:pStyle w:val="FirstParagraph"/>
+      </w:pPr>
+      <w:r>
+        <w:drawing>
+          <wp:inline>
+            <wp:extent cx="5280660" cy="314325"/>
+            <wp:effectExtent b="0" l="0" r="0" t="0"/>
+            <wp:docPr descr="Quota covers CPU and memory only; guard the rest with limits, policies and node pools." title="" id="44" name="Picture"/>
+            <a:graphic>
+              <a:graphicData uri="http://schemas.openxmlformats.org/drawingml/2006/picture">
+                <pic:pic>
+                  <pic:nvPicPr>
+                    <pic:cNvPr descr="B3.png" id="45" name="Picture"/>
+                    <pic:cNvPicPr>
+                      <a:picLocks noChangeArrowheads="1" noChangeAspect="1"/>
+                    </pic:cNvPicPr>
+                  </pic:nvPicPr>
+                  <pic:blipFill>
+                    <a:blip r:embed="rId43"/>
+                    <a:stretch>
+                      <a:fillRect/>
+                    </a:stretch>
+                  </pic:blipFill>
+                  <pic:spPr bwMode="auto">
+                    <a:xfrm>
+                      <a:off x="0" y="0"/>
+                      <a:ext cx="5280660" cy="314325"/>
+                    </a:xfrm>
+                    <a:prstGeom prst="rect">
+                      <a:avLst/>
+                    </a:prstGeom>
+                    <a:noFill/>
+                    <a:ln w="9525">
+                      <a:noFill/>
+                      <a:headEnd/>
+                      <a:tailEnd/>
+                    </a:ln>
+                  </pic:spPr>
+                </pic:pic>
+              </a:graphicData>
+            </a:graphic>
+          </wp:inline>
+        </w:drawing>
+      </w:r>
+    </w:p>
+    <w:p>
+      <w:pPr>
         <w:pStyle w:val="Compact"/>
         <w:numPr>
           <w:ilvl w:val="0"/>
@@ -2074,13 +1606,7 @@
         <w:t xml:space="preserve"> </w:t>
       </w:r>
       <w:r>
-        <w:t xml:space="preserve">by default: disk I/O, network bandwidth, ephemeral storage, PIDs,</w:t>
-      </w:r>
-      <w:r>
-        <w:t xml:space="preserve"> </w:t>
-      </w:r>
-      <w:r>
-        <w:t xml:space="preserve">API server load. These are where noisy neighbours come from.</w:t>
+        <w:t xml:space="preserve">by default: disk I/O, network bandwidth, ephemeral storage, PIDs, API server load. These are where noisy neighbours come from.</w:t>
       </w:r>
     </w:p>
     <w:p>
@@ -2178,13 +1704,7 @@
         <w:t xml:space="preserve">services.loadbalancers</w:t>
       </w:r>
       <w:r>
-        <w:t xml:space="preserve">, PVCs, ConfigMaps/Secrets</w:t>
-      </w:r>
-      <w:r>
-        <w:t xml:space="preserve"> </w:t>
-      </w:r>
-      <w:r>
-        <w:t xml:space="preserve">(allocation model).</w:t>
+        <w:t xml:space="preserve">, PVCs, ConfigMaps/Secrets (allocation model).</w:t>
       </w:r>
     </w:p>
     <w:p>
@@ -2237,13 +1757,7 @@
         <w:t xml:space="preserve">Network</w:t>
       </w:r>
       <w:r>
-        <w:t xml:space="preserve">: NetworkPolicies per project (default deny between Projects; Rancher Project Network Isolation where</w:t>
-      </w:r>
-      <w:r>
-        <w:t xml:space="preserve"> </w:t>
-      </w:r>
-      <w:r>
-        <w:t xml:space="preserve">available). Security isolation, not bandwidth.</w:t>
+        <w:t xml:space="preserve">: NetworkPolicies per project (default deny between Projects; Rancher Project Network Isolation where available). Security isolation, not bandwidth.</w:t>
       </w:r>
     </w:p>
     <w:p>
@@ -2262,13 +1776,7 @@
         <w:t xml:space="preserve">Access</w:t>
       </w:r>
       <w:r>
-        <w:t xml:space="preserve">: project owners manage their own namespaces and quota split; they can't change other Projects or</w:t>
-      </w:r>
-      <w:r>
-        <w:t xml:space="preserve"> </w:t>
-      </w:r>
-      <w:r>
-        <w:t xml:space="preserve">cluster-scoped objects (Q9).</w:t>
+        <w:t xml:space="preserve">: project owners manage their own namespaces and quota split; they can't change other Projects or cluster-scoped objects (Q9).</w:t>
       </w:r>
     </w:p>
     <w:p>
@@ -2280,25 +1788,12 @@
         </w:numPr>
       </w:pPr>
       <w:r>
-        <w:t xml:space="preserve">Heavy I/O or network workloads that disturb neighbours get dedicated nodes (taints + tolerations), allocated like any</w:t>
-      </w:r>
-      <w:r>
-        <w:t xml:space="preserve"> </w:t>
-      </w:r>
-      <w:r>
-        <w:t xml:space="preserve">other node pool.</w:t>
-      </w:r>
-    </w:p>
-    <w:p>
-      <w:r>
-        <w:pict>
-          <v:rect style="width:0;height:1.5pt" o:hralign="center" o:hrstd="t" o:hr="t"/>
-        </w:pict>
-      </w:r>
-    </w:p>
-    <w:bookmarkEnd w:id="19"/>
-    <w:bookmarkEnd w:id="20"/>
-    <w:bookmarkStart w:id="24" w:name="X608d1944dc049a4d6f9890dbeafb69d83703bbc"/>
+        <w:t xml:space="preserve">Heavy I/O or network workloads that disturb neighbours get dedicated nodes (taints + tolerations), allocated like any other node pool.</w:t>
+      </w:r>
+    </w:p>
+    <w:bookmarkEnd w:id="46"/>
+    <w:bookmarkEnd w:id="47"/>
+    <w:bookmarkStart w:id="63" w:name="X608d1944dc049a4d6f9890dbeafb69d83703bbc"/>
     <w:p>
       <w:pPr>
         <w:pStyle w:val="Heading2"/>
@@ -2311,203 +1806,709 @@
       <w:pPr>
         <w:pStyle w:val="FirstParagraph"/>
       </w:pPr>
+      <w:r>
+        <w:drawing>
+          <wp:inline>
+            <wp:extent cx="5280660" cy="1383030"/>
+            <wp:effectExtent b="0" l="0" r="0" t="0"/>
+            <wp:docPr descr="C. Workload standards — what we require from teams. Platform team: Defines and checks standards, provides defaults. Teams: Implement them in manifests." title="" id="49" name="Picture"/>
+            <a:graphic>
+              <a:graphicData uri="http://schemas.openxmlformats.org/drawingml/2006/picture">
+                <pic:pic>
+                  <pic:nvPicPr>
+                    <pic:cNvPr descr="C.png" id="50" name="Picture"/>
+                    <pic:cNvPicPr>
+                      <a:picLocks noChangeArrowheads="1" noChangeAspect="1"/>
+                    </pic:cNvPicPr>
+                  </pic:nvPicPr>
+                  <pic:blipFill>
+                    <a:blip r:embed="rId48"/>
+                    <a:stretch>
+                      <a:fillRect/>
+                    </a:stretch>
+                  </pic:blipFill>
+                  <pic:spPr bwMode="auto">
+                    <a:xfrm>
+                      <a:off x="0" y="0"/>
+                      <a:ext cx="5280660" cy="1383030"/>
+                    </a:xfrm>
+                    <a:prstGeom prst="rect">
+                      <a:avLst/>
+                    </a:prstGeom>
+                    <a:noFill/>
+                    <a:ln w="9525">
+                      <a:noFill/>
+                      <a:headEnd/>
+                      <a:tailEnd/>
+                    </a:ln>
+                  </pic:spPr>
+                </pic:pic>
+              </a:graphicData>
+            </a:graphic>
+          </wp:inline>
+        </w:drawing>
+      </w:r>
+    </w:p>
+    <w:bookmarkStart w:id="54" w:name="c1-requests-vs-limits-req--lmt"/>
+    <w:p>
+      <w:pPr>
+        <w:pStyle w:val="Heading3"/>
+      </w:pPr>
+      <w:r>
+        <w:t xml:space="preserve">C1. Requests vs. limits (req &lt; lmt)</w:t>
+      </w:r>
+    </w:p>
+    <w:p>
+      <w:pPr>
+        <w:pStyle w:val="FirstParagraph"/>
+      </w:pPr>
+      <w:r>
+        <w:drawing>
+          <wp:inline>
+            <wp:extent cx="5280660" cy="1595199"/>
+            <wp:effectExtent b="0" l="0" r="0" t="0"/>
+            <wp:docPr descr="Requests are the contract. Prod memory limit = request. CPU limits optional." title="" id="52" name="Picture"/>
+            <a:graphic>
+              <a:graphicData uri="http://schemas.openxmlformats.org/drawingml/2006/picture">
+                <pic:pic>
+                  <pic:nvPicPr>
+                    <pic:cNvPr descr="C1.png" id="53" name="Picture"/>
+                    <pic:cNvPicPr>
+                      <a:picLocks noChangeArrowheads="1" noChangeAspect="1"/>
+                    </pic:cNvPicPr>
+                  </pic:nvPicPr>
+                  <pic:blipFill>
+                    <a:blip r:embed="rId51"/>
+                    <a:stretch>
+                      <a:fillRect/>
+                    </a:stretch>
+                  </pic:blipFill>
+                  <pic:spPr bwMode="auto">
+                    <a:xfrm>
+                      <a:off x="0" y="0"/>
+                      <a:ext cx="5280660" cy="1595199"/>
+                    </a:xfrm>
+                    <a:prstGeom prst="rect">
+                      <a:avLst/>
+                    </a:prstGeom>
+                    <a:noFill/>
+                    <a:ln w="9525">
+                      <a:noFill/>
+                      <a:headEnd/>
+                      <a:tailEnd/>
+                    </a:ln>
+                  </pic:spPr>
+                </pic:pic>
+              </a:graphicData>
+            </a:graphic>
+          </wp:inline>
+        </w:drawing>
+      </w:r>
+    </w:p>
+    <w:p>
+      <w:pPr>
+        <w:pStyle w:val="Compact"/>
+        <w:numPr>
+          <w:ilvl w:val="0"/>
+          <w:numId w:val="1007"/>
+        </w:numPr>
+      </w:pPr>
+      <w:r>
+        <w:rPr>
+          <w:b/>
+          <w:bCs/>
+        </w:rPr>
+        <w:t xml:space="preserve">Requests are the contract</w:t>
+      </w:r>
+      <w:r>
+        <w:t xml:space="preserve">: what the scheduler reserves, what quota counts, what the project pays for.</w:t>
+      </w:r>
+    </w:p>
+    <w:p>
+      <w:pPr>
+        <w:pStyle w:val="Compact"/>
+        <w:numPr>
+          <w:ilvl w:val="0"/>
+          <w:numId w:val="1007"/>
+        </w:numPr>
+      </w:pPr>
+      <w:r>
+        <w:t xml:space="preserve">Requests must be set on every container, including sidecars and init containers (standards S1, S8).</w:t>
+      </w:r>
+    </w:p>
+    <w:p>
+      <w:pPr>
+        <w:pStyle w:val="Compact"/>
+        <w:numPr>
+          <w:ilvl w:val="0"/>
+          <w:numId w:val="1007"/>
+        </w:numPr>
+      </w:pPr>
+      <w:r>
+        <w:rPr>
+          <w:b/>
+          <w:bCs/>
+        </w:rPr>
+        <w:t xml:space="preserve">Memory, prod: limit = request.</w:t>
+      </w:r>
+      <w:r>
+        <w:t xml:space="preserve"> </w:t>
+      </w:r>
+      <w:r>
+        <w:t xml:space="preserve">No borrowed memory; a pod is killed by its own limit (OOMKill, visible to the team), not evicted because a neighbour ran the node out of memory.</w:t>
+      </w:r>
+    </w:p>
+    <w:p>
+      <w:pPr>
+        <w:pStyle w:val="Compact"/>
+        <w:numPr>
+          <w:ilvl w:val="0"/>
+          <w:numId w:val="1007"/>
+        </w:numPr>
+      </w:pPr>
+      <w:r>
+        <w:rPr>
+          <w:b/>
+          <w:bCs/>
+        </w:rPr>
+        <w:t xml:space="preserve">Memory, non-prod: limit ≤ 2× request</w:t>
+      </w:r>
+      <w:r>
+        <w:t xml:space="preserve"> </w:t>
+      </w:r>
+      <w:r>
+        <w:t xml:space="preserve">allowed. The gap between request and limit is overcommit: fine while pods don't all peak at once; the cost is evictions when they do.</w:t>
+      </w:r>
+    </w:p>
+    <w:p>
+      <w:pPr>
+        <w:pStyle w:val="Compact"/>
+        <w:numPr>
+          <w:ilvl w:val="0"/>
+          <w:numId w:val="1007"/>
+        </w:numPr>
+      </w:pPr>
+      <w:r>
+        <w:rPr>
+          <w:b/>
+          <w:bCs/>
+        </w:rPr>
+        <w:t xml:space="preserve">Why req &lt; lmt on memory is risky</w:t>
+      </w:r>
+      <w:r>
+        <w:t xml:space="preserve">: the node is filled by requests, but pods may grow to their limits. When the sum of actual usage exceeds the node, the kubelet evicts pods above their requests — often not the pod that caused it.</w:t>
+      </w:r>
+    </w:p>
+    <w:p>
+      <w:pPr>
+        <w:pStyle w:val="Compact"/>
+        <w:numPr>
+          <w:ilvl w:val="0"/>
+          <w:numId w:val="1007"/>
+        </w:numPr>
+      </w:pPr>
+      <w:r>
+        <w:rPr>
+          <w:b/>
+          <w:bCs/>
+        </w:rPr>
+        <w:t xml:space="preserve">CPU: limits optional</w:t>
+      </w:r>
+      <w:r>
+        <w:t xml:space="preserve">, ≥ 2× request if set (ADR-0003). req &lt; lmt on CPU is safe: CPU is compressible, and requests still guarantee each pod its share.</w:t>
+      </w:r>
+    </w:p>
+    <w:p>
+      <w:pPr>
+        <w:pStyle w:val="Compact"/>
+        <w:numPr>
+          <w:ilvl w:val="0"/>
+          <w:numId w:val="1007"/>
+        </w:numPr>
+      </w:pPr>
+      <w:r>
+        <w:t xml:space="preserve">Tight CPU limits (limit = request) cause throttling even on an idle node — bad for latency and JVM startup.</w:t>
+      </w:r>
+    </w:p>
+    <w:p>
+      <w:pPr>
+        <w:pStyle w:val="Compact"/>
+        <w:numPr>
+          <w:ilvl w:val="0"/>
+          <w:numId w:val="1007"/>
+        </w:numPr>
+      </w:pPr>
+      <w:r>
+        <w:rPr>
+          <w:b/>
+          <w:bCs/>
+        </w:rPr>
+        <w:t xml:space="preserve">QoS</w:t>
+      </w:r>
+      <w:r>
+        <w:t xml:space="preserve">: with no CPU limit, pods are</w:t>
+      </w:r>
+      <w:r>
+        <w:t xml:space="preserve"> </w:t>
+      </w:r>
+      <w:r>
+        <w:rPr>
+          <w:rStyle w:val="VerbatimChar"/>
+        </w:rPr>
+        <w:t xml:space="preserve">Burstable</w:t>
+      </w:r>
+      <w:r>
+        <w:t xml:space="preserve">, not</w:t>
+      </w:r>
+      <w:r>
+        <w:t xml:space="preserve"> </w:t>
+      </w:r>
+      <w:r>
+        <w:rPr>
+          <w:rStyle w:val="VerbatimChar"/>
+        </w:rPr>
+        <w:t xml:space="preserve">Guaranteed</w:t>
+      </w:r>
+      <w:r>
+        <w:t xml:space="preserve">. Acceptable; the eviction risk comes from memory above request, which prod rules out anyway.</w:t>
+      </w:r>
+    </w:p>
+    <w:p>
+      <w:pPr>
+        <w:pStyle w:val="Compact"/>
+        <w:numPr>
+          <w:ilvl w:val="0"/>
+          <w:numId w:val="1007"/>
+        </w:numPr>
+      </w:pPr>
+      <w:r>
+        <w:rPr>
+          <w:rStyle w:val="VerbatimChar"/>
+        </w:rPr>
+        <w:t xml:space="preserve">BestEffort</w:t>
+      </w:r>
+      <w:r>
+        <w:t xml:space="preserve"> </w:t>
+      </w:r>
+      <w:r>
+        <w:t xml:space="preserve">(no requests) is not allowed anywhere: it can't be accounted for and is evicted first (S5).</w:t>
+      </w:r>
+    </w:p>
+    <w:p>
+      <w:pPr>
+        <w:pStyle w:val="Compact"/>
+        <w:numPr>
+          <w:ilvl w:val="0"/>
+          <w:numId w:val="1007"/>
+        </w:numPr>
+      </w:pPr>
+      <w:r>
+        <w:t xml:space="preserve">Requests should be</w:t>
+      </w:r>
+      <w:r>
+        <w:t xml:space="preserve"> </w:t>
+      </w:r>
+      <w:r>
+        <w:rPr>
+          <w:b/>
+          <w:bCs/>
+        </w:rPr>
+        <w:t xml:space="preserve">right-sized</w:t>
+      </w:r>
+      <w:r>
+        <w:t xml:space="preserve"> </w:t>
+      </w:r>
+      <w:r>
+        <w:t xml:space="preserve">to ~P95 of usage (S6): too high wastes quota, too low causes throttling and evictions.</w:t>
+      </w:r>
+    </w:p>
+    <w:p>
+      <w:pPr>
+        <w:pStyle w:val="Compact"/>
+        <w:numPr>
+          <w:ilvl w:val="0"/>
+          <w:numId w:val="1007"/>
+        </w:numPr>
+      </w:pPr>
+      <w:r>
+        <w:t xml:space="preserve">Runtimes must respect the container limit (e.g.</w:t>
+      </w:r>
+      <w:r>
+        <w:t xml:space="preserve"> </w:t>
+      </w:r>
+      <w:r>
+        <w:rPr>
+          <w:rStyle w:val="VerbatimChar"/>
+        </w:rPr>
+        <w:t xml:space="preserve">-XX:MaxRAMPercentage=75</w:t>
+      </w:r>
+      <w:r>
+        <w:t xml:space="preserve"> </w:t>
+      </w:r>
+      <w:r>
+        <w:t xml:space="preserve">for JVMs, S7).</w:t>
+      </w:r>
+    </w:p>
+    <w:p>
+      <w:pPr>
+        <w:pStyle w:val="Compact"/>
+        <w:numPr>
+          <w:ilvl w:val="0"/>
+          <w:numId w:val="1007"/>
+        </w:numPr>
+      </w:pPr>
+      <w:r>
+        <w:t xml:space="preserve">Enforcement: Rancher container defaults (LimitRange) fill gaps; a policy (Kyverno/Gatekeeper, Q5) or the LimitRange's</w:t>
+      </w:r>
+      <w:r>
+        <w:t xml:space="preserve"> </w:t>
+      </w:r>
+      <w:r>
+        <w:rPr>
+          <w:rStyle w:val="VerbatimChar"/>
+        </w:rPr>
+        <w:t xml:space="preserve">maxLimitRequestRatio</w:t>
+      </w:r>
+      <w:r>
+        <w:t xml:space="preserve"> </w:t>
+      </w:r>
+      <w:r>
+        <w:t xml:space="preserve">can enforce the memory ratio per environment.</w:t>
+      </w:r>
+    </w:p>
+    <w:bookmarkEnd w:id="54"/>
+    <w:bookmarkStart w:id="58" w:name="c2-replicas"/>
+    <w:p>
+      <w:pPr>
+        <w:pStyle w:val="Heading3"/>
+      </w:pPr>
+      <w:r>
+        <w:t xml:space="preserve">C2. Replicas</w:t>
+      </w:r>
+    </w:p>
+    <w:p>
+      <w:pPr>
+        <w:pStyle w:val="FirstParagraph"/>
+      </w:pPr>
+      <w:r>
+        <w:drawing>
+          <wp:inline>
+            <wp:extent cx="5280660" cy="1469469"/>
+            <wp:effectExtent b="0" l="0" r="0" t="0"/>
+            <wp:docPr descr="At least 2 replicas in prod, each able to carry the load alone." title="" id="56" name="Picture"/>
+            <a:graphic>
+              <a:graphicData uri="http://schemas.openxmlformats.org/drawingml/2006/picture">
+                <pic:pic>
+                  <pic:nvPicPr>
+                    <pic:cNvPr descr="C2.png" id="57" name="Picture"/>
+                    <pic:cNvPicPr>
+                      <a:picLocks noChangeArrowheads="1" noChangeAspect="1"/>
+                    </pic:cNvPicPr>
+                  </pic:nvPicPr>
+                  <pic:blipFill>
+                    <a:blip r:embed="rId55"/>
+                    <a:stretch>
+                      <a:fillRect/>
+                    </a:stretch>
+                  </pic:blipFill>
+                  <pic:spPr bwMode="auto">
+                    <a:xfrm>
+                      <a:off x="0" y="0"/>
+                      <a:ext cx="5280660" cy="1469469"/>
+                    </a:xfrm>
+                    <a:prstGeom prst="rect">
+                      <a:avLst/>
+                    </a:prstGeom>
+                    <a:noFill/>
+                    <a:ln w="9525">
+                      <a:noFill/>
+                      <a:headEnd/>
+                      <a:tailEnd/>
+                    </a:ln>
+                  </pic:spPr>
+                </pic:pic>
+              </a:graphicData>
+            </a:graphic>
+          </wp:inline>
+        </w:drawing>
+      </w:r>
+    </w:p>
+    <w:p>
+      <w:pPr>
+        <w:pStyle w:val="Compact"/>
+        <w:numPr>
+          <w:ilvl w:val="0"/>
+          <w:numId w:val="1008"/>
+        </w:numPr>
+      </w:pPr>
+      <w:r>
+        <w:rPr>
+          <w:b/>
+          <w:bCs/>
+        </w:rPr>
+        <w:t xml:space="preserve">Prod: at least 2 replicas</w:t>
+      </w:r>
+      <w:r>
+        <w:t xml:space="preserve"> </w:t>
+      </w:r>
+      <w:r>
+        <w:t xml:space="preserve">for every stateless service; a single replica means downtime at every drain, upgrade and node failure.</w:t>
+      </w:r>
+    </w:p>
+    <w:p>
+      <w:pPr>
+        <w:pStyle w:val="Compact"/>
+        <w:numPr>
+          <w:ilvl w:val="0"/>
+          <w:numId w:val="1008"/>
+        </w:numPr>
+      </w:pPr>
+      <w:r>
+        <w:rPr>
+          <w:b/>
+          <w:bCs/>
+        </w:rPr>
+        <w:t xml:space="preserve">Size for N−1 replicas</w:t>
+      </w:r>
+      <w:r>
+        <w:t xml:space="preserve">: with 2 replicas, one pod must carry the full load while the other restarts. With 3+, each pod can be smaller.</w:t>
+      </w:r>
+    </w:p>
+    <w:p>
+      <w:pPr>
+        <w:pStyle w:val="Compact"/>
+        <w:numPr>
+          <w:ilvl w:val="0"/>
+          <w:numId w:val="1008"/>
+        </w:numPr>
+      </w:pPr>
+      <w:r>
+        <w:rPr>
+          <w:b/>
+          <w:bCs/>
+        </w:rPr>
+        <w:t xml:space="preserve">Quorum-based systems</w:t>
+      </w:r>
+      <w:r>
+        <w:t xml:space="preserve"> </w:t>
+      </w:r>
+      <w:r>
+        <w:t xml:space="preserve">(etcd, ZooKeeper, Kafka controllers, consensus DBs): 3 or 5 replicas, odd numbers.</w:t>
+      </w:r>
+    </w:p>
+    <w:p>
+      <w:pPr>
+        <w:pStyle w:val="Compact"/>
+        <w:numPr>
+          <w:ilvl w:val="0"/>
+          <w:numId w:val="1008"/>
+        </w:numPr>
+      </w:pPr>
+      <w:r>
+        <w:rPr>
+          <w:b/>
+          <w:bCs/>
+        </w:rPr>
+        <w:t xml:space="preserve">Many small replicas beat few large ones</w:t>
+      </w:r>
+      <w:r>
+        <w:t xml:space="preserve">: they spread better, reschedule faster after a node failure and fit into the N+1 reserve. A single pod larger than the free space on any node can't be rescheduled at all.</w:t>
+      </w:r>
+    </w:p>
+    <w:p>
+      <w:pPr>
+        <w:pStyle w:val="Compact"/>
+        <w:numPr>
+          <w:ilvl w:val="0"/>
+          <w:numId w:val="1008"/>
+        </w:numPr>
+      </w:pPr>
+      <w:r>
+        <w:t xml:space="preserve">Quota must cover</w:t>
+      </w:r>
+      <w:r>
+        <w:t xml:space="preserve"> </w:t>
+      </w:r>
+      <w:r>
+        <w:rPr>
+          <w:b/>
+          <w:bCs/>
+        </w:rPr>
+        <w:t xml:space="preserve">replicas × requests + surge</w:t>
+      </w:r>
+      <w:r>
+        <w:t xml:space="preserve"> </w:t>
+      </w:r>
+      <w:r>
+        <w:t xml:space="preserve">(</w:t>
+      </w:r>
+      <w:r>
+        <w:rPr>
+          <w:rStyle w:val="VerbatimChar"/>
+        </w:rPr>
+        <w:t xml:space="preserve">maxSurge</w:t>
+      </w:r>
+      <w:r>
+        <w:t xml:space="preserve"> </w:t>
+      </w:r>
+      <w:r>
+        <w:t xml:space="preserve">pods during a rollout, ~10–25 %), or use</w:t>
+      </w:r>
+      <w:r>
+        <w:t xml:space="preserve"> </w:t>
+      </w:r>
+      <w:r>
+        <w:rPr>
+          <w:rStyle w:val="VerbatimChar"/>
+        </w:rPr>
+        <w:t xml:space="preserve">maxSurge: 0</w:t>
+      </w:r>
+      <w:r>
+        <w:t xml:space="preserve"> </w:t>
+      </w:r>
+      <w:r>
+        <w:t xml:space="preserve">/</w:t>
+      </w:r>
+      <w:r>
+        <w:t xml:space="preserve"> </w:t>
+      </w:r>
+      <w:r>
+        <w:rPr>
+          <w:rStyle w:val="VerbatimChar"/>
+        </w:rPr>
+        <w:t xml:space="preserve">maxUnavailable: 1</w:t>
+      </w:r>
+      <w:r>
+        <w:t xml:space="preserve"> </w:t>
+      </w:r>
+      <w:r>
+        <w:t xml:space="preserve">for large pods (allocation model).</w:t>
+      </w:r>
+    </w:p>
+    <w:p>
+      <w:pPr>
+        <w:pStyle w:val="Compact"/>
+        <w:numPr>
+          <w:ilvl w:val="0"/>
+          <w:numId w:val="1008"/>
+        </w:numPr>
+      </w:pPr>
+      <w:r>
+        <w:rPr>
+          <w:b/>
+          <w:bCs/>
+        </w:rPr>
+        <w:t xml:space="preserve">Single instance</w:t>
+      </w:r>
+      <w:r>
+        <w:t xml:space="preserve"> </w:t>
+      </w:r>
+      <w:r>
+        <w:t xml:space="preserve">workloads (stateful, licensed per instance, no leader election) are allowed but documented: they accept downtime on drains, and N+1 is checked for the pod itself (planner</w:t>
+      </w:r>
+      <w:r>
+        <w:t xml:space="preserve"> </w:t>
+      </w:r>
       <w:r>
         <w:rPr>
           <w:i/>
           <w:iCs/>
         </w:rPr>
-        <w:t xml:space="preserve">Platform team defines the standards, sets defaults and checks compliance; teams implement them. A workload that</w:t>
-      </w:r>
-      <w:r>
-        <w:rPr>
-          <w:i/>
-          <w:iCs/>
-        </w:rPr>
-        <w:t xml:space="preserve"> </w:t>
-      </w:r>
-      <w:r>
-        <w:rPr>
-          <w:i/>
-          <w:iCs/>
-        </w:rPr>
-        <w:t xml:space="preserve">doesn't follow them doesn't get the guarantees of A and B.</w:t>
-      </w:r>
-    </w:p>
-    <w:bookmarkStart w:id="21" w:name="c1-requests-vs-limits-req--lmt"/>
+        <w:t xml:space="preserve">Single instance</w:t>
+      </w:r>
+      <w:r>
+        <w:t xml:space="preserve"> </w:t>
+      </w:r>
+      <w:r>
+        <w:t xml:space="preserve">option).</w:t>
+      </w:r>
+    </w:p>
+    <w:p>
+      <w:pPr>
+        <w:pStyle w:val="Compact"/>
+        <w:numPr>
+          <w:ilvl w:val="0"/>
+          <w:numId w:val="1008"/>
+        </w:numPr>
+      </w:pPr>
+      <w:r>
+        <w:t xml:space="preserve">Non-prod: 1 replica is fine unless the environment is used to test HA behaviour (acc).</w:t>
+      </w:r>
+    </w:p>
+    <w:bookmarkEnd w:id="58"/>
+    <w:bookmarkStart w:id="62" w:name="c3-workload-ha"/>
     <w:p>
       <w:pPr>
         <w:pStyle w:val="Heading3"/>
       </w:pPr>
       <w:r>
-        <w:t xml:space="preserve">C1. Requests vs. limits (req &lt; lmt)</w:t>
-      </w:r>
-    </w:p>
-    <w:p>
-      <w:pPr>
-        <w:pStyle w:val="Compact"/>
-        <w:numPr>
-          <w:ilvl w:val="0"/>
-          <w:numId w:val="1007"/>
-        </w:numPr>
-      </w:pPr>
-      <w:r>
-        <w:rPr>
-          <w:b/>
-          <w:bCs/>
-        </w:rPr>
-        <w:t xml:space="preserve">Requests are the contract</w:t>
-      </w:r>
-      <w:r>
-        <w:t xml:space="preserve">: what the scheduler reserves, what quota counts, what the project pays for.</w:t>
-      </w:r>
-    </w:p>
-    <w:p>
-      <w:pPr>
-        <w:pStyle w:val="Compact"/>
-        <w:numPr>
-          <w:ilvl w:val="0"/>
-          <w:numId w:val="1007"/>
-        </w:numPr>
-      </w:pPr>
-      <w:r>
-        <w:t xml:space="preserve">Requests must be set on every container, including sidecars and init containers (standards S1, S8).</w:t>
-      </w:r>
-    </w:p>
-    <w:p>
-      <w:pPr>
-        <w:pStyle w:val="Compact"/>
-        <w:numPr>
-          <w:ilvl w:val="0"/>
-          <w:numId w:val="1007"/>
-        </w:numPr>
-      </w:pPr>
-      <w:r>
-        <w:rPr>
-          <w:b/>
-          <w:bCs/>
-        </w:rPr>
-        <w:t xml:space="preserve">Memory, prod: limit = request.</w:t>
-      </w:r>
-      <w:r>
-        <w:t xml:space="preserve"> </w:t>
-      </w:r>
-      <w:r>
-        <w:t xml:space="preserve">No borrowed memory; a pod is killed by its own limit (OOMKill, visible to the team),</w:t>
-      </w:r>
-      <w:r>
-        <w:t xml:space="preserve"> </w:t>
-      </w:r>
-      <w:r>
-        <w:t xml:space="preserve">not evicted because a neighbour ran the node out of memory.</w:t>
-      </w:r>
-    </w:p>
-    <w:p>
-      <w:pPr>
-        <w:pStyle w:val="Compact"/>
-        <w:numPr>
-          <w:ilvl w:val="0"/>
-          <w:numId w:val="1007"/>
-        </w:numPr>
-      </w:pPr>
-      <w:r>
-        <w:rPr>
-          <w:b/>
-          <w:bCs/>
-        </w:rPr>
-        <w:t xml:space="preserve">Memory, non-prod: limit ≤ 2× request</w:t>
-      </w:r>
-      <w:r>
-        <w:t xml:space="preserve"> </w:t>
-      </w:r>
-      <w:r>
-        <w:t xml:space="preserve">allowed. The gap between request and limit is overcommit: fine while pods</w:t>
-      </w:r>
-      <w:r>
-        <w:t xml:space="preserve"> </w:t>
-      </w:r>
-      <w:r>
-        <w:t xml:space="preserve">don't all peak at once; the cost is evictions when they do.</w:t>
-      </w:r>
-    </w:p>
-    <w:p>
-      <w:pPr>
-        <w:pStyle w:val="Compact"/>
-        <w:numPr>
-          <w:ilvl w:val="0"/>
-          <w:numId w:val="1007"/>
-        </w:numPr>
-      </w:pPr>
-      <w:r>
-        <w:rPr>
-          <w:b/>
-          <w:bCs/>
-        </w:rPr>
-        <w:t xml:space="preserve">Why req &lt; lmt on memory is risky</w:t>
-      </w:r>
-      <w:r>
-        <w:t xml:space="preserve">: the node is filled by requests, but pods may grow to their limits. When the sum</w:t>
-      </w:r>
-      <w:r>
-        <w:t xml:space="preserve"> </w:t>
-      </w:r>
-      <w:r>
-        <w:t xml:space="preserve">of actual usage exceeds the node, the kubelet evicts pods above their requests — often not the pod that caused it.</w:t>
-      </w:r>
-    </w:p>
-    <w:p>
-      <w:pPr>
-        <w:pStyle w:val="Compact"/>
-        <w:numPr>
-          <w:ilvl w:val="0"/>
-          <w:numId w:val="1007"/>
-        </w:numPr>
-      </w:pPr>
-      <w:r>
-        <w:rPr>
-          <w:b/>
-          <w:bCs/>
-        </w:rPr>
-        <w:t xml:space="preserve">CPU: limits optional</w:t>
-      </w:r>
-      <w:r>
-        <w:t xml:space="preserve">, ≥ 2× request if set (ADR-0003). req &lt; lmt on CPU is safe: CPU is</w:t>
-      </w:r>
-      <w:r>
-        <w:t xml:space="preserve"> </w:t>
-      </w:r>
-      <w:r>
-        <w:t xml:space="preserve">compressible, and requests still guarantee each pod its share.</w:t>
-      </w:r>
-    </w:p>
-    <w:p>
-      <w:pPr>
-        <w:pStyle w:val="Compact"/>
-        <w:numPr>
-          <w:ilvl w:val="0"/>
-          <w:numId w:val="1007"/>
-        </w:numPr>
-      </w:pPr>
-      <w:r>
-        <w:t xml:space="preserve">Tight CPU limits (limit = request) cause throttling even on an idle node — bad for latency and JVM startup.</w:t>
-      </w:r>
-    </w:p>
-    <w:p>
-      <w:pPr>
-        <w:pStyle w:val="Compact"/>
-        <w:numPr>
-          <w:ilvl w:val="0"/>
-          <w:numId w:val="1007"/>
-        </w:numPr>
-      </w:pPr>
-      <w:r>
-        <w:rPr>
-          <w:b/>
-          <w:bCs/>
-        </w:rPr>
-        <w:t xml:space="preserve">QoS</w:t>
-      </w:r>
-      <w:r>
-        <w:t xml:space="preserve">: with no CPU limit, pods are</w:t>
+        <w:t xml:space="preserve">C3. Workload HA</w:t>
+      </w:r>
+    </w:p>
+    <w:p>
+      <w:pPr>
+        <w:pStyle w:val="FirstParagraph"/>
+      </w:pPr>
+      <w:r>
+        <w:drawing>
+          <wp:inline>
+            <wp:extent cx="5280660" cy="1359455"/>
+            <wp:effectExtent b="0" l="0" r="0" t="0"/>
+            <wp:docPr descr="Spread over nodes, a PDB that allows one disruption, real probes." title="" id="60" name="Picture"/>
+            <a:graphic>
+              <a:graphicData uri="http://schemas.openxmlformats.org/drawingml/2006/picture">
+                <pic:pic>
+                  <pic:nvPicPr>
+                    <pic:cNvPr descr="C3.png" id="61" name="Picture"/>
+                    <pic:cNvPicPr>
+                      <a:picLocks noChangeArrowheads="1" noChangeAspect="1"/>
+                    </pic:cNvPicPr>
+                  </pic:nvPicPr>
+                  <pic:blipFill>
+                    <a:blip r:embed="rId59"/>
+                    <a:stretch>
+                      <a:fillRect/>
+                    </a:stretch>
+                  </pic:blipFill>
+                  <pic:spPr bwMode="auto">
+                    <a:xfrm>
+                      <a:off x="0" y="0"/>
+                      <a:ext cx="5280660" cy="1359455"/>
+                    </a:xfrm>
+                    <a:prstGeom prst="rect">
+                      <a:avLst/>
+                    </a:prstGeom>
+                    <a:noFill/>
+                    <a:ln w="9525">
+                      <a:noFill/>
+                      <a:headEnd/>
+                      <a:tailEnd/>
+                    </a:ln>
+                  </pic:spPr>
+                </pic:pic>
+              </a:graphicData>
+            </a:graphic>
+          </wp:inline>
+        </w:drawing>
+      </w:r>
+    </w:p>
+    <w:p>
+      <w:pPr>
+        <w:pStyle w:val="Compact"/>
+        <w:numPr>
+          <w:ilvl w:val="0"/>
+          <w:numId w:val="1009"/>
+        </w:numPr>
+      </w:pPr>
+      <w:r>
+        <w:rPr>
+          <w:b/>
+          <w:bCs/>
+        </w:rPr>
+        <w:t xml:space="preserve">Spread replicas over failure domains</w:t>
+      </w:r>
+      <w:r>
+        <w:t xml:space="preserve">:</w:t>
       </w:r>
       <w:r>
         <w:t xml:space="preserve"> </w:t>
@@ -2516,10 +2517,13 @@
         <w:rPr>
           <w:rStyle w:val="VerbatimChar"/>
         </w:rPr>
-        <w:t xml:space="preserve">Burstable</w:t>
-      </w:r>
-      <w:r>
-        <w:t xml:space="preserve">, not</w:t>
+        <w:t xml:space="preserve">topologySpreadConstraints</w:t>
+      </w:r>
+      <w:r>
+        <w:t xml:space="preserve"> </w:t>
+      </w:r>
+      <w:r>
+        <w:t xml:space="preserve">on</w:t>
       </w:r>
       <w:r>
         <w:t xml:space="preserve"> </w:t>
@@ -2528,77 +2532,40 @@
         <w:rPr>
           <w:rStyle w:val="VerbatimChar"/>
         </w:rPr>
-        <w:t xml:space="preserve">Guaranteed</w:t>
-      </w:r>
-      <w:r>
-        <w:t xml:space="preserve">. Acceptable; the eviction risk comes from memory</w:t>
-      </w:r>
-      <w:r>
-        <w:t xml:space="preserve"> </w:t>
-      </w:r>
-      <w:r>
-        <w:t xml:space="preserve">above request, which prod rules out anyway.</w:t>
-      </w:r>
-    </w:p>
-    <w:p>
-      <w:pPr>
-        <w:pStyle w:val="Compact"/>
-        <w:numPr>
-          <w:ilvl w:val="0"/>
-          <w:numId w:val="1007"/>
-        </w:numPr>
-      </w:pPr>
+        <w:t xml:space="preserve">kubernetes.io/hostname</w:t>
+      </w:r>
+      <w:r>
+        <w:t xml:space="preserve"> </w:t>
+      </w:r>
+      <w:r>
+        <w:t xml:space="preserve">(and on</w:t>
+      </w:r>
+      <w:r>
+        <w:t xml:space="preserve"> </w:t>
+      </w:r>
       <w:r>
         <w:rPr>
           <w:rStyle w:val="VerbatimChar"/>
         </w:rPr>
-        <w:t xml:space="preserve">BestEffort</w:t>
-      </w:r>
-      <w:r>
-        <w:t xml:space="preserve"> </w:t>
-      </w:r>
-      <w:r>
-        <w:t xml:space="preserve">(no requests) is not allowed anywhere: it can't be accounted for and is evicted first (S5).</w:t>
-      </w:r>
-    </w:p>
-    <w:p>
-      <w:pPr>
-        <w:pStyle w:val="Compact"/>
-        <w:numPr>
-          <w:ilvl w:val="0"/>
-          <w:numId w:val="1007"/>
-        </w:numPr>
-      </w:pPr>
-      <w:r>
-        <w:t xml:space="preserve">Requests should be</w:t>
-      </w:r>
-      <w:r>
-        <w:t xml:space="preserve"> </w:t>
-      </w:r>
-      <w:r>
-        <w:rPr>
-          <w:b/>
-          <w:bCs/>
-        </w:rPr>
-        <w:t xml:space="preserve">right-sized</w:t>
-      </w:r>
-      <w:r>
-        <w:t xml:space="preserve"> </w:t>
-      </w:r>
-      <w:r>
-        <w:t xml:space="preserve">to ~P95 of usage (S6): too high wastes quota, too low causes throttling and evictions.</w:t>
-      </w:r>
-    </w:p>
-    <w:p>
-      <w:pPr>
-        <w:pStyle w:val="Compact"/>
-        <w:numPr>
-          <w:ilvl w:val="0"/>
-          <w:numId w:val="1007"/>
-        </w:numPr>
-      </w:pPr>
-      <w:r>
-        <w:t xml:space="preserve">Runtimes must respect the container limit (e.g.</w:t>
+        <w:t xml:space="preserve">topology.kubernetes.io/zone</w:t>
+      </w:r>
+      <w:r>
+        <w:t xml:space="preserve"> </w:t>
+      </w:r>
+      <w:r>
+        <w:t xml:space="preserve">/ rack where nodes are labelled). Two replicas on one node are one replica.</w:t>
+      </w:r>
+    </w:p>
+    <w:p>
+      <w:pPr>
+        <w:pStyle w:val="Compact"/>
+        <w:numPr>
+          <w:ilvl w:val="0"/>
+          <w:numId w:val="1009"/>
+        </w:numPr>
+      </w:pPr>
+      <w:r>
+        <w:t xml:space="preserve">Prefer</w:t>
       </w:r>
       <w:r>
         <w:t xml:space="preserve"> </w:t>
@@ -2607,190 +2574,75 @@
         <w:rPr>
           <w:rStyle w:val="VerbatimChar"/>
         </w:rPr>
-        <w:t xml:space="preserve">-XX:MaxRAMPercentage=75</w:t>
-      </w:r>
-      <w:r>
-        <w:t xml:space="preserve"> </w:t>
-      </w:r>
-      <w:r>
-        <w:t xml:space="preserve">for JVMs, S7).</w:t>
-      </w:r>
-    </w:p>
-    <w:p>
-      <w:pPr>
-        <w:pStyle w:val="Compact"/>
-        <w:numPr>
-          <w:ilvl w:val="0"/>
-          <w:numId w:val="1007"/>
-        </w:numPr>
-      </w:pPr>
-      <w:r>
-        <w:t xml:space="preserve">Enforcement: Rancher container defaults (LimitRange) fill gaps; a policy (Kyverno/Gatekeeper, Q5) or the LimitRange's</w:t>
-      </w:r>
-      <w:r>
-        <w:t xml:space="preserve"> </w:t>
+        <w:t xml:space="preserve">topologySpreadConstraints</w:t>
+      </w:r>
+      <w:r>
+        <w:t xml:space="preserve"> </w:t>
+      </w:r>
+      <w:r>
+        <w:t xml:space="preserve">or</w:t>
+      </w:r>
+      <w:r>
+        <w:t xml:space="preserve"> </w:t>
+      </w:r>
+      <w:r>
+        <w:rPr>
+          <w:b/>
+          <w:bCs/>
+        </w:rPr>
+        <w:t xml:space="preserve">soft</w:t>
+      </w:r>
+      <w:r>
+        <w:t xml:space="preserve"> </w:t>
+      </w:r>
+      <w:r>
+        <w:t xml:space="preserve">(</w:t>
       </w:r>
       <w:r>
         <w:rPr>
           <w:rStyle w:val="VerbatimChar"/>
         </w:rPr>
-        <w:t xml:space="preserve">maxLimitRequestRatio</w:t>
-      </w:r>
-      <w:r>
-        <w:t xml:space="preserve"> </w:t>
-      </w:r>
-      <w:r>
-        <w:t xml:space="preserve">can enforce the memory ratio per environment.</w:t>
-      </w:r>
-    </w:p>
-    <w:bookmarkEnd w:id="21"/>
-    <w:bookmarkStart w:id="22" w:name="c2-replicas"/>
-    <w:p>
-      <w:pPr>
-        <w:pStyle w:val="Heading3"/>
-      </w:pPr>
-      <w:r>
-        <w:t xml:space="preserve">C2. Replicas</w:t>
-      </w:r>
-    </w:p>
-    <w:p>
-      <w:pPr>
-        <w:pStyle w:val="Compact"/>
-        <w:numPr>
-          <w:ilvl w:val="0"/>
-          <w:numId w:val="1008"/>
-        </w:numPr>
-      </w:pPr>
-      <w:r>
-        <w:rPr>
-          <w:b/>
-          <w:bCs/>
-        </w:rPr>
-        <w:t xml:space="preserve">Prod: at least 2 replicas</w:t>
-      </w:r>
-      <w:r>
-        <w:t xml:space="preserve"> </w:t>
-      </w:r>
-      <w:r>
-        <w:t xml:space="preserve">for every stateless service; a single replica means downtime at every drain, upgrade and</w:t>
-      </w:r>
-      <w:r>
-        <w:t xml:space="preserve"> </w:t>
-      </w:r>
-      <w:r>
-        <w:t xml:space="preserve">node failure.</w:t>
-      </w:r>
-    </w:p>
-    <w:p>
-      <w:pPr>
-        <w:pStyle w:val="Compact"/>
-        <w:numPr>
-          <w:ilvl w:val="0"/>
-          <w:numId w:val="1008"/>
-        </w:numPr>
-      </w:pPr>
-      <w:r>
-        <w:rPr>
-          <w:b/>
-          <w:bCs/>
-        </w:rPr>
-        <w:t xml:space="preserve">Size for N−1 replicas</w:t>
-      </w:r>
-      <w:r>
-        <w:t xml:space="preserve">: with 2 replicas, one pod must carry the full load while the other restarts. With 3+, each</w:t>
-      </w:r>
-      <w:r>
-        <w:t xml:space="preserve"> </w:t>
-      </w:r>
-      <w:r>
-        <w:t xml:space="preserve">pod can be smaller.</w:t>
-      </w:r>
-    </w:p>
-    <w:p>
-      <w:pPr>
-        <w:pStyle w:val="Compact"/>
-        <w:numPr>
-          <w:ilvl w:val="0"/>
-          <w:numId w:val="1008"/>
-        </w:numPr>
-      </w:pPr>
-      <w:r>
-        <w:rPr>
-          <w:b/>
-          <w:bCs/>
-        </w:rPr>
-        <w:t xml:space="preserve">Quorum-based systems</w:t>
-      </w:r>
-      <w:r>
-        <w:t xml:space="preserve"> </w:t>
-      </w:r>
-      <w:r>
-        <w:t xml:space="preserve">(etcd, ZooKeeper, Kafka controllers, consensus DBs): 3 or 5 replicas, odd numbers.</w:t>
-      </w:r>
-    </w:p>
-    <w:p>
-      <w:pPr>
-        <w:pStyle w:val="Compact"/>
-        <w:numPr>
-          <w:ilvl w:val="0"/>
-          <w:numId w:val="1008"/>
-        </w:numPr>
-      </w:pPr>
-      <w:r>
-        <w:rPr>
-          <w:b/>
-          <w:bCs/>
-        </w:rPr>
-        <w:t xml:space="preserve">Many small replicas beat few large ones</w:t>
-      </w:r>
-      <w:r>
-        <w:t xml:space="preserve">: they spread better, reschedule faster after a node failure and fit into</w:t>
-      </w:r>
-      <w:r>
-        <w:t xml:space="preserve"> </w:t>
-      </w:r>
-      <w:r>
-        <w:t xml:space="preserve">the N+1 reserve. A single pod larger than the free space on any node can't be rescheduled at all.</w:t>
-      </w:r>
-    </w:p>
-    <w:p>
-      <w:pPr>
-        <w:pStyle w:val="Compact"/>
-        <w:numPr>
-          <w:ilvl w:val="0"/>
-          <w:numId w:val="1008"/>
-        </w:numPr>
-      </w:pPr>
-      <w:r>
-        <w:t xml:space="preserve">Quota must cover</w:t>
-      </w:r>
-      <w:r>
-        <w:t xml:space="preserve"> </w:t>
-      </w:r>
-      <w:r>
-        <w:rPr>
-          <w:b/>
-          <w:bCs/>
-        </w:rPr>
-        <w:t xml:space="preserve">replicas × requests + surge</w:t>
-      </w:r>
-      <w:r>
-        <w:t xml:space="preserve"> </w:t>
-      </w:r>
-      <w:r>
-        <w:t xml:space="preserve">(</w:t>
+        <w:t xml:space="preserve">preferred</w:t>
+      </w:r>
+      <w:r>
+        <w:t xml:space="preserve">) anti-affinity; hard anti-affinity with more replicas than nodes leaves pods Pending.</w:t>
+      </w:r>
+    </w:p>
+    <w:p>
+      <w:pPr>
+        <w:pStyle w:val="Compact"/>
+        <w:numPr>
+          <w:ilvl w:val="0"/>
+          <w:numId w:val="1009"/>
+        </w:numPr>
+      </w:pPr>
+      <w:r>
+        <w:rPr>
+          <w:b/>
+          <w:bCs/>
+        </w:rPr>
+        <w:t xml:space="preserve">PodDisruptionBudget</w:t>
+      </w:r>
+      <w:r>
+        <w:t xml:space="preserve"> </w:t>
+      </w:r>
+      <w:r>
+        <w:t xml:space="preserve">for every prod workload with 2+ replicas:</w:t>
+      </w:r>
+      <w:r>
+        <w:t xml:space="preserve"> </w:t>
       </w:r>
       <w:r>
         <w:rPr>
           <w:rStyle w:val="VerbatimChar"/>
         </w:rPr>
-        <w:t xml:space="preserve">maxSurge</w:t>
-      </w:r>
-      <w:r>
-        <w:t xml:space="preserve"> </w:t>
-      </w:r>
-      <w:r>
-        <w:t xml:space="preserve">pods during a rollout, ~10–25 %), or use</w:t>
+        <w:t xml:space="preserve">maxUnavailable: 1</w:t>
+      </w:r>
+      <w:r>
+        <w:t xml:space="preserve"> </w:t>
+      </w:r>
+      <w:r>
+        <w:t xml:space="preserve">(or</w:t>
       </w:r>
       <w:r>
         <w:t xml:space="preserve"> </w:t>
@@ -2799,113 +2651,34 @@
         <w:rPr>
           <w:rStyle w:val="VerbatimChar"/>
         </w:rPr>
-        <w:t xml:space="preserve">maxSurge: 0</w:t>
-      </w:r>
-      <w:r>
-        <w:t xml:space="preserve"> </w:t>
-      </w:r>
-      <w:r>
-        <w:t xml:space="preserve">/</w:t>
-      </w:r>
-      <w:r>
-        <w:t xml:space="preserve"> </w:t>
+        <w:t xml:space="preserve">minAvailable: N−1</w:t>
+      </w:r>
+      <w:r>
+        <w:t xml:space="preserve">).</w:t>
+      </w:r>
+    </w:p>
+    <w:p>
+      <w:pPr>
+        <w:pStyle w:val="Compact"/>
+        <w:numPr>
+          <w:ilvl w:val="0"/>
+          <w:numId w:val="1009"/>
+        </w:numPr>
+      </w:pPr>
+      <w:r>
+        <w:t xml:space="preserve">Never a PDB that allows zero disruptions (</w:t>
       </w:r>
       <w:r>
         <w:rPr>
           <w:rStyle w:val="VerbatimChar"/>
         </w:rPr>
-        <w:t xml:space="preserve">maxUnavailable: 1</w:t>
-      </w:r>
-      <w:r>
-        <w:t xml:space="preserve"> </w:t>
-      </w:r>
-      <w:r>
-        <w:t xml:space="preserve">for large pods (allocation model).</w:t>
-      </w:r>
-    </w:p>
-    <w:p>
-      <w:pPr>
-        <w:pStyle w:val="Compact"/>
-        <w:numPr>
-          <w:ilvl w:val="0"/>
-          <w:numId w:val="1008"/>
-        </w:numPr>
-      </w:pPr>
-      <w:r>
-        <w:rPr>
-          <w:b/>
-          <w:bCs/>
-        </w:rPr>
-        <w:t xml:space="preserve">Single instance</w:t>
-      </w:r>
-      <w:r>
-        <w:t xml:space="preserve"> </w:t>
-      </w:r>
-      <w:r>
-        <w:t xml:space="preserve">workloads (stateful, licensed per instance, no leader election) are allowed but documented: they</w:t>
-      </w:r>
-      <w:r>
-        <w:t xml:space="preserve"> </w:t>
-      </w:r>
-      <w:r>
-        <w:t xml:space="preserve">accept downtime on drains, and N+1 is checked for the pod itself (planner</w:t>
-      </w:r>
-      <w:r>
-        <w:t xml:space="preserve"> </w:t>
-      </w:r>
-      <w:r>
-        <w:rPr>
-          <w:i/>
-          <w:iCs/>
-        </w:rPr>
-        <w:t xml:space="preserve">Single instance</w:t>
-      </w:r>
-      <w:r>
-        <w:t xml:space="preserve"> </w:t>
-      </w:r>
-      <w:r>
-        <w:t xml:space="preserve">option).</w:t>
-      </w:r>
-    </w:p>
-    <w:p>
-      <w:pPr>
-        <w:pStyle w:val="Compact"/>
-        <w:numPr>
-          <w:ilvl w:val="0"/>
-          <w:numId w:val="1008"/>
-        </w:numPr>
-      </w:pPr>
-      <w:r>
-        <w:t xml:space="preserve">Non-prod: 1 replica is fine unless the environment is used to test HA behaviour (acc).</w:t>
-      </w:r>
-    </w:p>
-    <w:bookmarkEnd w:id="22"/>
-    <w:bookmarkStart w:id="23" w:name="c3-workload-ha"/>
-    <w:p>
-      <w:pPr>
-        <w:pStyle w:val="Heading3"/>
-      </w:pPr>
-      <w:r>
-        <w:t xml:space="preserve">C3. Workload HA</w:t>
-      </w:r>
-    </w:p>
-    <w:p>
-      <w:pPr>
-        <w:pStyle w:val="Compact"/>
-        <w:numPr>
-          <w:ilvl w:val="0"/>
-          <w:numId w:val="1009"/>
-        </w:numPr>
-      </w:pPr>
-      <w:r>
-        <w:rPr>
-          <w:b/>
-          <w:bCs/>
-        </w:rPr>
-        <w:t xml:space="preserve">Spread replicas over failure domains</w:t>
-      </w:r>
-      <w:r>
-        <w:t xml:space="preserve">:</w:t>
+        <w:t xml:space="preserve">minAvailable</w:t>
+      </w:r>
+      <w:r>
+        <w:t xml:space="preserve"> </w:t>
+      </w:r>
+      <w:r>
+        <w:t xml:space="preserve">= replicas, or</w:t>
       </w:r>
       <w:r>
         <w:t xml:space="preserve"> </w:t>
@@ -2914,195 +2687,13 @@
         <w:rPr>
           <w:rStyle w:val="VerbatimChar"/>
         </w:rPr>
-        <w:t xml:space="preserve">topologySpreadConstraints</w:t>
-      </w:r>
-      <w:r>
-        <w:t xml:space="preserve"> </w:t>
-      </w:r>
-      <w:r>
-        <w:t xml:space="preserve">on</w:t>
-      </w:r>
-      <w:r>
-        <w:t xml:space="preserve"> </w:t>
-      </w:r>
-      <w:r>
-        <w:rPr>
-          <w:rStyle w:val="VerbatimChar"/>
-        </w:rPr>
-        <w:t xml:space="preserve">kubernetes.io/hostname</w:t>
-      </w:r>
-      <w:r>
-        <w:t xml:space="preserve"> </w:t>
-      </w:r>
-      <w:r>
-        <w:t xml:space="preserve">(and on</w:t>
-      </w:r>
-      <w:r>
-        <w:t xml:space="preserve"> </w:t>
-      </w:r>
-      <w:r>
-        <w:rPr>
-          <w:rStyle w:val="VerbatimChar"/>
-        </w:rPr>
-        <w:t xml:space="preserve">topology.kubernetes.io/zone</w:t>
-      </w:r>
-      <w:r>
-        <w:t xml:space="preserve"> </w:t>
-      </w:r>
-      <w:r>
-        <w:t xml:space="preserve">/ rack where nodes are labelled). Two replicas on one node are one replica.</w:t>
-      </w:r>
-    </w:p>
-    <w:p>
-      <w:pPr>
-        <w:pStyle w:val="Compact"/>
-        <w:numPr>
-          <w:ilvl w:val="0"/>
-          <w:numId w:val="1009"/>
-        </w:numPr>
-      </w:pPr>
-      <w:r>
-        <w:t xml:space="preserve">Prefer</w:t>
-      </w:r>
-      <w:r>
-        <w:t xml:space="preserve"> </w:t>
-      </w:r>
-      <w:r>
-        <w:rPr>
-          <w:rStyle w:val="VerbatimChar"/>
-        </w:rPr>
-        <w:t xml:space="preserve">topologySpreadConstraints</w:t>
-      </w:r>
-      <w:r>
-        <w:t xml:space="preserve"> </w:t>
-      </w:r>
-      <w:r>
-        <w:t xml:space="preserve">or</w:t>
-      </w:r>
-      <w:r>
-        <w:t xml:space="preserve"> </w:t>
-      </w:r>
-      <w:r>
-        <w:rPr>
-          <w:b/>
-          <w:bCs/>
-        </w:rPr>
-        <w:t xml:space="preserve">soft</w:t>
-      </w:r>
-      <w:r>
-        <w:t xml:space="preserve"> </w:t>
-      </w:r>
-      <w:r>
-        <w:t xml:space="preserve">(</w:t>
-      </w:r>
-      <w:r>
-        <w:rPr>
-          <w:rStyle w:val="VerbatimChar"/>
-        </w:rPr>
-        <w:t xml:space="preserve">preferred</w:t>
-      </w:r>
-      <w:r>
-        <w:t xml:space="preserve">) anti-affinity; hard anti-affinity with more replicas than</w:t>
-      </w:r>
-      <w:r>
-        <w:t xml:space="preserve"> </w:t>
-      </w:r>
-      <w:r>
-        <w:t xml:space="preserve">nodes leaves pods Pending.</w:t>
-      </w:r>
-    </w:p>
-    <w:p>
-      <w:pPr>
-        <w:pStyle w:val="Compact"/>
-        <w:numPr>
-          <w:ilvl w:val="0"/>
-          <w:numId w:val="1009"/>
-        </w:numPr>
-      </w:pPr>
-      <w:r>
-        <w:rPr>
-          <w:b/>
-          <w:bCs/>
-        </w:rPr>
-        <w:t xml:space="preserve">PodDisruptionBudget</w:t>
-      </w:r>
-      <w:r>
-        <w:t xml:space="preserve"> </w:t>
-      </w:r>
-      <w:r>
-        <w:t xml:space="preserve">for every prod workload with 2+ replicas:</w:t>
-      </w:r>
-      <w:r>
-        <w:t xml:space="preserve"> </w:t>
-      </w:r>
-      <w:r>
-        <w:rPr>
-          <w:rStyle w:val="VerbatimChar"/>
-        </w:rPr>
-        <w:t xml:space="preserve">maxUnavailable: 1</w:t>
-      </w:r>
-      <w:r>
-        <w:t xml:space="preserve"> </w:t>
-      </w:r>
-      <w:r>
-        <w:t xml:space="preserve">(or</w:t>
-      </w:r>
-      <w:r>
-        <w:t xml:space="preserve"> </w:t>
-      </w:r>
-      <w:r>
-        <w:rPr>
-          <w:rStyle w:val="VerbatimChar"/>
-        </w:rPr>
-        <w:t xml:space="preserve">minAvailable: N−1</w:t>
-      </w:r>
-      <w:r>
-        <w:t xml:space="preserve">).</w:t>
-      </w:r>
-    </w:p>
-    <w:p>
-      <w:pPr>
-        <w:pStyle w:val="Compact"/>
-        <w:numPr>
-          <w:ilvl w:val="0"/>
-          <w:numId w:val="1009"/>
-        </w:numPr>
-      </w:pPr>
-      <w:r>
-        <w:t xml:space="preserve">Never a PDB that allows zero disruptions (</w:t>
-      </w:r>
-      <w:r>
-        <w:rPr>
-          <w:rStyle w:val="VerbatimChar"/>
-        </w:rPr>
-        <w:t xml:space="preserve">minAvailable</w:t>
-      </w:r>
-      <w:r>
-        <w:t xml:space="preserve"> </w:t>
-      </w:r>
-      <w:r>
-        <w:t xml:space="preserve">= replicas, or</w:t>
-      </w:r>
-      <w:r>
-        <w:t xml:space="preserve"> </w:t>
-      </w:r>
-      <w:r>
-        <w:rPr>
-          <w:rStyle w:val="VerbatimChar"/>
-        </w:rPr>
         <w:t xml:space="preserve">minAvailable: 1</w:t>
       </w:r>
       <w:r>
         <w:t xml:space="preserve"> </w:t>
       </w:r>
       <w:r>
-        <w:t xml:space="preserve">with 1 replica): it blocks</w:t>
-      </w:r>
-      <w:r>
-        <w:t xml:space="preserve"> </w:t>
-      </w:r>
-      <w:r>
-        <w:t xml:space="preserve">node drains and therefore every upgrade (</w:t>
+        <w:t xml:space="preserve">with 1 replica): it blocks node drains and therefore every upgrade (</w:t>
       </w:r>
       <w:hyperlink w:anchor="e1-maintenance">
         <w:r>
@@ -3135,13 +2726,7 @@
         <w:t xml:space="preserve"> </w:t>
       </w:r>
       <w:r>
-        <w:t xml:space="preserve">are part of HA: without readiness, traffic goes to pods that aren't ready; a too</w:t>
-      </w:r>
-      <w:r>
-        <w:t xml:space="preserve"> </w:t>
-      </w:r>
-      <w:r>
-        <w:t xml:space="preserve">strict liveness probe restarts healthy pods under load.</w:t>
+        <w:t xml:space="preserve">are part of HA: without readiness, traffic goes to pods that aren't ready; a too strict liveness probe restarts healthy pods under load.</w:t>
       </w:r>
     </w:p>
     <w:p>
@@ -3196,13 +2781,7 @@
         <w:t xml:space="preserve">Across clusters</w:t>
       </w:r>
       <w:r>
-        <w:t xml:space="preserve">: for workloads that need more than node-level HA, run them active/active or active/passive on two</w:t>
-      </w:r>
-      <w:r>
-        <w:t xml:space="preserve"> </w:t>
-      </w:r>
-      <w:r>
-        <w:t xml:space="preserve">clusters; each cluster then needs quota for its share (or for the full load, if one cluster must carry it alone).</w:t>
+        <w:t xml:space="preserve">: for workloads that need more than node-level HA, run them active/active or active/passive on two clusters; each cluster then needs quota for its share (or for the full load, if one cluster must carry it alone).</w:t>
       </w:r>
     </w:p>
     <w:p>
@@ -3214,25 +2793,12 @@
         </w:numPr>
       </w:pPr>
       <w:r>
-        <w:t xml:space="preserve">Stateful HA (databases, queues) follows the operator's/vendor's topology; its storage must not be tied to a single</w:t>
-      </w:r>
-      <w:r>
-        <w:t xml:space="preserve"> </w:t>
-      </w:r>
-      <w:r>
-        <w:t xml:space="preserve">node (local volumes don't move after a node failure).</w:t>
-      </w:r>
-    </w:p>
-    <w:p>
-      <w:r>
-        <w:pict>
-          <v:rect style="width:0;height:1.5pt" o:hralign="center" o:hrstd="t" o:hr="t"/>
-        </w:pict>
-      </w:r>
-    </w:p>
-    <w:bookmarkEnd w:id="23"/>
-    <w:bookmarkEnd w:id="24"/>
-    <w:bookmarkStart w:id="26" w:name="d-platform-reliability--what-we-run"/>
+        <w:t xml:space="preserve">Stateful HA (databases, queues) follows the operator's/vendor's topology; its storage must not be tied to a single node (local volumes don't move after a node failure).</w:t>
+      </w:r>
+    </w:p>
+    <w:bookmarkEnd w:id="62"/>
+    <w:bookmarkEnd w:id="63"/>
+    <w:bookmarkStart w:id="71" w:name="d-platform-reliability--what-we-run"/>
     <w:p>
       <w:pPr>
         <w:pStyle w:val="Heading2"/>
@@ -3246,14 +2812,49 @@
         <w:pStyle w:val="FirstParagraph"/>
       </w:pPr>
       <w:r>
-        <w:rPr>
-          <w:i/>
-          <w:iCs/>
-        </w:rPr>
-        <w:t xml:space="preserve">Platform team owns end to end. Tenants' HA is only as good as the platform underneath.</w:t>
-      </w:r>
-    </w:p>
-    <w:bookmarkStart w:id="25" w:name="d1-platform-ha"/>
+        <w:drawing>
+          <wp:inline>
+            <wp:extent cx="5280660" cy="1123711"/>
+            <wp:effectExtent b="0" l="0" r="0" t="0"/>
+            <wp:docPr descr="D. Platform reliability — what we run. Platform team: Owns end to end. Teams: –." title="" id="65" name="Picture"/>
+            <a:graphic>
+              <a:graphicData uri="http://schemas.openxmlformats.org/drawingml/2006/picture">
+                <pic:pic>
+                  <pic:nvPicPr>
+                    <pic:cNvPr descr="D.png" id="66" name="Picture"/>
+                    <pic:cNvPicPr>
+                      <a:picLocks noChangeArrowheads="1" noChangeAspect="1"/>
+                    </pic:cNvPicPr>
+                  </pic:nvPicPr>
+                  <pic:blipFill>
+                    <a:blip r:embed="rId64"/>
+                    <a:stretch>
+                      <a:fillRect/>
+                    </a:stretch>
+                  </pic:blipFill>
+                  <pic:spPr bwMode="auto">
+                    <a:xfrm>
+                      <a:off x="0" y="0"/>
+                      <a:ext cx="5280660" cy="1123711"/>
+                    </a:xfrm>
+                    <a:prstGeom prst="rect">
+                      <a:avLst/>
+                    </a:prstGeom>
+                    <a:noFill/>
+                    <a:ln w="9525">
+                      <a:noFill/>
+                      <a:headEnd/>
+                      <a:tailEnd/>
+                    </a:ln>
+                  </pic:spPr>
+                </pic:pic>
+              </a:graphicData>
+            </a:graphic>
+          </wp:inline>
+        </w:drawing>
+      </w:r>
+    </w:p>
+    <w:bookmarkStart w:id="70" w:name="d1-platform-ha"/>
     <w:p>
       <w:pPr>
         <w:pStyle w:val="Heading3"/>
@@ -3264,6 +2865,53 @@
     </w:p>
     <w:p>
       <w:pPr>
+        <w:pStyle w:val="FirstParagraph"/>
+      </w:pPr>
+      <w:r>
+        <w:drawing>
+          <wp:inline>
+            <wp:extent cx="5280660" cy="2129551"/>
+            <wp:effectExtent b="0" l="0" r="0" t="0"/>
+            <wp:docPr descr="3 control plane nodes, 3-node Rancher, 2+ ingress, node VMs on separate hosts." title="" id="68" name="Picture"/>
+            <a:graphic>
+              <a:graphicData uri="http://schemas.openxmlformats.org/drawingml/2006/picture">
+                <pic:pic>
+                  <pic:nvPicPr>
+                    <pic:cNvPr descr="D1.png" id="69" name="Picture"/>
+                    <pic:cNvPicPr>
+                      <a:picLocks noChangeArrowheads="1" noChangeAspect="1"/>
+                    </pic:cNvPicPr>
+                  </pic:nvPicPr>
+                  <pic:blipFill>
+                    <a:blip r:embed="rId67"/>
+                    <a:stretch>
+                      <a:fillRect/>
+                    </a:stretch>
+                  </pic:blipFill>
+                  <pic:spPr bwMode="auto">
+                    <a:xfrm>
+                      <a:off x="0" y="0"/>
+                      <a:ext cx="5280660" cy="2129551"/>
+                    </a:xfrm>
+                    <a:prstGeom prst="rect">
+                      <a:avLst/>
+                    </a:prstGeom>
+                    <a:noFill/>
+                    <a:ln w="9525">
+                      <a:noFill/>
+                      <a:headEnd/>
+                      <a:tailEnd/>
+                    </a:ln>
+                  </pic:spPr>
+                </pic:pic>
+              </a:graphicData>
+            </a:graphic>
+          </wp:inline>
+        </w:drawing>
+      </w:r>
+    </w:p>
+    <w:p>
+      <w:pPr>
         <w:pStyle w:val="Compact"/>
         <w:numPr>
           <w:ilvl w:val="0"/>
@@ -3300,13 +2948,7 @@
         <w:t xml:space="preserve"> </w:t>
       </w:r>
       <w:r>
-        <w:t xml:space="preserve">on 3 nodes; downstream clusters keep running if Rancher is down, but management and quota</w:t>
-      </w:r>
-      <w:r>
-        <w:t xml:space="preserve"> </w:t>
-      </w:r>
-      <w:r>
-        <w:t xml:space="preserve">changes stop.</w:t>
+        <w:t xml:space="preserve">on 3 nodes; downstream clusters keep running if Rancher is down, but management and quota changes stop.</w:t>
       </w:r>
     </w:p>
     <w:p>
@@ -3350,13 +2992,7 @@
         <w:t xml:space="preserve"> </w:t>
       </w:r>
       <w:r>
-        <w:t xml:space="preserve">(monitoring, logging, DNS, CNI, storage drivers) run with platform priority classes and their</w:t>
-      </w:r>
-      <w:r>
-        <w:t xml:space="preserve"> </w:t>
-      </w:r>
-      <w:r>
-        <w:t xml:space="preserve">requests are deducted from capacity (</w:t>
+        <w:t xml:space="preserve">(monitoring, logging, DNS, CNI, storage drivers) run with platform priority classes and their requests are deducted from capacity (</w:t>
       </w:r>
       <w:hyperlink w:anchor="b1-fairness-between-tenants">
         <w:r>
@@ -3386,13 +3022,7 @@
         <w:t xml:space="preserve">On-prem VMs</w:t>
       </w:r>
       <w:r>
-        <w:t xml:space="preserve">: node VMs of one cluster should sit on different hypervisor hosts (anti-affinity at the</w:t>
-      </w:r>
-      <w:r>
-        <w:t xml:space="preserve"> </w:t>
-      </w:r>
-      <w:r>
-        <w:t xml:space="preserve">virtualisation layer), otherwise one host failure takes several nodes and N+1 is false (Q17).</w:t>
+        <w:t xml:space="preserve">: node VMs of one cluster should sit on different hypervisor hosts (anti-affinity at the virtualisation layer), otherwise one host failure takes several nodes and N+1 is false (Q17).</w:t>
       </w:r>
     </w:p>
     <w:p>
@@ -3426,13 +3056,7 @@
         <w:t xml:space="preserve"> </w:t>
       </w:r>
       <w:r>
-        <w:t xml:space="preserve">(rack / host group) so workloads can spread</w:t>
-      </w:r>
-      <w:r>
-        <w:t xml:space="preserve"> </w:t>
-      </w:r>
-      <w:r>
-        <w:t xml:space="preserve">over them (</w:t>
+        <w:t xml:space="preserve">(rack / host group) so workloads can spread over them (</w:t>
       </w:r>
       <w:hyperlink w:anchor="c3-workload-ha">
         <w:r>
@@ -3479,16 +3103,9 @@
         <w:t xml:space="preserve">).</w:t>
       </w:r>
     </w:p>
-    <w:p>
-      <w:r>
-        <w:pict>
-          <v:rect style="width:0;height:1.5pt" o:hralign="center" o:hrstd="t" o:hr="t"/>
-        </w:pict>
-      </w:r>
-    </w:p>
-    <w:bookmarkEnd w:id="25"/>
-    <w:bookmarkEnd w:id="26"/>
-    <w:bookmarkStart w:id="30" w:name="Xfdbe14c2c1e1aff58901759e9b961ae8db6bb6b"/>
+    <w:bookmarkEnd w:id="70"/>
+    <w:bookmarkEnd w:id="71"/>
+    <w:bookmarkStart w:id="90" w:name="Xfdbe14c2c1e1aff58901759e9b961ae8db6bb6b"/>
     <w:p>
       <w:pPr>
         <w:pStyle w:val="Heading2"/>
@@ -3502,20 +3119,102 @@
         <w:pStyle w:val="FirstParagraph"/>
       </w:pPr>
       <w:r>
-        <w:rPr>
-          <w:i/>
-          <w:iCs/>
-        </w:rPr>
-        <w:t xml:space="preserve">Platform team runs it; teams take part in reviews and fix what's theirs.</w:t>
-      </w:r>
-    </w:p>
-    <w:bookmarkStart w:id="27" w:name="e1-maintenance"/>
+        <w:drawing>
+          <wp:inline>
+            <wp:extent cx="5280660" cy="1194435"/>
+            <wp:effectExtent b="0" l="0" r="0" t="0"/>
+            <wp:docPr descr="E. Day 2 operations — keeping it true over time. Platform team: Runs maintenance, monitoring, reviews. Teams: Right-size, fix drift, join reviews." title="" id="73" name="Picture"/>
+            <a:graphic>
+              <a:graphicData uri="http://schemas.openxmlformats.org/drawingml/2006/picture">
+                <pic:pic>
+                  <pic:nvPicPr>
+                    <pic:cNvPr descr="E.png" id="74" name="Picture"/>
+                    <pic:cNvPicPr>
+                      <a:picLocks noChangeArrowheads="1" noChangeAspect="1"/>
+                    </pic:cNvPicPr>
+                  </pic:nvPicPr>
+                  <pic:blipFill>
+                    <a:blip r:embed="rId72"/>
+                    <a:stretch>
+                      <a:fillRect/>
+                    </a:stretch>
+                  </pic:blipFill>
+                  <pic:spPr bwMode="auto">
+                    <a:xfrm>
+                      <a:off x="0" y="0"/>
+                      <a:ext cx="5280660" cy="1194435"/>
+                    </a:xfrm>
+                    <a:prstGeom prst="rect">
+                      <a:avLst/>
+                    </a:prstGeom>
+                    <a:noFill/>
+                    <a:ln w="9525">
+                      <a:noFill/>
+                      <a:headEnd/>
+                      <a:tailEnd/>
+                    </a:ln>
+                  </pic:spPr>
+                </pic:pic>
+              </a:graphicData>
+            </a:graphic>
+          </wp:inline>
+        </w:drawing>
+      </w:r>
+    </w:p>
+    <w:bookmarkStart w:id="78" w:name="e1-maintenance"/>
     <w:p>
       <w:pPr>
         <w:pStyle w:val="Heading3"/>
       </w:pPr>
       <w:r>
         <w:t xml:space="preserve">E1. Maintenance</w:t>
+      </w:r>
+    </w:p>
+    <w:p>
+      <w:pPr>
+        <w:pStyle w:val="FirstParagraph"/>
+      </w:pPr>
+      <w:r>
+        <w:drawing>
+          <wp:inline>
+            <wp:extent cx="5280660" cy="1068705"/>
+            <wp:effectExtent b="0" l="0" r="0" t="0"/>
+            <wp:docPr descr="Drains succeed unattended; upgrades go one node at a time." title="" id="76" name="Picture"/>
+            <a:graphic>
+              <a:graphicData uri="http://schemas.openxmlformats.org/drawingml/2006/picture">
+                <pic:pic>
+                  <pic:nvPicPr>
+                    <pic:cNvPr descr="E1.png" id="77" name="Picture"/>
+                    <pic:cNvPicPr>
+                      <a:picLocks noChangeArrowheads="1" noChangeAspect="1"/>
+                    </pic:cNvPicPr>
+                  </pic:nvPicPr>
+                  <pic:blipFill>
+                    <a:blip r:embed="rId75"/>
+                    <a:stretch>
+                      <a:fillRect/>
+                    </a:stretch>
+                  </pic:blipFill>
+                  <pic:spPr bwMode="auto">
+                    <a:xfrm>
+                      <a:off x="0" y="0"/>
+                      <a:ext cx="5280660" cy="1068705"/>
+                    </a:xfrm>
+                    <a:prstGeom prst="rect">
+                      <a:avLst/>
+                    </a:prstGeom>
+                    <a:noFill/>
+                    <a:ln w="9525">
+                      <a:noFill/>
+                      <a:headEnd/>
+                      <a:tailEnd/>
+                    </a:ln>
+                  </pic:spPr>
+                </pic:pic>
+              </a:graphicData>
+            </a:graphic>
+          </wp:inline>
+        </w:drawing>
       </w:r>
     </w:p>
     <w:p>
@@ -3548,13 +3247,7 @@
         </w:r>
       </w:hyperlink>
       <w:r>
-        <w:t xml:space="preserve">), the N+1 reserve</w:t>
-      </w:r>
-      <w:r>
-        <w:t xml:space="preserve"> </w:t>
-      </w:r>
-      <w:r>
-        <w:t xml:space="preserve">absorbs the moved pods (</w:t>
+        <w:t xml:space="preserve">), the N+1 reserve absorbs the moved pods (</w:t>
       </w:r>
       <w:hyperlink w:anchor="a1-n1-node-failure-tolerance">
         <w:r>
@@ -3587,13 +3280,7 @@
         <w:t xml:space="preserve"> </w:t>
       </w:r>
       <w:r>
-        <w:t xml:space="preserve">(Kubernetes, Rancher, OS, firmware) one node at a time; a drained node counts as the "+1".</w:t>
-      </w:r>
-      <w:r>
-        <w:t xml:space="preserve"> </w:t>
-      </w:r>
-      <w:r>
-        <w:t xml:space="preserve">Don't start an upgrade on a cluster whose N+1 tile is red.</w:t>
+        <w:t xml:space="preserve">(Kubernetes, Rancher, OS, firmware) one node at a time; a drained node counts as the "+1". Don't start an upgrade on a cluster whose N+1 tile is red.</w:t>
       </w:r>
     </w:p>
     <w:p>
@@ -3631,13 +3318,7 @@
         <w:t xml:space="preserve">Housekeeping</w:t>
       </w:r>
       <w:r>
-        <w:t xml:space="preserve">: certificates and tokens rotated before expiry, unused namespaces and Projects removed (their quota</w:t>
-      </w:r>
-      <w:r>
-        <w:t xml:space="preserve"> </w:t>
-      </w:r>
-      <w:r>
-        <w:t xml:space="preserve">returns to the pool), node sizes kept uniform when adding hardware.</w:t>
+        <w:t xml:space="preserve">: certificates and tokens rotated before expiry, unused namespaces and Projects removed (their quota returns to the pool), node sizes kept uniform when adding hardware.</w:t>
       </w:r>
     </w:p>
     <w:p>
@@ -3659,17 +3340,11 @@
         <w:t xml:space="preserve"> </w:t>
       </w:r>
       <w:r>
-        <w:t xml:space="preserve">for the recurring events: node failure, emergency quota increase, cluster at capacity, project onboarding</w:t>
-      </w:r>
-      <w:r>
-        <w:t xml:space="preserve"> </w:t>
-      </w:r>
-      <w:r>
-        <w:t xml:space="preserve">and offboarding.</w:t>
-      </w:r>
-    </w:p>
-    <w:bookmarkEnd w:id="27"/>
-    <w:bookmarkStart w:id="28" w:name="e2-monitoring-and-alerts"/>
+        <w:t xml:space="preserve">for the recurring events: node failure, emergency quota increase, cluster at capacity, project onboarding and offboarding.</w:t>
+      </w:r>
+    </w:p>
+    <w:bookmarkEnd w:id="78"/>
+    <w:bookmarkStart w:id="85" w:name="e2-monitoring-and-alerts"/>
     <w:p>
       <w:pPr>
         <w:pStyle w:val="Heading3"/>
@@ -3683,11 +3358,162 @@
         <w:pStyle w:val="FirstParagraph"/>
       </w:pPr>
       <w:r>
+        <w:drawing>
+          <wp:inline>
+            <wp:extent cx="5280660" cy="306466"/>
+            <wp:effectExtent b="0" l="0" r="0" t="0"/>
+            <wp:docPr descr="Alert before tenants notice: N+1, quota at 90 %, Pending pods, OOMKills." title="" id="80" name="Picture"/>
+            <a:graphic>
+              <a:graphicData uri="http://schemas.openxmlformats.org/drawingml/2006/picture">
+                <pic:pic>
+                  <pic:nvPicPr>
+                    <pic:cNvPr descr="E2.png" id="81" name="Picture"/>
+                    <pic:cNvPicPr>
+                      <a:picLocks noChangeArrowheads="1" noChangeAspect="1"/>
+                    </pic:cNvPicPr>
+                  </pic:nvPicPr>
+                  <pic:blipFill>
+                    <a:blip r:embed="rId79"/>
+                    <a:stretch>
+                      <a:fillRect/>
+                    </a:stretch>
+                  </pic:blipFill>
+                  <pic:spPr bwMode="auto">
+                    <a:xfrm>
+                      <a:off x="0" y="0"/>
+                      <a:ext cx="5280660" cy="306466"/>
+                    </a:xfrm>
+                    <a:prstGeom prst="rect">
+                      <a:avLst/>
+                    </a:prstGeom>
+                    <a:noFill/>
+                    <a:ln w="9525">
+                      <a:noFill/>
+                      <a:headEnd/>
+                      <a:tailEnd/>
+                    </a:ln>
+                  </pic:spPr>
+                </pic:pic>
+              </a:graphicData>
+            </a:graphic>
+          </wp:inline>
+        </w:drawing>
+      </w:r>
+    </w:p>
+    <w:p>
+      <w:pPr>
+        <w:pStyle w:val="BodyText"/>
+      </w:pPr>
+      <w:r>
         <w:t xml:space="preserve">Alertmanager, or Kibana on the OTel metrics:</w:t>
       </w:r>
     </w:p>
     <w:p>
       <w:pPr>
+        <w:pStyle w:val="BodyText"/>
+      </w:pPr>
+      <w:r>
+        <w:drawing>
+          <wp:inline>
+            <wp:extent cx="5280660" cy="911542"/>
+            <wp:effectExtent b="0" l="0" r="0" t="0"/>
+            <wp:docPr descr="N+1 breached on a cluster (D5 in \07).; Project quota usage &gt; 90 % for CPU or memory requests.; Pods Pending for more than a few minutes (quota exceeded or no node fits).; OOMKills and evictions per namespace.; CPU throttling above a threshold (CPU limits too tight).; Nodes NotReady or under memory/disk pressure." title="" id="83" name="Picture"/>
+            <a:graphic>
+              <a:graphicData uri="http://schemas.openxmlformats.org/drawingml/2006/picture">
+                <pic:pic>
+                  <pic:nvPicPr>
+                    <pic:cNvPr descr="E2-alerts.png" id="84" name="Picture"/>
+                    <pic:cNvPicPr>
+                      <a:picLocks noChangeArrowheads="1" noChangeAspect="1"/>
+                    </pic:cNvPicPr>
+                  </pic:nvPicPr>
+                  <pic:blipFill>
+                    <a:blip r:embed="rId82"/>
+                    <a:stretch>
+                      <a:fillRect/>
+                    </a:stretch>
+                  </pic:blipFill>
+                  <pic:spPr bwMode="auto">
+                    <a:xfrm>
+                      <a:off x="0" y="0"/>
+                      <a:ext cx="5280660" cy="911542"/>
+                    </a:xfrm>
+                    <a:prstGeom prst="rect">
+                      <a:avLst/>
+                    </a:prstGeom>
+                    <a:noFill/>
+                    <a:ln w="9525">
+                      <a:noFill/>
+                      <a:headEnd/>
+                      <a:tailEnd/>
+                    </a:ln>
+                  </pic:spPr>
+                </pic:pic>
+              </a:graphicData>
+            </a:graphic>
+          </wp:inline>
+        </w:drawing>
+      </w:r>
+    </w:p>
+    <w:bookmarkEnd w:id="85"/>
+    <w:bookmarkStart w:id="89" w:name="e3-reviews-and-changes"/>
+    <w:p>
+      <w:pPr>
+        <w:pStyle w:val="Heading3"/>
+      </w:pPr>
+      <w:r>
+        <w:t xml:space="preserve">E3. Reviews and changes</w:t>
+      </w:r>
+    </w:p>
+    <w:p>
+      <w:pPr>
+        <w:pStyle w:val="FirstParagraph"/>
+      </w:pPr>
+      <w:r>
+        <w:drawing>
+          <wp:inline>
+            <wp:extent cx="5280660" cy="1170860"/>
+            <wp:effectExtent b="0" l="0" r="0" t="0"/>
+            <wp:docPr descr="Monthly capacity check, quarterly project review, every quota change via Git." title="" id="87" name="Picture"/>
+            <a:graphic>
+              <a:graphicData uri="http://schemas.openxmlformats.org/drawingml/2006/picture">
+                <pic:pic>
+                  <pic:nvPicPr>
+                    <pic:cNvPr descr="E3.png" id="88" name="Picture"/>
+                    <pic:cNvPicPr>
+                      <a:picLocks noChangeArrowheads="1" noChangeAspect="1"/>
+                    </pic:cNvPicPr>
+                  </pic:nvPicPr>
+                  <pic:blipFill>
+                    <a:blip r:embed="rId86"/>
+                    <a:stretch>
+                      <a:fillRect/>
+                    </a:stretch>
+                  </pic:blipFill>
+                  <pic:spPr bwMode="auto">
+                    <a:xfrm>
+                      <a:off x="0" y="0"/>
+                      <a:ext cx="5280660" cy="1170860"/>
+                    </a:xfrm>
+                    <a:prstGeom prst="rect">
+                      <a:avLst/>
+                    </a:prstGeom>
+                    <a:noFill/>
+                    <a:ln w="9525">
+                      <a:noFill/>
+                      <a:headEnd/>
+                      <a:tailEnd/>
+                    </a:ln>
+                  </pic:spPr>
+                </pic:pic>
+              </a:graphicData>
+            </a:graphic>
+          </wp:inline>
+        </w:drawing>
+      </w:r>
+    </w:p>
+    <w:p>
+      <w:pPr>
         <w:pStyle w:val="Compact"/>
         <w:numPr>
           <w:ilvl w:val="0"/>
@@ -3695,7 +3521,14 @@
         </w:numPr>
       </w:pPr>
       <w:r>
-        <w:t xml:space="preserve">N+1 breached on a cluster (D5 in 07).</w:t>
+        <w:rPr>
+          <w:b/>
+          <w:bCs/>
+        </w:rPr>
+        <w:t xml:space="preserve">Capacity reviews</w:t>
+      </w:r>
+      <w:r>
+        <w:t xml:space="preserve">: monthly look at allocation ratio and N+1 per cluster; quarterly review per project (quota vs. requests vs. usage), reclaim or right-size (process).</w:t>
       </w:r>
     </w:p>
     <w:p>
@@ -3707,7 +3540,17 @@
         </w:numPr>
       </w:pPr>
       <w:r>
-        <w:t xml:space="preserve">Project quota usage &gt; 90 % for CPU or memory requests.</w:t>
+        <w:rPr>
+          <w:b/>
+          <w:bCs/>
+        </w:rPr>
+        <w:t xml:space="preserve">Quota changes</w:t>
+      </w:r>
+      <w:r>
+        <w:t xml:space="preserve"> </w:t>
+      </w:r>
+      <w:r>
+        <w:t xml:space="preserve">go through Git and review, like any other change (ADR-0001); emergency increases are allowed and followed up with a PR.</w:t>
       </w:r>
     </w:p>
     <w:p>
@@ -3719,7 +3562,14 @@
         </w:numPr>
       </w:pPr>
       <w:r>
-        <w:t xml:space="preserve">Pods Pending for more than a few minutes (quota exceeded or no node fits).</w:t>
+        <w:rPr>
+          <w:b/>
+          <w:bCs/>
+        </w:rPr>
+        <w:t xml:space="preserve">Right-sizing loop</w:t>
+      </w:r>
+      <w:r>
+        <w:t xml:space="preserve">: VPA/KRR recommendations → team adjusts requests → quota freed or increased → review.</w:t>
       </w:r>
     </w:p>
     <w:p>
@@ -3731,56 +3581,128 @@
         </w:numPr>
       </w:pPr>
       <w:r>
-        <w:t xml:space="preserve">OOMKills and evictions per namespace.</w:t>
-      </w:r>
-    </w:p>
-    <w:p>
-      <w:pPr>
-        <w:pStyle w:val="Compact"/>
-        <w:numPr>
-          <w:ilvl w:val="0"/>
-          <w:numId w:val="1012"/>
-        </w:numPr>
-      </w:pPr>
-      <w:r>
-        <w:t xml:space="preserve">CPU throttling above a threshold (CPU limits too tight).</w:t>
-      </w:r>
-    </w:p>
-    <w:p>
-      <w:pPr>
-        <w:pStyle w:val="Compact"/>
-        <w:numPr>
-          <w:ilvl w:val="0"/>
-          <w:numId w:val="1012"/>
-        </w:numPr>
-      </w:pPr>
-      <w:r>
-        <w:t xml:space="preserve">Nodes</w:t>
-      </w:r>
-      <w:r>
-        <w:t xml:space="preserve"> </w:t>
-      </w:r>
-      <w:r>
-        <w:rPr>
-          <w:rStyle w:val="VerbatimChar"/>
-        </w:rPr>
-        <w:t xml:space="preserve">NotReady</w:t>
-      </w:r>
-      <w:r>
-        <w:t xml:space="preserve"> </w:t>
-      </w:r>
-      <w:r>
-        <w:t xml:space="preserve">or under memory/disk pressure.</w:t>
-      </w:r>
-    </w:p>
-    <w:bookmarkEnd w:id="28"/>
-    <w:bookmarkStart w:id="29" w:name="e3-reviews-and-changes"/>
+        <w:rPr>
+          <w:b/>
+          <w:bCs/>
+        </w:rPr>
+        <w:t xml:space="preserve">Standards drift</w:t>
+      </w:r>
+      <w:r>
+        <w:t xml:space="preserve">: workloads without requests, memory limit ≠ request in prod, defaulted values — shown on the dashboard and Kibana, fixed by the owning team.</w:t>
+      </w:r>
+    </w:p>
+    <w:bookmarkEnd w:id="89"/>
+    <w:bookmarkEnd w:id="90"/>
+    <w:bookmarkStart w:id="106" w:name="f-finance--what-it-costs"/>
+    <w:p>
+      <w:pPr>
+        <w:pStyle w:val="Heading2"/>
+      </w:pPr>
+      <w:r>
+        <w:t xml:space="preserve">F. Finance — what it costs</w:t>
+      </w:r>
+    </w:p>
+    <w:p>
+      <w:pPr>
+        <w:pStyle w:val="FirstParagraph"/>
+      </w:pPr>
+      <w:r>
+        <w:drawing>
+          <wp:inline>
+            <wp:extent cx="5280660" cy="1202293"/>
+            <wp:effectExtent b="0" l="0" r="0" t="0"/>
+            <wp:docPr descr="F. Finance — what it costs. Platform team: Owns the cost model, publishes unit rates. Teams: Pay for allocated quota from budget." title="" id="92" name="Picture"/>
+            <a:graphic>
+              <a:graphicData uri="http://schemas.openxmlformats.org/drawingml/2006/picture">
+                <pic:pic>
+                  <pic:nvPicPr>
+                    <pic:cNvPr descr="F.png" id="93" name="Picture"/>
+                    <pic:cNvPicPr>
+                      <a:picLocks noChangeArrowheads="1" noChangeAspect="1"/>
+                    </pic:cNvPicPr>
+                  </pic:nvPicPr>
+                  <pic:blipFill>
+                    <a:blip r:embed="rId91"/>
+                    <a:stretch>
+                      <a:fillRect/>
+                    </a:stretch>
+                  </pic:blipFill>
+                  <pic:spPr bwMode="auto">
+                    <a:xfrm>
+                      <a:off x="0" y="0"/>
+                      <a:ext cx="5280660" cy="1202293"/>
+                    </a:xfrm>
+                    <a:prstGeom prst="rect">
+                      <a:avLst/>
+                    </a:prstGeom>
+                    <a:noFill/>
+                    <a:ln w="9525">
+                      <a:noFill/>
+                      <a:headEnd/>
+                      <a:tailEnd/>
+                    </a:ln>
+                  </pic:spPr>
+                </pic:pic>
+              </a:graphicData>
+            </a:graphic>
+          </wp:inline>
+        </w:drawing>
+      </w:r>
+    </w:p>
+    <w:bookmarkStart w:id="97" w:name="f1-cost-model-and-unit-rates"/>
     <w:p>
       <w:pPr>
         <w:pStyle w:val="Heading3"/>
       </w:pPr>
       <w:r>
-        <w:t xml:space="preserve">E3. Reviews and changes</w:t>
+        <w:t xml:space="preserve">F1. Cost model and unit rates</w:t>
+      </w:r>
+    </w:p>
+    <w:p>
+      <w:pPr>
+        <w:pStyle w:val="FirstParagraph"/>
+      </w:pPr>
+      <w:r>
+        <w:drawing>
+          <wp:inline>
+            <wp:extent cx="5280660" cy="1469469"/>
+            <wp:effectExtent b="0" l="0" r="0" t="0"/>
+            <wp:docPr descr="Projects pay for allocated quota at published rates; the reserve is priced in, not billed." title="" id="95" name="Picture"/>
+            <a:graphic>
+              <a:graphicData uri="http://schemas.openxmlformats.org/drawingml/2006/picture">
+                <pic:pic>
+                  <pic:nvPicPr>
+                    <pic:cNvPr descr="F1.png" id="96" name="Picture"/>
+                    <pic:cNvPicPr>
+                      <a:picLocks noChangeArrowheads="1" noChangeAspect="1"/>
+                    </pic:cNvPicPr>
+                  </pic:nvPicPr>
+                  <pic:blipFill>
+                    <a:blip r:embed="rId94"/>
+                    <a:stretch>
+                      <a:fillRect/>
+                    </a:stretch>
+                  </pic:blipFill>
+                  <pic:spPr bwMode="auto">
+                    <a:xfrm>
+                      <a:off x="0" y="0"/>
+                      <a:ext cx="5280660" cy="1469469"/>
+                    </a:xfrm>
+                    <a:prstGeom prst="rect">
+                      <a:avLst/>
+                    </a:prstGeom>
+                    <a:noFill/>
+                    <a:ln w="9525">
+                      <a:noFill/>
+                      <a:headEnd/>
+                      <a:tailEnd/>
+                    </a:ln>
+                  </pic:spPr>
+                </pic:pic>
+              </a:graphicData>
+            </a:graphic>
+          </wp:inline>
+        </w:drawing>
       </w:r>
     </w:p>
     <w:p>
@@ -3796,152 +3718,10 @@
           <w:b/>
           <w:bCs/>
         </w:rPr>
-        <w:t xml:space="preserve">Capacity reviews</w:t>
-      </w:r>
-      <w:r>
-        <w:t xml:space="preserve">: monthly look at allocation ratio and N+1 per cluster; quarterly review per project</w:t>
-      </w:r>
-      <w:r>
-        <w:t xml:space="preserve"> </w:t>
-      </w:r>
-      <w:r>
-        <w:t xml:space="preserve">(quota vs. requests vs. usage), reclaim or right-size (process).</w:t>
-      </w:r>
-    </w:p>
-    <w:p>
-      <w:pPr>
-        <w:pStyle w:val="Compact"/>
-        <w:numPr>
-          <w:ilvl w:val="0"/>
-          <w:numId w:val="1013"/>
-        </w:numPr>
-      </w:pPr>
-      <w:r>
-        <w:rPr>
-          <w:b/>
-          <w:bCs/>
-        </w:rPr>
-        <w:t xml:space="preserve">Quota changes</w:t>
-      </w:r>
-      <w:r>
-        <w:t xml:space="preserve"> </w:t>
-      </w:r>
-      <w:r>
-        <w:t xml:space="preserve">go through Git and review, like any other change (ADR-0001);</w:t>
-      </w:r>
-      <w:r>
-        <w:t xml:space="preserve"> </w:t>
-      </w:r>
-      <w:r>
-        <w:t xml:space="preserve">emergency increases are allowed and followed up with a PR.</w:t>
-      </w:r>
-    </w:p>
-    <w:p>
-      <w:pPr>
-        <w:pStyle w:val="Compact"/>
-        <w:numPr>
-          <w:ilvl w:val="0"/>
-          <w:numId w:val="1013"/>
-        </w:numPr>
-      </w:pPr>
-      <w:r>
-        <w:rPr>
-          <w:b/>
-          <w:bCs/>
-        </w:rPr>
-        <w:t xml:space="preserve">Right-sizing loop</w:t>
-      </w:r>
-      <w:r>
-        <w:t xml:space="preserve">: VPA/KRR recommendations → team adjusts requests → quota freed or increased → review.</w:t>
-      </w:r>
-    </w:p>
-    <w:p>
-      <w:pPr>
-        <w:pStyle w:val="Compact"/>
-        <w:numPr>
-          <w:ilvl w:val="0"/>
-          <w:numId w:val="1013"/>
-        </w:numPr>
-      </w:pPr>
-      <w:r>
-        <w:rPr>
-          <w:b/>
-          <w:bCs/>
-        </w:rPr>
-        <w:t xml:space="preserve">Standards drift</w:t>
-      </w:r>
-      <w:r>
-        <w:t xml:space="preserve">: workloads without requests, memory limit ≠ request in prod, defaulted values — shown on the</w:t>
-      </w:r>
-      <w:r>
-        <w:t xml:space="preserve"> </w:t>
-      </w:r>
-      <w:r>
-        <w:t xml:space="preserve">dashboard and Kibana, fixed by the owning team.</w:t>
-      </w:r>
-    </w:p>
-    <w:p>
-      <w:r>
-        <w:pict>
-          <v:rect style="width:0;height:1.5pt" o:hralign="center" o:hrstd="t" o:hr="t"/>
-        </w:pict>
-      </w:r>
-    </w:p>
-    <w:bookmarkEnd w:id="29"/>
-    <w:bookmarkEnd w:id="30"/>
-    <w:bookmarkStart w:id="34" w:name="f-finance--what-it-costs"/>
-    <w:p>
-      <w:pPr>
-        <w:pStyle w:val="Heading2"/>
-      </w:pPr>
-      <w:r>
-        <w:t xml:space="preserve">F. Finance — what it costs</w:t>
-      </w:r>
-    </w:p>
-    <w:p>
-      <w:pPr>
-        <w:pStyle w:val="FirstParagraph"/>
-      </w:pPr>
-      <w:r>
-        <w:rPr>
-          <w:i/>
-          <w:iCs/>
-        </w:rPr>
-        <w:t xml:space="preserve">Platform team owns the cost model and publishes the rates; finance approves them; projects pay from their budget.</w:t>
-      </w:r>
-    </w:p>
-    <w:bookmarkStart w:id="31" w:name="f1-cost-model-and-unit-rates"/>
-    <w:p>
-      <w:pPr>
-        <w:pStyle w:val="Heading3"/>
-      </w:pPr>
-      <w:r>
-        <w:t xml:space="preserve">F1. Cost model and unit rates</w:t>
-      </w:r>
-    </w:p>
-    <w:p>
-      <w:pPr>
-        <w:pStyle w:val="Compact"/>
-        <w:numPr>
-          <w:ilvl w:val="0"/>
-          <w:numId w:val="1014"/>
-        </w:numPr>
-      </w:pPr>
-      <w:r>
-        <w:rPr>
-          <w:b/>
-          <w:bCs/>
-        </w:rPr>
         <w:t xml:space="preserve">Monthly cost per node</w:t>
       </w:r>
       <w:r>
-        <w:t xml:space="preserve">: hardware amortisation (5 years), power and cooling, rack space and network, Rancher</w:t>
-      </w:r>
-      <w:r>
-        <w:t xml:space="preserve"> </w:t>
-      </w:r>
-      <w:r>
-        <w:t xml:space="preserve">licence (</w:t>
+        <w:t xml:space="preserve">: hardware amortisation (5 years), power and cooling, rack space and network, Rancher licence (</w:t>
       </w:r>
       <w:hyperlink w:anchor="f2-rancher-licence-cpu-cores">
         <w:r>
@@ -3960,37 +3740,273 @@
         <w:pStyle w:val="Compact"/>
         <w:numPr>
           <w:ilvl w:val="0"/>
+          <w:numId w:val="1013"/>
+        </w:numPr>
+      </w:pPr>
+      <w:r>
+        <w:rPr>
+          <w:b/>
+          <w:bCs/>
+        </w:rPr>
+        <w:t xml:space="preserve">Sellable capacity</w:t>
+      </w:r>
+      <w:r>
+        <w:t xml:space="preserve"> </w:t>
+      </w:r>
+      <w:r>
+        <w:t xml:space="preserve">= allocatable − platform components − N+1 reserve, and at most</w:t>
+      </w:r>
+      <w:r>
+        <w:t xml:space="preserve"> </w:t>
+      </w:r>
+      <w:r>
+        <w:rPr>
+          <w:b/>
+          <w:bCs/>
+        </w:rPr>
+        <w:t xml:space="preserve">80 %</w:t>
+      </w:r>
+      <w:r>
+        <w:t xml:space="preserve"> </w:t>
+      </w:r>
+      <w:r>
+        <w:t xml:space="preserve">of allocatable in prod.</w:t>
+      </w:r>
+    </w:p>
+    <w:p>
+      <w:pPr>
+        <w:pStyle w:val="Compact"/>
+        <w:numPr>
+          <w:ilvl w:val="0"/>
+          <w:numId w:val="1013"/>
+        </w:numPr>
+      </w:pPr>
+      <w:r>
+        <w:rPr>
+          <w:b/>
+          <w:bCs/>
+        </w:rPr>
+        <w:t xml:space="preserve">Unit rates</w:t>
+      </w:r>
+      <w:r>
+        <w:t xml:space="preserve"> </w:t>
+      </w:r>
+      <w:r>
+        <w:t xml:space="preserve">= cluster cost ÷ sellable capacity, as</w:t>
+      </w:r>
+      <w:r>
+        <w:t xml:space="preserve"> </w:t>
+      </w:r>
+      <w:r>
+        <w:rPr>
+          <w:b/>
+          <w:bCs/>
+        </w:rPr>
+        <w:t xml:space="preserve">€ per vCPU-month</w:t>
+      </w:r>
+      <w:r>
+        <w:t xml:space="preserve"> </w:t>
+      </w:r>
+      <w:r>
+        <w:t xml:space="preserve">and</w:t>
+      </w:r>
+      <w:r>
+        <w:t xml:space="preserve"> </w:t>
+      </w:r>
+      <w:r>
+        <w:rPr>
+          <w:b/>
+          <w:bCs/>
+        </w:rPr>
+        <w:t xml:space="preserve">€ per GiB-month</w:t>
+      </w:r>
+      <w:r>
+        <w:t xml:space="preserve"> </w:t>
+      </w:r>
+      <w:r>
+        <w:t xml:space="preserve">(cost split between CPU and memory by a fixed ratio), published once a year.</w:t>
+      </w:r>
+    </w:p>
+    <w:p>
+      <w:pPr>
+        <w:pStyle w:val="Compact"/>
+        <w:numPr>
+          <w:ilvl w:val="0"/>
+          <w:numId w:val="1013"/>
+        </w:numPr>
+      </w:pPr>
+      <w:r>
+        <w:rPr>
+          <w:b/>
+          <w:bCs/>
+        </w:rPr>
+        <w:t xml:space="preserve">The reserve is not free</w:t>
+      </w:r>
+      <w:r>
+        <w:t xml:space="preserve">: the N+1 node and the 20 % headroom are paid for through the rates. Nobody is billed for them separately, and nobody can buy them.</w:t>
+      </w:r>
+    </w:p>
+    <w:p>
+      <w:pPr>
+        <w:pStyle w:val="Compact"/>
+        <w:numPr>
+          <w:ilvl w:val="0"/>
+          <w:numId w:val="1013"/>
+        </w:numPr>
+      </w:pPr>
+      <w:r>
+        <w:rPr>
+          <w:b/>
+          <w:bCs/>
+        </w:rPr>
+        <w:t xml:space="preserve">Projects pay for allocated quota</w:t>
+      </w:r>
+      <w:r>
+        <w:t xml:space="preserve">, not for usage (ADR-0002): budgets stay predictable, and giving back unused quota is the way to save.</w:t>
+      </w:r>
+    </w:p>
+    <w:p>
+      <w:pPr>
+        <w:pStyle w:val="Compact"/>
+        <w:numPr>
+          <w:ilvl w:val="0"/>
+          <w:numId w:val="1013"/>
+        </w:numPr>
+      </w:pPr>
+      <w:r>
+        <w:rPr>
+          <w:b/>
+          <w:bCs/>
+        </w:rPr>
+        <w:t xml:space="preserve">Showback every month</w:t>
+      </w:r>
+      <w:r>
+        <w:t xml:space="preserve">: quota vs. requests vs. usage per project, on the same basis for every project.</w:t>
+      </w:r>
+    </w:p>
+    <w:p>
+      <w:pPr>
+        <w:pStyle w:val="Compact"/>
+        <w:numPr>
+          <w:ilvl w:val="0"/>
+          <w:numId w:val="1013"/>
+        </w:numPr>
+      </w:pPr>
+      <w:r>
+        <w:rPr>
+          <w:b/>
+          <w:bCs/>
+        </w:rPr>
+        <w:t xml:space="preserve">Non-prod is cheaper per unit</w:t>
+      </w:r>
+      <w:r>
+        <w:t xml:space="preserve">: dev is overcommitted, so the same hardware sells more quota there.</w:t>
+      </w:r>
+    </w:p>
+    <w:p>
+      <w:pPr>
+        <w:pStyle w:val="Compact"/>
+        <w:numPr>
+          <w:ilvl w:val="0"/>
+          <w:numId w:val="1013"/>
+        </w:numPr>
+      </w:pPr>
+      <w:r>
+        <w:t xml:space="preserve">Shared and platform services are part of the rate unless finance decides to fund them separately (Q12).</w:t>
+      </w:r>
+    </w:p>
+    <w:p>
+      <w:pPr>
+        <w:pStyle w:val="Compact"/>
+        <w:numPr>
+          <w:ilvl w:val="0"/>
+          <w:numId w:val="1013"/>
+        </w:numPr>
+      </w:pPr>
+      <w:r>
+        <w:t xml:space="preserve">Unspent budget is fine; unused quota is not: it blocks capacity that others pay for.</w:t>
+      </w:r>
+    </w:p>
+    <w:bookmarkEnd w:id="97"/>
+    <w:bookmarkStart w:id="101" w:name="f2-rancher-licence-cpu-cores"/>
+    <w:p>
+      <w:pPr>
+        <w:pStyle w:val="Heading3"/>
+      </w:pPr>
+      <w:r>
+        <w:t xml:space="preserve">F2. Rancher licence (CPU cores)</w:t>
+      </w:r>
+    </w:p>
+    <w:p>
+      <w:pPr>
+        <w:pStyle w:val="FirstParagraph"/>
+      </w:pPr>
+      <w:r>
+        <w:drawing>
+          <wp:inline>
+            <wp:extent cx="5280660" cy="314325"/>
+            <wp:effectExtent b="0" l="0" r="0" t="0"/>
+            <wp:docPr descr="Rancher is licensed per CPU core: every core counts, sold or not; memory is licence-free." title="" id="99" name="Picture"/>
+            <a:graphic>
+              <a:graphicData uri="http://schemas.openxmlformats.org/drawingml/2006/picture">
+                <pic:pic>
+                  <pic:nvPicPr>
+                    <pic:cNvPr descr="F2.png" id="100" name="Picture"/>
+                    <pic:cNvPicPr>
+                      <a:picLocks noChangeArrowheads="1" noChangeAspect="1"/>
+                    </pic:cNvPicPr>
+                  </pic:nvPicPr>
+                  <pic:blipFill>
+                    <a:blip r:embed="rId98"/>
+                    <a:stretch>
+                      <a:fillRect/>
+                    </a:stretch>
+                  </pic:blipFill>
+                  <pic:spPr bwMode="auto">
+                    <a:xfrm>
+                      <a:off x="0" y="0"/>
+                      <a:ext cx="5280660" cy="314325"/>
+                    </a:xfrm>
+                    <a:prstGeom prst="rect">
+                      <a:avLst/>
+                    </a:prstGeom>
+                    <a:noFill/>
+                    <a:ln w="9525">
+                      <a:noFill/>
+                      <a:headEnd/>
+                      <a:tailEnd/>
+                    </a:ln>
+                  </pic:spPr>
+                </pic:pic>
+              </a:graphicData>
+            </a:graphic>
+          </wp:inline>
+        </w:drawing>
+      </w:r>
+    </w:p>
+    <w:p>
+      <w:pPr>
+        <w:pStyle w:val="Compact"/>
+        <w:numPr>
+          <w:ilvl w:val="0"/>
           <w:numId w:val="1014"/>
         </w:numPr>
       </w:pPr>
       <w:r>
-        <w:rPr>
-          <w:b/>
-          <w:bCs/>
-        </w:rPr>
-        <w:t xml:space="preserve">Sellable capacity</w:t>
-      </w:r>
-      <w:r>
-        <w:t xml:space="preserve"> </w:t>
-      </w:r>
-      <w:r>
-        <w:t xml:space="preserve">= allocatable − platform components − N+1 reserve, and at most</w:t>
-      </w:r>
-      <w:r>
-        <w:t xml:space="preserve"> </w:t>
-      </w:r>
-      <w:r>
-        <w:rPr>
-          <w:b/>
-          <w:bCs/>
-        </w:rPr>
-        <w:t xml:space="preserve">80 %</w:t>
-      </w:r>
-      <w:r>
-        <w:t xml:space="preserve"> </w:t>
-      </w:r>
-      <w:r>
-        <w:t xml:space="preserve">of allocatable in prod.</w:t>
+        <w:t xml:space="preserve">The Rancher subscription is counted on</w:t>
+      </w:r>
+      <w:r>
+        <w:t xml:space="preserve"> </w:t>
+      </w:r>
+      <w:r>
+        <w:rPr>
+          <w:b/>
+          <w:bCs/>
+        </w:rPr>
+        <w:t xml:space="preserve">CPU cores only</w:t>
+      </w:r>
+      <w:r>
+        <w:t xml:space="preserve">: memory, disk and the number of nodes don't change the licence cost.</w:t>
       </w:r>
     </w:p>
     <w:p>
@@ -4006,51 +4022,10 @@
           <w:b/>
           <w:bCs/>
         </w:rPr>
-        <w:t xml:space="preserve">Unit rates</w:t>
-      </w:r>
-      <w:r>
-        <w:t xml:space="preserve"> </w:t>
-      </w:r>
-      <w:r>
-        <w:t xml:space="preserve">= cluster cost ÷ sellable capacity, as</w:t>
-      </w:r>
-      <w:r>
-        <w:t xml:space="preserve"> </w:t>
-      </w:r>
-      <w:r>
-        <w:rPr>
-          <w:b/>
-          <w:bCs/>
-        </w:rPr>
-        <w:t xml:space="preserve">€ per vCPU-month</w:t>
-      </w:r>
-      <w:r>
-        <w:t xml:space="preserve"> </w:t>
-      </w:r>
-      <w:r>
-        <w:t xml:space="preserve">and</w:t>
-      </w:r>
-      <w:r>
-        <w:t xml:space="preserve"> </w:t>
-      </w:r>
-      <w:r>
-        <w:rPr>
-          <w:b/>
-          <w:bCs/>
-        </w:rPr>
-        <w:t xml:space="preserve">€ per GiB-month</w:t>
-      </w:r>
-      <w:r>
-        <w:t xml:space="preserve"> </w:t>
-      </w:r>
-      <w:r>
-        <w:t xml:space="preserve">(cost split</w:t>
-      </w:r>
-      <w:r>
-        <w:t xml:space="preserve"> </w:t>
-      </w:r>
-      <w:r>
-        <w:t xml:space="preserve">between CPU and memory by a fixed ratio), published once a year.</w:t>
+        <w:t xml:space="preserve">Every core is licensed</w:t>
+      </w:r>
+      <w:r>
+        <w:t xml:space="preserve">, sold or not: the N+1 node and the 20 % reserve cost licence like the rest.</w:t>
       </w:r>
     </w:p>
     <w:p>
@@ -4066,16 +4041,10 @@
           <w:b/>
           <w:bCs/>
         </w:rPr>
-        <w:t xml:space="preserve">The reserve is not free</w:t>
-      </w:r>
-      <w:r>
-        <w:t xml:space="preserve">: the N+1 node and the 20 % headroom are paid for through the rates. Nobody is billed</w:t>
-      </w:r>
-      <w:r>
-        <w:t xml:space="preserve"> </w:t>
-      </w:r>
-      <w:r>
-        <w:t xml:space="preserve">for them separately, and nobody can buy them.</w:t>
+        <w:t xml:space="preserve">Licence cost goes into the CPU rate only</w:t>
+      </w:r>
+      <w:r>
+        <w:t xml:space="preserve">; the memory rate carries no licence.</w:t>
       </w:r>
     </w:p>
     <w:p>
@@ -4091,16 +4060,13 @@
           <w:b/>
           <w:bCs/>
         </w:rPr>
-        <w:t xml:space="preserve">Projects pay for allocated quota</w:t>
-      </w:r>
-      <w:r>
-        <w:t xml:space="preserve">, not for usage (ADR-0002): budgets stay predictable, and giving back unused</w:t>
-      </w:r>
-      <w:r>
-        <w:t xml:space="preserve"> </w:t>
-      </w:r>
-      <w:r>
-        <w:t xml:space="preserve">quota is the way to save.</w:t>
+        <w:t xml:space="preserve">Memory-rich nodes</w:t>
+      </w:r>
+      <w:r>
+        <w:t xml:space="preserve"> </w:t>
+      </w:r>
+      <w:r>
+        <w:t xml:space="preserve">(more GiB per core) give cheaper memory; don't buy cores the projects won't request.</w:t>
       </w:r>
     </w:p>
     <w:p>
@@ -4116,10 +4082,10 @@
           <w:b/>
           <w:bCs/>
         </w:rPr>
-        <w:t xml:space="preserve">Showback every month</w:t>
-      </w:r>
-      <w:r>
-        <w:t xml:space="preserve">: quota vs. requests vs. usage per project, on the same basis for every project.</w:t>
+        <w:t xml:space="preserve">Oversized CPU requests cost twice</w:t>
+      </w:r>
+      <w:r>
+        <w:t xml:space="preserve">: hardware and licence. CPU right-sizing lowers the licence need at renewal.</w:t>
       </w:r>
     </w:p>
     <w:p>
@@ -4135,10 +4101,10 @@
           <w:b/>
           <w:bCs/>
         </w:rPr>
-        <w:t xml:space="preserve">Non-prod is cheaper per unit</w:t>
-      </w:r>
-      <w:r>
-        <w:t xml:space="preserve">: dev is overcommitted, so the same hardware sells more quota there.</w:t>
+        <w:t xml:space="preserve">A new node is a licence step</w:t>
+      </w:r>
+      <w:r>
+        <w:t xml:space="preserve">: all its cores count from day one; plan node purchases with the licence renewal.</w:t>
       </w:r>
     </w:p>
     <w:p>
@@ -4150,29 +4116,64 @@
         </w:numPr>
       </w:pPr>
       <w:r>
-        <w:t xml:space="preserve">Shared and platform services are part of the rate unless finance decides to fund them separately (Q12).</w:t>
-      </w:r>
-    </w:p>
-    <w:p>
-      <w:pPr>
-        <w:pStyle w:val="Compact"/>
-        <w:numPr>
-          <w:ilvl w:val="0"/>
-          <w:numId w:val="1014"/>
-        </w:numPr>
-      </w:pPr>
-      <w:r>
-        <w:t xml:space="preserve">Unspent budget is fine; unused quota is not: it blocks capacity that others pay for.</w:t>
-      </w:r>
-    </w:p>
-    <w:bookmarkEnd w:id="31"/>
-    <w:bookmarkStart w:id="32" w:name="f2-rancher-licence-cpu-cores"/>
+        <w:t xml:space="preserve">To confirm in the contract: physical cores or threads, and whether control plane / etcd nodes count (Q16).</w:t>
+      </w:r>
+    </w:p>
+    <w:bookmarkEnd w:id="101"/>
+    <w:bookmarkStart w:id="105" w:name="X91ca963c339be69ea88cdf46d5570d58a21aba0"/>
     <w:p>
       <w:pPr>
         <w:pStyle w:val="Heading3"/>
       </w:pPr>
       <w:r>
-        <w:t xml:space="preserve">F2. Rancher licence (CPU cores)</w:t>
+        <w:t xml:space="preserve">F3. Cluster size: minimum worker nodes and N+1</w:t>
+      </w:r>
+    </w:p>
+    <w:p>
+      <w:pPr>
+        <w:pStyle w:val="FirstParagraph"/>
+      </w:pPr>
+      <w:r>
+        <w:drawing>
+          <wp:inline>
+            <wp:extent cx="5280660" cy="1917382"/>
+            <wp:effectExtent b="0" l="0" r="0" t="0"/>
+            <wp:docPr descr="Prod: at least 3 worker nodes; from 5 equal nodes on, N+1 fits inside the 20 % reserve." title="" id="103" name="Picture"/>
+            <a:graphic>
+              <a:graphicData uri="http://schemas.openxmlformats.org/drawingml/2006/picture">
+                <pic:pic>
+                  <pic:nvPicPr>
+                    <pic:cNvPr descr="F3.png" id="104" name="Picture"/>
+                    <pic:cNvPicPr>
+                      <a:picLocks noChangeArrowheads="1" noChangeAspect="1"/>
+                    </pic:cNvPicPr>
+                  </pic:nvPicPr>
+                  <pic:blipFill>
+                    <a:blip r:embed="rId102"/>
+                    <a:stretch>
+                      <a:fillRect/>
+                    </a:stretch>
+                  </pic:blipFill>
+                  <pic:spPr bwMode="auto">
+                    <a:xfrm>
+                      <a:off x="0" y="0"/>
+                      <a:ext cx="5280660" cy="1917382"/>
+                    </a:xfrm>
+                    <a:prstGeom prst="rect">
+                      <a:avLst/>
+                    </a:prstGeom>
+                    <a:noFill/>
+                    <a:ln w="9525">
+                      <a:noFill/>
+                      <a:headEnd/>
+                      <a:tailEnd/>
+                    </a:ln>
+                  </pic:spPr>
+                </pic:pic>
+              </a:graphicData>
+            </a:graphic>
+          </wp:inline>
+        </w:drawing>
       </w:r>
     </w:p>
     <w:p>
@@ -4184,26 +4185,23 @@
         </w:numPr>
       </w:pPr>
       <w:r>
-        <w:t xml:space="preserve">The Rancher subscription is counted on</w:t>
-      </w:r>
-      <w:r>
-        <w:t xml:space="preserve"> </w:t>
-      </w:r>
-      <w:r>
-        <w:rPr>
-          <w:b/>
-          <w:bCs/>
-        </w:rPr>
-        <w:t xml:space="preserve">CPU cores only</w:t>
-      </w:r>
-      <w:r>
-        <w:t xml:space="preserve">: memory, disk and the number of nodes don't change the</w:t>
-      </w:r>
-      <w:r>
-        <w:t xml:space="preserve"> </w:t>
-      </w:r>
-      <w:r>
-        <w:t xml:space="preserve">licence cost.</w:t>
+        <w:t xml:space="preserve">The N+1 reserve is</w:t>
+      </w:r>
+      <w:r>
+        <w:t xml:space="preserve"> </w:t>
+      </w:r>
+      <w:r>
+        <w:rPr>
+          <w:b/>
+          <w:bCs/>
+        </w:rPr>
+        <w:t xml:space="preserve">one whole node</w:t>
+      </w:r>
+      <w:r>
+        <w:t xml:space="preserve"> </w:t>
+      </w:r>
+      <w:r>
+        <w:t xml:space="preserve">(hardware and licence): the fewer the nodes, the larger its share.</w:t>
       </w:r>
     </w:p>
     <w:p>
@@ -4215,14 +4213,20 @@
         </w:numPr>
       </w:pPr>
       <w:r>
-        <w:rPr>
-          <w:b/>
-          <w:bCs/>
-        </w:rPr>
-        <w:t xml:space="preserve">Every core is licensed</w:t>
-      </w:r>
-      <w:r>
-        <w:t xml:space="preserve">, sold or not: the N+1 node and the 20 % reserve cost licence like the rest.</w:t>
+        <w:t xml:space="preserve">Sellable share in prod = min((n − 1) ÷ n, 80 %) of allocatable (after platform components): 2 nodes 50 %, 3 nodes 67 %, 4 nodes 75 %,</w:t>
+      </w:r>
+      <w:r>
+        <w:t xml:space="preserve"> </w:t>
+      </w:r>
+      <w:r>
+        <w:rPr>
+          <w:b/>
+          <w:bCs/>
+        </w:rPr>
+        <w:t xml:space="preserve">5 or more 80 %</w:t>
+      </w:r>
+      <w:r>
+        <w:t xml:space="preserve">.</w:t>
       </w:r>
     </w:p>
     <w:p>
@@ -4238,10 +4242,13 @@
           <w:b/>
           <w:bCs/>
         </w:rPr>
-        <w:t xml:space="preserve">Licence cost goes into the CPU rate only</w:t>
-      </w:r>
-      <w:r>
-        <w:t xml:space="preserve">; the memory rate carries no licence.</w:t>
+        <w:t xml:space="preserve">Prod minimum: 3 worker nodes.</w:t>
+      </w:r>
+      <w:r>
+        <w:t xml:space="preserve"> </w:t>
+      </w:r>
+      <w:r>
+        <w:t xml:space="preserve">With 2, half the cluster is reserve, and a drain puts every workload on one node. 3 also lets quorum systems (3 replicas) spread over nodes.</w:t>
       </w:r>
     </w:p>
     <w:p>
@@ -4257,13 +4264,10 @@
           <w:b/>
           <w:bCs/>
         </w:rPr>
-        <w:t xml:space="preserve">Memory-rich nodes</w:t>
-      </w:r>
-      <w:r>
-        <w:t xml:space="preserve"> </w:t>
-      </w:r>
-      <w:r>
-        <w:t xml:space="preserve">(more GiB per core) give cheaper memory; don't buy cores the projects won't request.</w:t>
+        <w:t xml:space="preserve">Prod target: 5 or more equal nodes</w:t>
+      </w:r>
+      <w:r>
+        <w:t xml:space="preserve">: from there the 80 % ceiling, not N+1, is the limit, so the N+1 reserve costs nothing extra.</w:t>
       </w:r>
     </w:p>
     <w:p>
@@ -4279,10 +4283,23 @@
           <w:b/>
           <w:bCs/>
         </w:rPr>
-        <w:t xml:space="preserve">Oversized CPU requests cost twice</w:t>
-      </w:r>
-      <w:r>
-        <w:t xml:space="preserve">: hardware and licence. CPU right-sizing lowers the licence need at renewal.</w:t>
+        <w:t xml:space="preserve">Acc/test</w:t>
+      </w:r>
+      <w:r>
+        <w:t xml:space="preserve">: 3 worker nodes when N+1 is kept (recommended), otherwise 2.</w:t>
+      </w:r>
+      <w:r>
+        <w:t xml:space="preserve"> </w:t>
+      </w:r>
+      <w:r>
+        <w:rPr>
+          <w:b/>
+          <w:bCs/>
+        </w:rPr>
+        <w:t xml:space="preserve">Dev</w:t>
+      </w:r>
+      <w:r>
+        <w:t xml:space="preserve">: at least 2, so a drain doesn't stop the environment.</w:t>
       </w:r>
     </w:p>
     <w:p>
@@ -4291,197 +4308,6 @@
         <w:numPr>
           <w:ilvl w:val="0"/>
           <w:numId w:val="1015"/>
-        </w:numPr>
-      </w:pPr>
-      <w:r>
-        <w:rPr>
-          <w:b/>
-          <w:bCs/>
-        </w:rPr>
-        <w:t xml:space="preserve">A new node is a licence step</w:t>
-      </w:r>
-      <w:r>
-        <w:t xml:space="preserve">: all its cores count from day one; plan node purchases with the licence renewal.</w:t>
-      </w:r>
-    </w:p>
-    <w:p>
-      <w:pPr>
-        <w:pStyle w:val="Compact"/>
-        <w:numPr>
-          <w:ilvl w:val="0"/>
-          <w:numId w:val="1015"/>
-        </w:numPr>
-      </w:pPr>
-      <w:r>
-        <w:t xml:space="preserve">To confirm in the contract: physical cores or threads, and whether control plane / etcd nodes count (Q16).</w:t>
-      </w:r>
-    </w:p>
-    <w:bookmarkEnd w:id="32"/>
-    <w:bookmarkStart w:id="33" w:name="X91ca963c339be69ea88cdf46d5570d58a21aba0"/>
-    <w:p>
-      <w:pPr>
-        <w:pStyle w:val="Heading3"/>
-      </w:pPr>
-      <w:r>
-        <w:t xml:space="preserve">F3. Cluster size: minimum worker nodes and N+1</w:t>
-      </w:r>
-    </w:p>
-    <w:p>
-      <w:pPr>
-        <w:pStyle w:val="Compact"/>
-        <w:numPr>
-          <w:ilvl w:val="0"/>
-          <w:numId w:val="1016"/>
-        </w:numPr>
-      </w:pPr>
-      <w:r>
-        <w:t xml:space="preserve">The N+1 reserve is</w:t>
-      </w:r>
-      <w:r>
-        <w:t xml:space="preserve"> </w:t>
-      </w:r>
-      <w:r>
-        <w:rPr>
-          <w:b/>
-          <w:bCs/>
-        </w:rPr>
-        <w:t xml:space="preserve">one whole node</w:t>
-      </w:r>
-      <w:r>
-        <w:t xml:space="preserve"> </w:t>
-      </w:r>
-      <w:r>
-        <w:t xml:space="preserve">(hardware and licence): the fewer the nodes, the larger its share.</w:t>
-      </w:r>
-    </w:p>
-    <w:p>
-      <w:pPr>
-        <w:pStyle w:val="Compact"/>
-        <w:numPr>
-          <w:ilvl w:val="0"/>
-          <w:numId w:val="1016"/>
-        </w:numPr>
-      </w:pPr>
-      <w:r>
-        <w:t xml:space="preserve">Sellable share in prod = min((n − 1) ÷ n, 80 %) of allocatable (after platform components): 2 nodes 50 %,</w:t>
-      </w:r>
-      <w:r>
-        <w:t xml:space="preserve"> </w:t>
-      </w:r>
-      <w:r>
-        <w:t xml:space="preserve">3 nodes 67 %, 4 nodes 75 %,</w:t>
-      </w:r>
-      <w:r>
-        <w:t xml:space="preserve"> </w:t>
-      </w:r>
-      <w:r>
-        <w:rPr>
-          <w:b/>
-          <w:bCs/>
-        </w:rPr>
-        <w:t xml:space="preserve">5 or more 80 %</w:t>
-      </w:r>
-      <w:r>
-        <w:t xml:space="preserve">.</w:t>
-      </w:r>
-    </w:p>
-    <w:p>
-      <w:pPr>
-        <w:pStyle w:val="Compact"/>
-        <w:numPr>
-          <w:ilvl w:val="0"/>
-          <w:numId w:val="1016"/>
-        </w:numPr>
-      </w:pPr>
-      <w:r>
-        <w:rPr>
-          <w:b/>
-          <w:bCs/>
-        </w:rPr>
-        <w:t xml:space="preserve">Prod minimum: 3 worker nodes.</w:t>
-      </w:r>
-      <w:r>
-        <w:t xml:space="preserve"> </w:t>
-      </w:r>
-      <w:r>
-        <w:t xml:space="preserve">With 2, half the cluster is reserve, and a drain puts every workload on one node.</w:t>
-      </w:r>
-      <w:r>
-        <w:t xml:space="preserve"> </w:t>
-      </w:r>
-      <w:r>
-        <w:t xml:space="preserve">3 also lets quorum systems (3 replicas) spread over nodes.</w:t>
-      </w:r>
-    </w:p>
-    <w:p>
-      <w:pPr>
-        <w:pStyle w:val="Compact"/>
-        <w:numPr>
-          <w:ilvl w:val="0"/>
-          <w:numId w:val="1016"/>
-        </w:numPr>
-      </w:pPr>
-      <w:r>
-        <w:rPr>
-          <w:b/>
-          <w:bCs/>
-        </w:rPr>
-        <w:t xml:space="preserve">Prod target: 5 or more equal nodes</w:t>
-      </w:r>
-      <w:r>
-        <w:t xml:space="preserve">: from there the 80 % ceiling, not N+1, is the limit, so the N+1 reserve costs</w:t>
-      </w:r>
-      <w:r>
-        <w:t xml:space="preserve"> </w:t>
-      </w:r>
-      <w:r>
-        <w:t xml:space="preserve">nothing extra.</w:t>
-      </w:r>
-    </w:p>
-    <w:p>
-      <w:pPr>
-        <w:pStyle w:val="Compact"/>
-        <w:numPr>
-          <w:ilvl w:val="0"/>
-          <w:numId w:val="1016"/>
-        </w:numPr>
-      </w:pPr>
-      <w:r>
-        <w:rPr>
-          <w:b/>
-          <w:bCs/>
-        </w:rPr>
-        <w:t xml:space="preserve">Acc/test</w:t>
-      </w:r>
-      <w:r>
-        <w:t xml:space="preserve">: 3 worker nodes when N+1 is kept (recommended), otherwise 2.</w:t>
-      </w:r>
-      <w:r>
-        <w:t xml:space="preserve"> </w:t>
-      </w:r>
-      <w:r>
-        <w:rPr>
-          <w:b/>
-          <w:bCs/>
-        </w:rPr>
-        <w:t xml:space="preserve">Dev</w:t>
-      </w:r>
-      <w:r>
-        <w:t xml:space="preserve">: at least 2, so a drain doesn't</w:t>
-      </w:r>
-      <w:r>
-        <w:t xml:space="preserve"> </w:t>
-      </w:r>
-      <w:r>
-        <w:t xml:space="preserve">stop the environment.</w:t>
-      </w:r>
-    </w:p>
-    <w:p>
-      <w:pPr>
-        <w:pStyle w:val="Compact"/>
-        <w:numPr>
-          <w:ilvl w:val="0"/>
-          <w:numId w:val="1016"/>
         </w:numPr>
       </w:pPr>
       <w:r>
@@ -4511,7 +4337,7 @@
         <w:pStyle w:val="Compact"/>
         <w:numPr>
           <w:ilvl w:val="0"/>
-          <w:numId w:val="1016"/>
+          <w:numId w:val="1015"/>
         </w:numPr>
       </w:pPr>
       <w:r>
@@ -4525,21 +4351,15 @@
         <w:t xml:space="preserve"> </w:t>
       </w:r>
       <w:r>
-        <w:t xml:space="preserve">either: each node has fixed overhead (OS and kubelet reserves, DaemonSets for CNI,</w:t>
-      </w:r>
-      <w:r>
-        <w:t xml:space="preserve"> </w:t>
-      </w:r>
-      <w:r>
-        <w:t xml:space="preserve">monitoring and logging, rack space, power). Prefer 5–10 equal nodes per prod cluster.</w:t>
-      </w:r>
-    </w:p>
-    <w:p>
-      <w:pPr>
-        <w:pStyle w:val="Compact"/>
-        <w:numPr>
-          <w:ilvl w:val="0"/>
-          <w:numId w:val="1016"/>
+        <w:t xml:space="preserve">either: each node has fixed overhead (OS and kubelet reserves, DaemonSets for CNI, monitoring and logging, rack space, power). Prefer 5–10 equal nodes per prod cluster.</w:t>
+      </w:r>
+    </w:p>
+    <w:p>
+      <w:pPr>
+        <w:pStyle w:val="Compact"/>
+        <w:numPr>
+          <w:ilvl w:val="0"/>
+          <w:numId w:val="1015"/>
         </w:numPr>
       </w:pPr>
       <w:r>
@@ -4575,7 +4395,7 @@
         <w:pStyle w:val="Compact"/>
         <w:numPr>
           <w:ilvl w:val="0"/>
-          <w:numId w:val="1016"/>
+          <w:numId w:val="1015"/>
         </w:numPr>
       </w:pPr>
       <w:r>
@@ -4592,9 +4412,9 @@
         <w:t xml:space="preserve">when the next approved quota would take the cluster above 80 % or turn N+1 red.</w:t>
       </w:r>
     </w:p>
-    <w:bookmarkEnd w:id="33"/>
-    <w:bookmarkEnd w:id="34"/>
-    <w:bookmarkEnd w:id="35"/>
+    <w:bookmarkEnd w:id="105"/>
+    <w:bookmarkEnd w:id="106"/>
+    <w:bookmarkEnd w:id="107"/>
     <w:sectPr>
       <w:footnotePr>
         <w:numRestart w:val="eachSect"/>
@@ -4854,9 +4674,6 @@
     <w:abstractNumId w:val="991"/>
   </w:num>
   <w:num w:numId="1015">
-    <w:abstractNumId w:val="991"/>
-  </w:num>
-  <w:num w:numId="1016">
     <w:abstractNumId w:val="991"/>
   </w:num>
 </w:numbering>
